--- a/Report/Task 9.docx
+++ b/Report/Task 9.docx
@@ -27264,12 +27264,6 @@
     <w:sectPr>
       <w:pgSz w:w="11906" w:h="16838"/>
       <w:pgMar w:top="1440" w:right="1800" w:bottom="1440" w:left="1800" w:header="720" w:footer="720" w:gutter="0"/>
-      <w:pgBorders w:offsetFrom="page">
-        <w:top w:val="thinThickSmallGap" w:sz="24" w:space="24" w:color="auto"/>
-        <w:left w:val="thinThickSmallGap" w:sz="24" w:space="24" w:color="auto"/>
-        <w:bottom w:val="thickThinSmallGap" w:sz="24" w:space="24" w:color="auto"/>
-        <w:right w:val="thickThinSmallGap" w:sz="24" w:space="24" w:color="auto"/>
-      </w:pgBorders>
       <w:cols w:space="720"/>
       <w:bidi/>
       <w:rtlGutter/>

--- a/Report/Task 9.docx
+++ b/Report/Task 9.docx
@@ -407,7 +407,15 @@
         <w:t>:</w:t>
       </w:r>
       <w:r>
-        <w:t xml:space="preserve"> Random shuffling for iterative improvement uses `random_shuffle` without seeding, so results may vary across runs</w:t>
+        <w:t xml:space="preserve"> Random shuffling for iterative improvement uses `</w:t>
+      </w:r>
+      <w:proofErr w:type="spellStart"/>
+      <w:r>
+        <w:t>random_shuffle</w:t>
+      </w:r>
+      <w:proofErr w:type="spellEnd"/>
+      <w:r>
+        <w:t>` without seeding, so results may vary across runs</w:t>
       </w:r>
       <w:r>
         <w:t>.</w:t>
@@ -676,7 +684,15 @@
         <w:jc w:val="both"/>
       </w:pPr>
       <w:r>
-        <w:t>For every pair of distinct clusters i and j, calculate the distance between them using the centroid distance method:</w:t>
+        <w:t xml:space="preserve">For every pair of distinct clusters </w:t>
+      </w:r>
+      <w:proofErr w:type="spellStart"/>
+      <w:r>
+        <w:t>i</w:t>
+      </w:r>
+      <w:proofErr w:type="spellEnd"/>
+      <w:r>
+        <w:t xml:space="preserve"> and j, calculate the distance between them using the centroid distance method:</w:t>
       </w:r>
     </w:p>
     <w:p>
@@ -923,7 +939,15 @@
     </w:p>
     <w:p>
       <w:r>
-        <w:t>function eachPointAsCluster(points):</w:t>
+        <w:t xml:space="preserve">function </w:t>
+      </w:r>
+      <w:proofErr w:type="spellStart"/>
+      <w:r>
+        <w:t>eachPointAsCluster</w:t>
+      </w:r>
+      <w:proofErr w:type="spellEnd"/>
+      <w:r>
+        <w:t>(points):</w:t>
       </w:r>
     </w:p>
     <w:p>
@@ -938,39 +962,157 @@
     </w:p>
     <w:p>
       <w:r>
-        <w:t xml:space="preserve">        clusters.append([point])   // singleton cluster</w:t>
-      </w:r>
-    </w:p>
-    <w:p>
-      <w:r>
-        <w:t xml:space="preserve">    return clusters</w:t>
-      </w:r>
+        <w:t xml:space="preserve">        </w:t>
+      </w:r>
+      <w:proofErr w:type="spellStart"/>
+      <w:proofErr w:type="gramStart"/>
+      <w:r>
+        <w:t>clusters.append</w:t>
+      </w:r>
+      <w:proofErr w:type="spellEnd"/>
+      <w:proofErr w:type="gramEnd"/>
+      <w:r>
+        <w:t>([point])   // singleton cluster</w:t>
+      </w:r>
+    </w:p>
+    <w:p>
+      <w:r>
+        <w:t xml:space="preserve">    return </w:t>
+      </w:r>
+      <w:proofErr w:type="gramStart"/>
+      <w:r>
+        <w:t>clusters</w:t>
+      </w:r>
+      <w:proofErr w:type="gramEnd"/>
     </w:p>
     <w:p/>
     <w:p>
       <w:r>
-        <w:t xml:space="preserve">function clusterDistance(clusterA, clusterB):    </w:t>
-      </w:r>
-    </w:p>
-    <w:p>
-      <w:r>
-        <w:t xml:space="preserve">    centroidA &lt;- computeCentroid(clusterA)</w:t>
-      </w:r>
-    </w:p>
-    <w:p>
-      <w:r>
-        <w:t xml:space="preserve">    centroidB &lt;- computeCentroid(clusterB)</w:t>
-      </w:r>
-    </w:p>
-    <w:p>
-      <w:r>
-        <w:t xml:space="preserve">    return distance(centroidA, centroidB)</w:t>
+        <w:t xml:space="preserve">function </w:t>
+      </w:r>
+      <w:proofErr w:type="spellStart"/>
+      <w:proofErr w:type="gramStart"/>
+      <w:r>
+        <w:t>clusterDistance</w:t>
+      </w:r>
+      <w:proofErr w:type="spellEnd"/>
+      <w:r>
+        <w:t>(</w:t>
+      </w:r>
+      <w:proofErr w:type="spellStart"/>
+      <w:proofErr w:type="gramEnd"/>
+      <w:r>
+        <w:t>clusterA</w:t>
+      </w:r>
+      <w:proofErr w:type="spellEnd"/>
+      <w:r>
+        <w:t xml:space="preserve">, </w:t>
+      </w:r>
+      <w:proofErr w:type="spellStart"/>
+      <w:r>
+        <w:t>clusterB</w:t>
+      </w:r>
+      <w:proofErr w:type="spellEnd"/>
+      <w:r>
+        <w:t xml:space="preserve">):    </w:t>
+      </w:r>
+    </w:p>
+    <w:p>
+      <w:r>
+        <w:t xml:space="preserve">    </w:t>
+      </w:r>
+      <w:proofErr w:type="spellStart"/>
+      <w:r>
+        <w:t>centroidA</w:t>
+      </w:r>
+      <w:proofErr w:type="spellEnd"/>
+      <w:r>
+        <w:t xml:space="preserve"> &lt;- </w:t>
+      </w:r>
+      <w:proofErr w:type="spellStart"/>
+      <w:r>
+        <w:t>computeCentroid</w:t>
+      </w:r>
+      <w:proofErr w:type="spellEnd"/>
+      <w:r>
+        <w:t>(</w:t>
+      </w:r>
+      <w:proofErr w:type="spellStart"/>
+      <w:r>
+        <w:t>clusterA</w:t>
+      </w:r>
+      <w:proofErr w:type="spellEnd"/>
+      <w:r>
+        <w:t>)</w:t>
+      </w:r>
+    </w:p>
+    <w:p>
+      <w:r>
+        <w:t xml:space="preserve">    </w:t>
+      </w:r>
+      <w:proofErr w:type="spellStart"/>
+      <w:r>
+        <w:t>centroidB</w:t>
+      </w:r>
+      <w:proofErr w:type="spellEnd"/>
+      <w:r>
+        <w:t xml:space="preserve"> &lt;- </w:t>
+      </w:r>
+      <w:proofErr w:type="spellStart"/>
+      <w:r>
+        <w:t>computeCentroid</w:t>
+      </w:r>
+      <w:proofErr w:type="spellEnd"/>
+      <w:r>
+        <w:t>(</w:t>
+      </w:r>
+      <w:proofErr w:type="spellStart"/>
+      <w:r>
+        <w:t>clusterB</w:t>
+      </w:r>
+      <w:proofErr w:type="spellEnd"/>
+      <w:r>
+        <w:t>)</w:t>
+      </w:r>
+    </w:p>
+    <w:p>
+      <w:r>
+        <w:t xml:space="preserve">    return </w:t>
+      </w:r>
+      <w:proofErr w:type="gramStart"/>
+      <w:r>
+        <w:t>distance(</w:t>
+      </w:r>
+      <w:proofErr w:type="spellStart"/>
+      <w:proofErr w:type="gramEnd"/>
+      <w:r>
+        <w:t>centroidA</w:t>
+      </w:r>
+      <w:proofErr w:type="spellEnd"/>
+      <w:r>
+        <w:t xml:space="preserve">, </w:t>
+      </w:r>
+      <w:proofErr w:type="spellStart"/>
+      <w:r>
+        <w:t>centroidB</w:t>
+      </w:r>
+      <w:proofErr w:type="spellEnd"/>
+      <w:r>
+        <w:t>)</w:t>
       </w:r>
     </w:p>
     <w:p/>
     <w:p>
       <w:r>
-        <w:t xml:space="preserve">function computeCentroid(cluster): </w:t>
+        <w:t xml:space="preserve">function </w:t>
+      </w:r>
+      <w:proofErr w:type="spellStart"/>
+      <w:r>
+        <w:t>computeCentroid</w:t>
+      </w:r>
+      <w:proofErr w:type="spellEnd"/>
+      <w:r>
+        <w:t xml:space="preserve">(cluster): </w:t>
       </w:r>
     </w:p>
     <w:p>
@@ -985,7 +1127,15 @@
     </w:p>
     <w:p>
       <w:r>
-        <w:t xml:space="preserve">        return Point(0, 0)</w:t>
+        <w:t xml:space="preserve">        return </w:t>
+      </w:r>
+      <w:proofErr w:type="gramStart"/>
+      <w:r>
+        <w:t>Point(</w:t>
+      </w:r>
+      <w:proofErr w:type="gramEnd"/>
+      <w:r>
+        <w:t>0, 0)</w:t>
       </w:r>
     </w:p>
     <w:p>
@@ -995,12 +1145,28 @@
     </w:p>
     <w:p>
       <w:r>
-        <w:t xml:space="preserve">    sumX &lt;- 0</w:t>
-      </w:r>
-    </w:p>
-    <w:p>
-      <w:r>
-        <w:t xml:space="preserve">    sumY &lt;-</w:t>
+        <w:t xml:space="preserve">    </w:t>
+      </w:r>
+      <w:proofErr w:type="spellStart"/>
+      <w:r>
+        <w:t>sumX</w:t>
+      </w:r>
+      <w:proofErr w:type="spellEnd"/>
+      <w:r>
+        <w:t xml:space="preserve"> &lt;- 0</w:t>
+      </w:r>
+    </w:p>
+    <w:p>
+      <w:r>
+        <w:t xml:space="preserve">    </w:t>
+      </w:r>
+      <w:proofErr w:type="spellStart"/>
+      <w:r>
+        <w:t>sumY</w:t>
+      </w:r>
+      <w:proofErr w:type="spellEnd"/>
+      <w:r>
+        <w:t xml:space="preserve"> &lt;-</w:t>
       </w:r>
       <w:r>
         <w:rPr>
@@ -1020,23 +1186,109 @@
     </w:p>
     <w:p>
       <w:r>
-        <w:t xml:space="preserve">        sumX &lt;- sumX + point.x</w:t>
-      </w:r>
-    </w:p>
-    <w:p>
-      <w:r>
-        <w:t xml:space="preserve">        sumY &lt;- sumY + point.y</w:t>
-      </w:r>
-    </w:p>
-    <w:p>
-      <w:r>
-        <w:t xml:space="preserve">    return Point(sumX / length(cluster), sumY / length(cluster))</w:t>
+        <w:t xml:space="preserve">        </w:t>
+      </w:r>
+      <w:proofErr w:type="spellStart"/>
+      <w:r>
+        <w:t>sumX</w:t>
+      </w:r>
+      <w:proofErr w:type="spellEnd"/>
+      <w:r>
+        <w:t xml:space="preserve"> &lt;- </w:t>
+      </w:r>
+      <w:proofErr w:type="spellStart"/>
+      <w:r>
+        <w:t>sumX</w:t>
+      </w:r>
+      <w:proofErr w:type="spellEnd"/>
+      <w:r>
+        <w:t xml:space="preserve"> + </w:t>
+      </w:r>
+      <w:proofErr w:type="spellStart"/>
+      <w:r>
+        <w:t>point.x</w:t>
+      </w:r>
+      <w:proofErr w:type="spellEnd"/>
+    </w:p>
+    <w:p>
+      <w:r>
+        <w:t xml:space="preserve">        </w:t>
+      </w:r>
+      <w:proofErr w:type="spellStart"/>
+      <w:r>
+        <w:t>sumY</w:t>
+      </w:r>
+      <w:proofErr w:type="spellEnd"/>
+      <w:r>
+        <w:t xml:space="preserve"> &lt;- </w:t>
+      </w:r>
+      <w:proofErr w:type="spellStart"/>
+      <w:r>
+        <w:t>sumY</w:t>
+      </w:r>
+      <w:proofErr w:type="spellEnd"/>
+      <w:r>
+        <w:t xml:space="preserve"> + </w:t>
+      </w:r>
+      <w:proofErr w:type="spellStart"/>
+      <w:proofErr w:type="gramStart"/>
+      <w:r>
+        <w:t>point.y</w:t>
+      </w:r>
+      <w:proofErr w:type="spellEnd"/>
+      <w:proofErr w:type="gramEnd"/>
+    </w:p>
+    <w:p>
+      <w:r>
+        <w:t xml:space="preserve">    return </w:t>
+      </w:r>
+      <w:proofErr w:type="gramStart"/>
+      <w:r>
+        <w:t>Point(</w:t>
+      </w:r>
+      <w:proofErr w:type="spellStart"/>
+      <w:proofErr w:type="gramEnd"/>
+      <w:r>
+        <w:t>sumX</w:t>
+      </w:r>
+      <w:proofErr w:type="spellEnd"/>
+      <w:r>
+        <w:t xml:space="preserve"> / length(cluster), </w:t>
+      </w:r>
+      <w:proofErr w:type="spellStart"/>
+      <w:r>
+        <w:t>sumY</w:t>
+      </w:r>
+      <w:proofErr w:type="spellEnd"/>
+      <w:r>
+        <w:t xml:space="preserve"> / length(cluster))</w:t>
       </w:r>
     </w:p>
     <w:p/>
     <w:p>
       <w:r>
-        <w:t>function distance(pointA, pointB):</w:t>
+        <w:t xml:space="preserve">function </w:t>
+      </w:r>
+      <w:proofErr w:type="gramStart"/>
+      <w:r>
+        <w:t>distance(</w:t>
+      </w:r>
+      <w:proofErr w:type="spellStart"/>
+      <w:proofErr w:type="gramEnd"/>
+      <w:r>
+        <w:t>pointA</w:t>
+      </w:r>
+      <w:proofErr w:type="spellEnd"/>
+      <w:r>
+        <w:t xml:space="preserve">, </w:t>
+      </w:r>
+      <w:proofErr w:type="spellStart"/>
+      <w:r>
+        <w:t>pointB</w:t>
+      </w:r>
+      <w:proofErr w:type="spellEnd"/>
+      <w:r>
+        <w:t>):</w:t>
       </w:r>
     </w:p>
     <w:p>
@@ -1046,23 +1298,94 @@
     </w:p>
     <w:p>
       <w:r>
-        <w:t xml:space="preserve">    dx = pointA.x - pointB.x</w:t>
-      </w:r>
-    </w:p>
-    <w:p>
-      <w:r>
-        <w:t xml:space="preserve">    dy = pointA.y - pointB.y</w:t>
-      </w:r>
-    </w:p>
-    <w:p>
-      <w:r>
-        <w:t xml:space="preserve">    return sqrt(dx*dx + dy*dy)</w:t>
+        <w:t xml:space="preserve">    dx = </w:t>
+      </w:r>
+      <w:proofErr w:type="spellStart"/>
+      <w:r>
+        <w:t>pointA.x</w:t>
+      </w:r>
+      <w:proofErr w:type="spellEnd"/>
+      <w:r>
+        <w:t xml:space="preserve"> - </w:t>
+      </w:r>
+      <w:proofErr w:type="spellStart"/>
+      <w:r>
+        <w:t>pointB.x</w:t>
+      </w:r>
+      <w:proofErr w:type="spellEnd"/>
+    </w:p>
+    <w:p>
+      <w:r>
+        <w:t xml:space="preserve">    </w:t>
+      </w:r>
+      <w:proofErr w:type="spellStart"/>
+      <w:r>
+        <w:t>dy</w:t>
+      </w:r>
+      <w:proofErr w:type="spellEnd"/>
+      <w:r>
+        <w:t xml:space="preserve"> = </w:t>
+      </w:r>
+      <w:proofErr w:type="spellStart"/>
+      <w:r>
+        <w:t>pointA.y</w:t>
+      </w:r>
+      <w:proofErr w:type="spellEnd"/>
+      <w:r>
+        <w:t xml:space="preserve"> - </w:t>
+      </w:r>
+      <w:proofErr w:type="spellStart"/>
+      <w:r>
+        <w:t>pointB.y</w:t>
+      </w:r>
+      <w:proofErr w:type="spellEnd"/>
+    </w:p>
+    <w:p>
+      <w:r>
+        <w:t xml:space="preserve">    return </w:t>
+      </w:r>
+      <w:proofErr w:type="gramStart"/>
+      <w:r>
+        <w:t>sqrt(</w:t>
+      </w:r>
+      <w:proofErr w:type="gramEnd"/>
+      <w:r>
+        <w:t xml:space="preserve">dx*dx + </w:t>
+      </w:r>
+      <w:proofErr w:type="spellStart"/>
+      <w:r>
+        <w:t>dy</w:t>
+      </w:r>
+      <w:proofErr w:type="spellEnd"/>
+      <w:r>
+        <w:t>*</w:t>
+      </w:r>
+      <w:proofErr w:type="spellStart"/>
+      <w:r>
+        <w:t>dy</w:t>
+      </w:r>
+      <w:proofErr w:type="spellEnd"/>
+      <w:r>
+        <w:t>)</w:t>
       </w:r>
     </w:p>
     <w:p>
       <w:r>
         <w:lastRenderedPageBreak/>
-        <w:t>function isBaseCase(points, k):</w:t>
+        <w:t xml:space="preserve">function </w:t>
+      </w:r>
+      <w:proofErr w:type="spellStart"/>
+      <w:proofErr w:type="gramStart"/>
+      <w:r>
+        <w:t>isBaseCase</w:t>
+      </w:r>
+      <w:proofErr w:type="spellEnd"/>
+      <w:r>
+        <w:t>(</w:t>
+      </w:r>
+      <w:proofErr w:type="gramEnd"/>
+      <w:r>
+        <w:t>points, k):</w:t>
       </w:r>
     </w:p>
     <w:p>
@@ -1084,7 +1407,20 @@
     </w:p>
     <w:p>
       <w:r>
-        <w:t xml:space="preserve">function bruteForceClusters(points, k):    </w:t>
+        <w:t xml:space="preserve">function </w:t>
+      </w:r>
+      <w:proofErr w:type="spellStart"/>
+      <w:proofErr w:type="gramStart"/>
+      <w:r>
+        <w:t>bruteForceClusters</w:t>
+      </w:r>
+      <w:proofErr w:type="spellEnd"/>
+      <w:r>
+        <w:t>(</w:t>
+      </w:r>
+      <w:proofErr w:type="gramEnd"/>
+      <w:r>
+        <w:t xml:space="preserve">points, k):    </w:t>
       </w:r>
     </w:p>
     <w:p>
@@ -1110,7 +1446,15 @@
     </w:p>
     <w:p>
       <w:r>
-        <w:t xml:space="preserve">        return eachPointAsCluster(points)</w:t>
+        <w:t xml:space="preserve">        return </w:t>
+      </w:r>
+      <w:proofErr w:type="spellStart"/>
+      <w:r>
+        <w:t>eachPointAsCluster</w:t>
+      </w:r>
+      <w:proofErr w:type="spellEnd"/>
+      <w:r>
+        <w:t>(points)</w:t>
       </w:r>
     </w:p>
     <w:p/>
@@ -1121,7 +1465,15 @@
     </w:p>
     <w:p>
       <w:r>
-        <w:t xml:space="preserve">    allAssignments </w:t>
+        <w:t xml:space="preserve">    </w:t>
+      </w:r>
+      <w:proofErr w:type="spellStart"/>
+      <w:r>
+        <w:t>allAssignments</w:t>
+      </w:r>
+      <w:proofErr w:type="spellEnd"/>
+      <w:r>
+        <w:t xml:space="preserve"> </w:t>
       </w:r>
       <w:r>
         <w:t>&lt;-</w:t>
@@ -1149,13 +1501,34 @@
     </w:p>
     <w:p>
       <w:r>
-        <w:t xml:space="preserve">    generateAllCombinations(points, 0, combination, k, 0, allAssignments)</w:t>
-      </w:r>
-    </w:p>
-    <w:p>
-      <w:r>
         <w:t xml:space="preserve">    </w:t>
       </w:r>
+      <w:proofErr w:type="spellStart"/>
+      <w:proofErr w:type="gramStart"/>
+      <w:r>
+        <w:t>generateAllCombinations</w:t>
+      </w:r>
+      <w:proofErr w:type="spellEnd"/>
+      <w:r>
+        <w:t>(</w:t>
+      </w:r>
+      <w:proofErr w:type="gramEnd"/>
+      <w:r>
+        <w:t xml:space="preserve">points, 0, combination, k, 0, </w:t>
+      </w:r>
+      <w:proofErr w:type="spellStart"/>
+      <w:r>
+        <w:t>allAssignments</w:t>
+      </w:r>
+      <w:proofErr w:type="spellEnd"/>
+      <w:r>
+        <w:t>)</w:t>
+      </w:r>
+    </w:p>
+    <w:p>
+      <w:r>
+        <w:t xml:space="preserve">    </w:t>
+      </w:r>
     </w:p>
     <w:p>
       <w:r>
@@ -1164,7 +1537,15 @@
     </w:p>
     <w:p>
       <w:r>
-        <w:t xml:space="preserve">    bestScore </w:t>
+        <w:t xml:space="preserve">    </w:t>
+      </w:r>
+      <w:proofErr w:type="spellStart"/>
+      <w:r>
+        <w:t>bestScore</w:t>
+      </w:r>
+      <w:proofErr w:type="spellEnd"/>
+      <w:r>
+        <w:t xml:space="preserve"> </w:t>
       </w:r>
       <w:r>
         <w:t xml:space="preserve">&lt;- </w:t>
@@ -1175,7 +1556,15 @@
     </w:p>
     <w:p>
       <w:r>
-        <w:t xml:space="preserve">    bestAssignment </w:t>
+        <w:t xml:space="preserve">    </w:t>
+      </w:r>
+      <w:proofErr w:type="spellStart"/>
+      <w:r>
+        <w:t>bestAssignment</w:t>
+      </w:r>
+      <w:proofErr w:type="spellEnd"/>
+      <w:r>
+        <w:t xml:space="preserve"> </w:t>
       </w:r>
       <w:r>
         <w:t>&lt;-</w:t>
@@ -1197,7 +1586,15 @@
         <w:t>combination</w:t>
       </w:r>
       <w:r>
-        <w:t xml:space="preserve"> in allAssignments:</w:t>
+        <w:t xml:space="preserve"> in </w:t>
+      </w:r>
+      <w:proofErr w:type="spellStart"/>
+      <w:r>
+        <w:t>allAssignments</w:t>
+      </w:r>
+      <w:proofErr w:type="spellEnd"/>
+      <w:r>
+        <w:t>:</w:t>
       </w:r>
     </w:p>
     <w:p>
@@ -1208,7 +1605,20 @@
         <w:t>&lt;-</w:t>
       </w:r>
       <w:r>
-        <w:t xml:space="preserve"> calculatePartitionScore(points, </w:t>
+        <w:t xml:space="preserve"> </w:t>
+      </w:r>
+      <w:proofErr w:type="spellStart"/>
+      <w:proofErr w:type="gramStart"/>
+      <w:r>
+        <w:t>calculatePartitionScore</w:t>
+      </w:r>
+      <w:proofErr w:type="spellEnd"/>
+      <w:r>
+        <w:t>(</w:t>
+      </w:r>
+      <w:proofErr w:type="gramEnd"/>
+      <w:r>
+        <w:t xml:space="preserve">points, </w:t>
       </w:r>
       <w:r>
         <w:t>combination</w:t>
@@ -1219,12 +1629,28 @@
     </w:p>
     <w:p>
       <w:r>
-        <w:t xml:space="preserve">        if score &lt; bestScore:</w:t>
-      </w:r>
-    </w:p>
-    <w:p>
-      <w:r>
-        <w:t xml:space="preserve">            bestScore </w:t>
+        <w:t xml:space="preserve">        if score &lt; </w:t>
+      </w:r>
+      <w:proofErr w:type="spellStart"/>
+      <w:r>
+        <w:t>bestScore</w:t>
+      </w:r>
+      <w:proofErr w:type="spellEnd"/>
+      <w:r>
+        <w:t>:</w:t>
+      </w:r>
+    </w:p>
+    <w:p>
+      <w:r>
+        <w:t xml:space="preserve">            </w:t>
+      </w:r>
+      <w:proofErr w:type="spellStart"/>
+      <w:r>
+        <w:t>bestScore</w:t>
+      </w:r>
+      <w:proofErr w:type="spellEnd"/>
+      <w:r>
+        <w:t xml:space="preserve"> </w:t>
       </w:r>
       <w:r>
         <w:t>&lt;-</w:t>
@@ -1235,7 +1661,15 @@
     </w:p>
     <w:p>
       <w:r>
-        <w:t xml:space="preserve">            bestAssignment </w:t>
+        <w:t xml:space="preserve">            </w:t>
+      </w:r>
+      <w:proofErr w:type="spellStart"/>
+      <w:r>
+        <w:t>bestAssignment</w:t>
+      </w:r>
+      <w:proofErr w:type="spellEnd"/>
+      <w:r>
+        <w:t xml:space="preserve"> </w:t>
       </w:r>
       <w:r>
         <w:t>&lt;-</w:t>
@@ -1270,7 +1704,15 @@
     </w:p>
     <w:p>
       <w:r>
-        <w:t xml:space="preserve">    for i </w:t>
+        <w:t xml:space="preserve">    for </w:t>
+      </w:r>
+      <w:proofErr w:type="spellStart"/>
+      <w:r>
+        <w:t>i</w:t>
+      </w:r>
+      <w:proofErr w:type="spellEnd"/>
+      <w:r>
+        <w:t xml:space="preserve"> </w:t>
       </w:r>
       <w:r>
         <w:t>&lt;-</w:t>
@@ -1287,24 +1729,103 @@
     </w:p>
     <w:p>
       <w:r>
-        <w:t xml:space="preserve">        clusterId = bestAssignment[i]</w:t>
-      </w:r>
-    </w:p>
-    <w:p>
-      <w:r>
-        <w:t xml:space="preserve">        clusters[clusterId].append(points[i])    </w:t>
-      </w:r>
-    </w:p>
-    <w:p>
-      <w:r>
-        <w:t xml:space="preserve">    return clusters</w:t>
-      </w:r>
+        <w:t xml:space="preserve">        </w:t>
+      </w:r>
+      <w:proofErr w:type="spellStart"/>
+      <w:r>
+        <w:t>clusterId</w:t>
+      </w:r>
+      <w:proofErr w:type="spellEnd"/>
+      <w:r>
+        <w:t xml:space="preserve"> = </w:t>
+      </w:r>
+      <w:proofErr w:type="spellStart"/>
+      <w:r>
+        <w:t>bestAssignment</w:t>
+      </w:r>
+      <w:proofErr w:type="spellEnd"/>
+      <w:r>
+        <w:t>[</w:t>
+      </w:r>
+      <w:proofErr w:type="spellStart"/>
+      <w:r>
+        <w:t>i</w:t>
+      </w:r>
+      <w:proofErr w:type="spellEnd"/>
+      <w:r>
+        <w:t>]</w:t>
+      </w:r>
+    </w:p>
+    <w:p>
+      <w:r>
+        <w:t xml:space="preserve">        clusters[</w:t>
+      </w:r>
+      <w:proofErr w:type="spellStart"/>
+      <w:r>
+        <w:t>clusterId</w:t>
+      </w:r>
+      <w:proofErr w:type="spellEnd"/>
+      <w:proofErr w:type="gramStart"/>
+      <w:r>
+        <w:t>].append</w:t>
+      </w:r>
+      <w:proofErr w:type="gramEnd"/>
+      <w:r>
+        <w:t>(points[</w:t>
+      </w:r>
+      <w:proofErr w:type="spellStart"/>
+      <w:r>
+        <w:t>i</w:t>
+      </w:r>
+      <w:proofErr w:type="spellEnd"/>
+      <w:r>
+        <w:t xml:space="preserve">])    </w:t>
+      </w:r>
+    </w:p>
+    <w:p>
+      <w:r>
+        <w:t xml:space="preserve">    return </w:t>
+      </w:r>
+      <w:proofErr w:type="gramStart"/>
+      <w:r>
+        <w:t>clusters</w:t>
+      </w:r>
+      <w:proofErr w:type="gramEnd"/>
     </w:p>
     <w:p/>
     <w:p>
       <w:r>
         <w:lastRenderedPageBreak/>
-        <w:t>function generateAllCombinations(points, index, combination, k, usedClusters, allAssignments):</w:t>
+        <w:t xml:space="preserve">function </w:t>
+      </w:r>
+      <w:proofErr w:type="spellStart"/>
+      <w:proofErr w:type="gramStart"/>
+      <w:r>
+        <w:t>generateAllCombinations</w:t>
+      </w:r>
+      <w:proofErr w:type="spellEnd"/>
+      <w:r>
+        <w:t>(</w:t>
+      </w:r>
+      <w:proofErr w:type="gramEnd"/>
+      <w:r>
+        <w:t xml:space="preserve">points, index, combination, k, </w:t>
+      </w:r>
+      <w:proofErr w:type="spellStart"/>
+      <w:r>
+        <w:t>usedClusters</w:t>
+      </w:r>
+      <w:proofErr w:type="spellEnd"/>
+      <w:r>
+        <w:t xml:space="preserve">, </w:t>
+      </w:r>
+      <w:proofErr w:type="spellStart"/>
+      <w:r>
+        <w:t>allAssignments</w:t>
+      </w:r>
+      <w:proofErr w:type="spellEnd"/>
+      <w:r>
+        <w:t>):</w:t>
       </w:r>
     </w:p>
     <w:p>
@@ -1331,14 +1852,27 @@
     </w:p>
     <w:p>
       <w:r>
-        <w:t xml:space="preserve">    neededClusters </w:t>
+        <w:t xml:space="preserve">    </w:t>
+      </w:r>
+      <w:proofErr w:type="spellStart"/>
+      <w:r>
+        <w:t>neededClusters</w:t>
+      </w:r>
+      <w:proofErr w:type="spellEnd"/>
+      <w:r>
+        <w:t xml:space="preserve"> </w:t>
       </w:r>
       <w:r>
         <w:t>&lt;-</w:t>
       </w:r>
       <w:r>
-        <w:t xml:space="preserve"> k - usedClusters</w:t>
-      </w:r>
+        <w:t xml:space="preserve"> k - </w:t>
+      </w:r>
+      <w:proofErr w:type="spellStart"/>
+      <w:r>
+        <w:t>usedClusters</w:t>
+      </w:r>
+      <w:proofErr w:type="spellEnd"/>
     </w:p>
     <w:p>
       <w:r>
@@ -1352,7 +1886,15 @@
     </w:p>
     <w:p>
       <w:r>
-        <w:t xml:space="preserve">    if remaining &lt; neededClusters:</w:t>
+        <w:t xml:space="preserve">    if remaining &lt; </w:t>
+      </w:r>
+      <w:proofErr w:type="spellStart"/>
+      <w:r>
+        <w:t>neededClusters</w:t>
+      </w:r>
+      <w:proofErr w:type="spellEnd"/>
+      <w:r>
+        <w:t>:</w:t>
       </w:r>
     </w:p>
     <w:p>
@@ -1372,12 +1914,28 @@
     </w:p>
     <w:p>
       <w:r>
-        <w:t xml:space="preserve">        if usedClusters = k:   // only keep full cluster assignments</w:t>
-      </w:r>
-    </w:p>
-    <w:p>
-      <w:r>
-        <w:t xml:space="preserve">            allAssignments.append(copy of combination)</w:t>
+        <w:t xml:space="preserve">        if </w:t>
+      </w:r>
+      <w:proofErr w:type="spellStart"/>
+      <w:r>
+        <w:t>usedClusters</w:t>
+      </w:r>
+      <w:proofErr w:type="spellEnd"/>
+      <w:r>
+        <w:t xml:space="preserve"> = k:   // only keep full cluster assignments</w:t>
+      </w:r>
+    </w:p>
+    <w:p>
+      <w:r>
+        <w:t xml:space="preserve">            </w:t>
+      </w:r>
+      <w:proofErr w:type="spellStart"/>
+      <w:r>
+        <w:t>allAssignments.append</w:t>
+      </w:r>
+      <w:proofErr w:type="spellEnd"/>
+      <w:r>
+        <w:t>(copy of combination)</w:t>
       </w:r>
     </w:p>
     <w:p>
@@ -1413,7 +1971,28 @@
     </w:p>
     <w:p>
       <w:r>
-        <w:t xml:space="preserve">        generateAllCombinations(points, index+1, combination, k, 1, allAssignments)</w:t>
+        <w:t xml:space="preserve">        </w:t>
+      </w:r>
+      <w:proofErr w:type="spellStart"/>
+      <w:proofErr w:type="gramStart"/>
+      <w:r>
+        <w:t>generateAllCombinations</w:t>
+      </w:r>
+      <w:proofErr w:type="spellEnd"/>
+      <w:r>
+        <w:t>(</w:t>
+      </w:r>
+      <w:proofErr w:type="gramEnd"/>
+      <w:r>
+        <w:t xml:space="preserve">points, index+1, combination, k, 1, </w:t>
+      </w:r>
+      <w:proofErr w:type="spellStart"/>
+      <w:r>
+        <w:t>allAssignments</w:t>
+      </w:r>
+      <w:proofErr w:type="spellEnd"/>
+      <w:r>
+        <w:t>)</w:t>
       </w:r>
     </w:p>
     <w:p>
@@ -1455,7 +2034,36 @@
     </w:p>
     <w:p>
       <w:r>
-        <w:t xml:space="preserve">        generateAllCombinations(points, index+1, combination, k, usedClusters, allAssignments)</w:t>
+        <w:t xml:space="preserve">        </w:t>
+      </w:r>
+      <w:proofErr w:type="spellStart"/>
+      <w:proofErr w:type="gramStart"/>
+      <w:r>
+        <w:t>generateAllCombinations</w:t>
+      </w:r>
+      <w:proofErr w:type="spellEnd"/>
+      <w:r>
+        <w:t>(</w:t>
+      </w:r>
+      <w:proofErr w:type="gramEnd"/>
+      <w:r>
+        <w:t xml:space="preserve">points, index+1, combination, k, </w:t>
+      </w:r>
+      <w:proofErr w:type="spellStart"/>
+      <w:r>
+        <w:t>usedClusters</w:t>
+      </w:r>
+      <w:proofErr w:type="spellEnd"/>
+      <w:r>
+        <w:t xml:space="preserve">, </w:t>
+      </w:r>
+      <w:proofErr w:type="spellStart"/>
+      <w:r>
+        <w:t>allAssignments</w:t>
+      </w:r>
+      <w:proofErr w:type="spellEnd"/>
+      <w:r>
+        <w:t>)</w:t>
       </w:r>
     </w:p>
     <w:p>
@@ -1470,7 +2078,15 @@
     </w:p>
     <w:p>
       <w:r>
-        <w:t xml:space="preserve">    if usedClusters &lt; k:</w:t>
+        <w:t xml:space="preserve">    if </w:t>
+      </w:r>
+      <w:proofErr w:type="spellStart"/>
+      <w:r>
+        <w:t>usedClusters</w:t>
+      </w:r>
+      <w:proofErr w:type="spellEnd"/>
+      <w:r>
+        <w:t xml:space="preserve"> &lt; k:</w:t>
       </w:r>
     </w:p>
     <w:p>
@@ -1481,19 +2097,58 @@
         <w:t>&lt;-</w:t>
       </w:r>
       <w:r>
-        <w:t xml:space="preserve"> usedClusters</w:t>
-      </w:r>
+        <w:t xml:space="preserve"> </w:t>
+      </w:r>
+      <w:proofErr w:type="spellStart"/>
+      <w:r>
+        <w:t>usedClusters</w:t>
+      </w:r>
+      <w:proofErr w:type="spellEnd"/>
     </w:p>
     <w:p>
       <w:r>
         <w:lastRenderedPageBreak/>
-        <w:t xml:space="preserve">        generateAllCombinations(points, index+1, combination, k, usedClusters+1, allAssignments)</w:t>
+        <w:t xml:space="preserve">        </w:t>
+      </w:r>
+      <w:proofErr w:type="spellStart"/>
+      <w:proofErr w:type="gramStart"/>
+      <w:r>
+        <w:t>generateAllCombinations</w:t>
+      </w:r>
+      <w:proofErr w:type="spellEnd"/>
+      <w:r>
+        <w:t>(</w:t>
+      </w:r>
+      <w:proofErr w:type="gramEnd"/>
+      <w:r>
+        <w:t xml:space="preserve">points, index+1, combination, k, usedClusters+1, </w:t>
+      </w:r>
+      <w:proofErr w:type="spellStart"/>
+      <w:r>
+        <w:t>allAssignments</w:t>
+      </w:r>
+      <w:proofErr w:type="spellEnd"/>
+      <w:r>
+        <w:t>)</w:t>
       </w:r>
     </w:p>
     <w:p/>
     <w:p>
       <w:r>
-        <w:t xml:space="preserve">function calculatePartitionScore(points, </w:t>
+        <w:t xml:space="preserve">function </w:t>
+      </w:r>
+      <w:proofErr w:type="spellStart"/>
+      <w:proofErr w:type="gramStart"/>
+      <w:r>
+        <w:t>calculatePartitionScore</w:t>
+      </w:r>
+      <w:proofErr w:type="spellEnd"/>
+      <w:r>
+        <w:t>(</w:t>
+      </w:r>
+      <w:proofErr w:type="gramEnd"/>
+      <w:r>
+        <w:t xml:space="preserve">points, </w:t>
       </w:r>
       <w:r>
         <w:t>combination</w:t>
@@ -1529,7 +2184,15 @@
     </w:p>
     <w:p>
       <w:r>
-        <w:t xml:space="preserve">    for i </w:t>
+        <w:t xml:space="preserve">    for </w:t>
+      </w:r>
+      <w:proofErr w:type="spellStart"/>
+      <w:r>
+        <w:t>i</w:t>
+      </w:r>
+      <w:proofErr w:type="spellEnd"/>
+      <w:r>
+        <w:t xml:space="preserve"> </w:t>
       </w:r>
       <w:r>
         <w:t>&lt;-</w:t>
@@ -1540,7 +2203,17 @@
     </w:p>
     <w:p>
       <w:r>
-        <w:t xml:space="preserve">        clusters.append(empty list)</w:t>
+        <w:t xml:space="preserve">        </w:t>
+      </w:r>
+      <w:proofErr w:type="spellStart"/>
+      <w:proofErr w:type="gramStart"/>
+      <w:r>
+        <w:t>clusters.append</w:t>
+      </w:r>
+      <w:proofErr w:type="spellEnd"/>
+      <w:proofErr w:type="gramEnd"/>
+      <w:r>
+        <w:t>(empty list)</w:t>
       </w:r>
     </w:p>
     <w:p>
@@ -1550,7 +2223,15 @@
     </w:p>
     <w:p>
       <w:r>
-        <w:t xml:space="preserve">    for i </w:t>
+        <w:t xml:space="preserve">    for </w:t>
+      </w:r>
+      <w:proofErr w:type="spellStart"/>
+      <w:r>
+        <w:t>i</w:t>
+      </w:r>
+      <w:proofErr w:type="spellEnd"/>
+      <w:r>
+        <w:t xml:space="preserve"> </w:t>
       </w:r>
       <w:r>
         <w:t>&lt;-</w:t>
@@ -1561,7 +2242,15 @@
     </w:p>
     <w:p>
       <w:r>
-        <w:t xml:space="preserve">        clusterId </w:t>
+        <w:t xml:space="preserve">        </w:t>
+      </w:r>
+      <w:proofErr w:type="spellStart"/>
+      <w:r>
+        <w:t>clusterId</w:t>
+      </w:r>
+      <w:proofErr w:type="spellEnd"/>
+      <w:r>
+        <w:t xml:space="preserve"> </w:t>
       </w:r>
       <w:r>
         <w:t>&lt;-</w:t>
@@ -1573,12 +2262,41 @@
         <w:t xml:space="preserve">combination </w:t>
       </w:r>
       <w:r>
-        <w:t>[i]</w:t>
-      </w:r>
-    </w:p>
-    <w:p>
-      <w:r>
-        <w:t xml:space="preserve">        clusters[clusterId].append(points[i])</w:t>
+        <w:t>[</w:t>
+      </w:r>
+      <w:proofErr w:type="spellStart"/>
+      <w:r>
+        <w:t>i</w:t>
+      </w:r>
+      <w:proofErr w:type="spellEnd"/>
+      <w:r>
+        <w:t>]</w:t>
+      </w:r>
+    </w:p>
+    <w:p>
+      <w:r>
+        <w:t xml:space="preserve">        clusters[</w:t>
+      </w:r>
+      <w:proofErr w:type="spellStart"/>
+      <w:r>
+        <w:t>clusterId</w:t>
+      </w:r>
+      <w:proofErr w:type="spellEnd"/>
+      <w:proofErr w:type="gramStart"/>
+      <w:r>
+        <w:t>].append</w:t>
+      </w:r>
+      <w:proofErr w:type="gramEnd"/>
+      <w:r>
+        <w:t>(points[</w:t>
+      </w:r>
+      <w:proofErr w:type="spellStart"/>
+      <w:r>
+        <w:t>i</w:t>
+      </w:r>
+      <w:proofErr w:type="spellEnd"/>
+      <w:r>
+        <w:t>])</w:t>
       </w:r>
     </w:p>
     <w:p>
@@ -1593,7 +2311,15 @@
     </w:p>
     <w:p>
       <w:r>
-        <w:t xml:space="preserve">    totalScore </w:t>
+        <w:t xml:space="preserve">    </w:t>
+      </w:r>
+      <w:proofErr w:type="spellStart"/>
+      <w:r>
+        <w:t>totalScore</w:t>
+      </w:r>
+      <w:proofErr w:type="spellEnd"/>
+      <w:r>
+        <w:t xml:space="preserve"> </w:t>
       </w:r>
       <w:r>
         <w:t>&lt;-</w:t>
@@ -1615,7 +2341,15 @@
         <w:t>&lt;-</w:t>
       </w:r>
       <w:r>
-        <w:t xml:space="preserve"> computeCentroid(cluster)</w:t>
+        <w:t xml:space="preserve"> </w:t>
+      </w:r>
+      <w:proofErr w:type="spellStart"/>
+      <w:r>
+        <w:t>computeCentroid</w:t>
+      </w:r>
+      <w:proofErr w:type="spellEnd"/>
+      <w:r>
+        <w:t>(cluster)</w:t>
       </w:r>
     </w:p>
     <w:p>
@@ -1625,13 +2359,37 @@
     </w:p>
     <w:p>
       <w:r>
-        <w:t xml:space="preserve">            totalScore </w:t>
+        <w:t xml:space="preserve">            </w:t>
+      </w:r>
+      <w:proofErr w:type="spellStart"/>
+      <w:r>
+        <w:t>totalScore</w:t>
+      </w:r>
+      <w:proofErr w:type="spellEnd"/>
+      <w:r>
+        <w:t xml:space="preserve"> </w:t>
       </w:r>
       <w:r>
         <w:t>&lt;-</w:t>
       </w:r>
       <w:r>
-        <w:t xml:space="preserve"> totalScore + distance(point, centroid)</w:t>
+        <w:t xml:space="preserve"> </w:t>
+      </w:r>
+      <w:proofErr w:type="spellStart"/>
+      <w:r>
+        <w:t>totalScore</w:t>
+      </w:r>
+      <w:proofErr w:type="spellEnd"/>
+      <w:r>
+        <w:t xml:space="preserve"> + </w:t>
+      </w:r>
+      <w:proofErr w:type="gramStart"/>
+      <w:r>
+        <w:t>distance(</w:t>
+      </w:r>
+      <w:proofErr w:type="gramEnd"/>
+      <w:r>
+        <w:t>point, centroid)</w:t>
       </w:r>
     </w:p>
     <w:p>
@@ -1641,8 +2399,15 @@
         </w:rPr>
       </w:pPr>
       <w:r>
-        <w:t xml:space="preserve">    return totalScore</w:t>
-      </w:r>
+        <w:t xml:space="preserve">    return </w:t>
+      </w:r>
+      <w:proofErr w:type="spellStart"/>
+      <w:proofErr w:type="gramStart"/>
+      <w:r>
+        <w:t>totalScore</w:t>
+      </w:r>
+      <w:proofErr w:type="spellEnd"/>
+      <w:proofErr w:type="gramEnd"/>
     </w:p>
     <w:p>
       <w:r>
@@ -1660,7 +2425,20 @@
     </w:p>
     <w:p>
       <w:r>
-        <w:t xml:space="preserve">function divideAndConquerClusters(points, k):    </w:t>
+        <w:t xml:space="preserve">function </w:t>
+      </w:r>
+      <w:proofErr w:type="spellStart"/>
+      <w:proofErr w:type="gramStart"/>
+      <w:r>
+        <w:t>divideAndConquerClusters</w:t>
+      </w:r>
+      <w:proofErr w:type="spellEnd"/>
+      <w:r>
+        <w:t>(</w:t>
+      </w:r>
+      <w:proofErr w:type="gramEnd"/>
+      <w:r>
+        <w:t xml:space="preserve">points, k):    </w:t>
       </w:r>
     </w:p>
     <w:p>
@@ -1670,7 +2448,15 @@
     </w:p>
     <w:p>
       <w:r>
-        <w:t xml:space="preserve">        return eachPointAsCluster(points)</w:t>
+        <w:t xml:space="preserve">        return </w:t>
+      </w:r>
+      <w:proofErr w:type="spellStart"/>
+      <w:r>
+        <w:t>eachPointAsCluster</w:t>
+      </w:r>
+      <w:proofErr w:type="spellEnd"/>
+      <w:r>
+        <w:t>(points)</w:t>
       </w:r>
     </w:p>
     <w:p>
@@ -1690,12 +2476,57 @@
     </w:p>
     <w:p>
       <w:r>
-        <w:t xml:space="preserve">    leftPoints  &lt;- points[0 .. middle-1]</w:t>
-      </w:r>
-    </w:p>
-    <w:p>
-      <w:r>
-        <w:t xml:space="preserve">    rightPoints &lt;- points[middle .. end-1]</w:t>
+        <w:t xml:space="preserve">    </w:t>
+      </w:r>
+      <w:proofErr w:type="spellStart"/>
+      <w:proofErr w:type="gramStart"/>
+      <w:r>
+        <w:t>leftPoints</w:t>
+      </w:r>
+      <w:proofErr w:type="spellEnd"/>
+      <w:r>
+        <w:t xml:space="preserve">  &lt;</w:t>
+      </w:r>
+      <w:proofErr w:type="gramEnd"/>
+      <w:r>
+        <w:t xml:space="preserve">- points[0 .. </w:t>
+      </w:r>
+      <w:proofErr w:type="gramStart"/>
+      <w:r>
+        <w:t>middle-1</w:t>
+      </w:r>
+      <w:proofErr w:type="gramEnd"/>
+      <w:r>
+        <w:t>]</w:t>
+      </w:r>
+    </w:p>
+    <w:p>
+      <w:r>
+        <w:t xml:space="preserve">    </w:t>
+      </w:r>
+      <w:proofErr w:type="spellStart"/>
+      <w:r>
+        <w:t>rightPoints</w:t>
+      </w:r>
+      <w:proofErr w:type="spellEnd"/>
+      <w:r>
+        <w:t xml:space="preserve"> &lt;- </w:t>
+      </w:r>
+      <w:proofErr w:type="gramStart"/>
+      <w:r>
+        <w:t>points[</w:t>
+      </w:r>
+      <w:proofErr w:type="gramEnd"/>
+      <w:r>
+        <w:t xml:space="preserve">middle .. </w:t>
+      </w:r>
+      <w:proofErr w:type="gramStart"/>
+      <w:r>
+        <w:t>end-1</w:t>
+      </w:r>
+      <w:proofErr w:type="gramEnd"/>
+      <w:r>
+        <w:t>]</w:t>
       </w:r>
     </w:p>
     <w:p/>
@@ -1706,18 +2537,73 @@
     </w:p>
     <w:p>
       <w:r>
-        <w:t xml:space="preserve">    leftClusters  &lt;- divideAndConquerClusters(leftPoints, k)</w:t>
-      </w:r>
-    </w:p>
-    <w:p>
-      <w:r>
-        <w:t xml:space="preserve">    rightClusters &lt;- divideAndConquerClusters(rightPoints, k)</w:t>
-      </w:r>
-    </w:p>
-    <w:p>
-      <w:r>
         <w:t xml:space="preserve">    </w:t>
       </w:r>
+      <w:proofErr w:type="spellStart"/>
+      <w:proofErr w:type="gramStart"/>
+      <w:r>
+        <w:t>leftClusters</w:t>
+      </w:r>
+      <w:proofErr w:type="spellEnd"/>
+      <w:r>
+        <w:t xml:space="preserve">  &lt;</w:t>
+      </w:r>
+      <w:proofErr w:type="gramEnd"/>
+      <w:r>
+        <w:t xml:space="preserve">- </w:t>
+      </w:r>
+      <w:proofErr w:type="spellStart"/>
+      <w:r>
+        <w:t>divideAndConquerClusters</w:t>
+      </w:r>
+      <w:proofErr w:type="spellEnd"/>
+      <w:r>
+        <w:t>(</w:t>
+      </w:r>
+      <w:proofErr w:type="spellStart"/>
+      <w:r>
+        <w:t>leftPoints</w:t>
+      </w:r>
+      <w:proofErr w:type="spellEnd"/>
+      <w:r>
+        <w:t>, k)</w:t>
+      </w:r>
+    </w:p>
+    <w:p>
+      <w:r>
+        <w:t xml:space="preserve">    </w:t>
+      </w:r>
+      <w:proofErr w:type="spellStart"/>
+      <w:r>
+        <w:t>rightClusters</w:t>
+      </w:r>
+      <w:proofErr w:type="spellEnd"/>
+      <w:r>
+        <w:t xml:space="preserve"> &lt;- </w:t>
+      </w:r>
+      <w:proofErr w:type="spellStart"/>
+      <w:proofErr w:type="gramStart"/>
+      <w:r>
+        <w:t>divideAndConquerClusters</w:t>
+      </w:r>
+      <w:proofErr w:type="spellEnd"/>
+      <w:r>
+        <w:t>(</w:t>
+      </w:r>
+      <w:proofErr w:type="spellStart"/>
+      <w:proofErr w:type="gramEnd"/>
+      <w:r>
+        <w:t>rightPoints</w:t>
+      </w:r>
+      <w:proofErr w:type="spellEnd"/>
+      <w:r>
+        <w:t>, k)</w:t>
+      </w:r>
+    </w:p>
+    <w:p>
+      <w:r>
+        <w:t xml:space="preserve">    </w:t>
+      </w:r>
     </w:p>
     <w:p>
       <w:r>
@@ -1729,23 +2615,86 @@
     </w:p>
     <w:p>
       <w:r>
-        <w:t xml:space="preserve">    combined &lt;- leftClusters + rightClusters   // concatenate lists</w:t>
-      </w:r>
-    </w:p>
-    <w:p>
-      <w:r>
-        <w:t xml:space="preserve">    return mergeClusters(combined, k)</w:t>
+        <w:t xml:space="preserve">    combined &lt;- </w:t>
+      </w:r>
+      <w:proofErr w:type="spellStart"/>
+      <w:r>
+        <w:t>leftClusters</w:t>
+      </w:r>
+      <w:proofErr w:type="spellEnd"/>
+      <w:r>
+        <w:t xml:space="preserve"> + </w:t>
+      </w:r>
+      <w:proofErr w:type="spellStart"/>
+      <w:r>
+        <w:t>rightClusters</w:t>
+      </w:r>
+      <w:proofErr w:type="spellEnd"/>
+      <w:r>
+        <w:t xml:space="preserve">   // concatenate </w:t>
+      </w:r>
+      <w:proofErr w:type="gramStart"/>
+      <w:r>
+        <w:t>lists</w:t>
+      </w:r>
+      <w:proofErr w:type="gramEnd"/>
+    </w:p>
+    <w:p>
+      <w:r>
+        <w:t xml:space="preserve">    return </w:t>
+      </w:r>
+      <w:proofErr w:type="spellStart"/>
+      <w:proofErr w:type="gramStart"/>
+      <w:r>
+        <w:t>mergeClusters</w:t>
+      </w:r>
+      <w:proofErr w:type="spellEnd"/>
+      <w:r>
+        <w:t>(</w:t>
+      </w:r>
+      <w:proofErr w:type="gramEnd"/>
+      <w:r>
+        <w:t>combined, k)</w:t>
       </w:r>
     </w:p>
     <w:p/>
     <w:p>
       <w:r>
-        <w:t>function mergeClusters(clusters, targetCount):</w:t>
-      </w:r>
-    </w:p>
-    <w:p>
-      <w:r>
-        <w:t xml:space="preserve">    // integer targetCount </w:t>
+        <w:t xml:space="preserve">function </w:t>
+      </w:r>
+      <w:proofErr w:type="spellStart"/>
+      <w:proofErr w:type="gramStart"/>
+      <w:r>
+        <w:t>mergeClusters</w:t>
+      </w:r>
+      <w:proofErr w:type="spellEnd"/>
+      <w:r>
+        <w:t>(</w:t>
+      </w:r>
+      <w:proofErr w:type="gramEnd"/>
+      <w:r>
+        <w:t xml:space="preserve">clusters, </w:t>
+      </w:r>
+      <w:proofErr w:type="spellStart"/>
+      <w:r>
+        <w:t>targetCount</w:t>
+      </w:r>
+      <w:proofErr w:type="spellEnd"/>
+      <w:r>
+        <w:t>):</w:t>
+      </w:r>
+    </w:p>
+    <w:p>
+      <w:r>
+        <w:t xml:space="preserve">    // integer </w:t>
+      </w:r>
+      <w:proofErr w:type="spellStart"/>
+      <w:r>
+        <w:t>targetCount</w:t>
+      </w:r>
+      <w:proofErr w:type="spellEnd"/>
+      <w:r>
+        <w:t xml:space="preserve"> </w:t>
       </w:r>
       <w:r>
         <w:t xml:space="preserve">is </w:t>
@@ -1756,7 +2705,15 @@
     </w:p>
     <w:p>
       <w:r>
-        <w:t xml:space="preserve">    while length(clusters) &gt; targetCount:</w:t>
+        <w:t xml:space="preserve">    while length(clusters) &gt; </w:t>
+      </w:r>
+      <w:proofErr w:type="spellStart"/>
+      <w:r>
+        <w:t>targetCount</w:t>
+      </w:r>
+      <w:proofErr w:type="spellEnd"/>
+      <w:r>
+        <w:t>:</w:t>
       </w:r>
     </w:p>
     <w:p>
@@ -1766,7 +2723,15 @@
     </w:p>
     <w:p>
       <w:r>
-        <w:t xml:space="preserve">        minDistance </w:t>
+        <w:t xml:space="preserve">        </w:t>
+      </w:r>
+      <w:proofErr w:type="spellStart"/>
+      <w:r>
+        <w:t>minDistance</w:t>
+      </w:r>
+      <w:proofErr w:type="spellEnd"/>
+      <w:r>
+        <w:t xml:space="preserve"> </w:t>
       </w:r>
       <w:r>
         <w:t>&lt;-</w:t>
@@ -1777,7 +2742,15 @@
     </w:p>
     <w:p>
       <w:r>
-        <w:t xml:space="preserve">        firstIndex </w:t>
+        <w:t xml:space="preserve">        </w:t>
+      </w:r>
+      <w:proofErr w:type="spellStart"/>
+      <w:r>
+        <w:t>firstIndex</w:t>
+      </w:r>
+      <w:proofErr w:type="spellEnd"/>
+      <w:r>
+        <w:t xml:space="preserve"> </w:t>
       </w:r>
       <w:r>
         <w:t>&lt;-</w:t>
@@ -1788,7 +2761,15 @@
     </w:p>
     <w:p>
       <w:r>
-        <w:t xml:space="preserve">        secondIndex </w:t>
+        <w:t xml:space="preserve">        </w:t>
+      </w:r>
+      <w:proofErr w:type="spellStart"/>
+      <w:r>
+        <w:t>secondIndex</w:t>
+      </w:r>
+      <w:proofErr w:type="spellEnd"/>
+      <w:r>
+        <w:t xml:space="preserve"> </w:t>
       </w:r>
       <w:r>
         <w:t>&lt;-</w:t>
@@ -1800,7 +2781,15 @@
     <w:p/>
     <w:p>
       <w:r>
-        <w:t xml:space="preserve">        for i </w:t>
+        <w:t xml:space="preserve">        for </w:t>
+      </w:r>
+      <w:proofErr w:type="spellStart"/>
+      <w:r>
+        <w:t>i</w:t>
+      </w:r>
+      <w:proofErr w:type="spellEnd"/>
+      <w:r>
+        <w:t xml:space="preserve"> </w:t>
       </w:r>
       <w:r>
         <w:t>&lt;-</w:t>
@@ -1828,18 +2817,50 @@
         <w:t>&lt;-</w:t>
       </w:r>
       <w:r>
-        <w:t xml:space="preserve"> clusterDistance(clusters[i], clusters[j])</w:t>
-      </w:r>
-    </w:p>
-    <w:p>
-      <w:r>
-        <w:t xml:space="preserve">                if distance &lt; minDistance:</w:t>
+        <w:t xml:space="preserve"> </w:t>
+      </w:r>
+      <w:proofErr w:type="spellStart"/>
+      <w:r>
+        <w:t>clusterDistance</w:t>
+      </w:r>
+      <w:proofErr w:type="spellEnd"/>
+      <w:r>
+        <w:t>(clusters[</w:t>
+      </w:r>
+      <w:proofErr w:type="spellStart"/>
+      <w:r>
+        <w:t>i</w:t>
+      </w:r>
+      <w:proofErr w:type="spellEnd"/>
+      <w:r>
+        <w:t>], clusters[j])</w:t>
+      </w:r>
+    </w:p>
+    <w:p>
+      <w:r>
+        <w:t xml:space="preserve">                if distance &lt; </w:t>
+      </w:r>
+      <w:proofErr w:type="spellStart"/>
+      <w:r>
+        <w:t>minDistance</w:t>
+      </w:r>
+      <w:proofErr w:type="spellEnd"/>
+      <w:r>
+        <w:t>:</w:t>
       </w:r>
     </w:p>
     <w:p>
       <w:r>
         <w:lastRenderedPageBreak/>
-        <w:t xml:space="preserve">                    minDistance </w:t>
+        <w:t xml:space="preserve">                    </w:t>
+      </w:r>
+      <w:proofErr w:type="spellStart"/>
+      <w:r>
+        <w:t>minDistance</w:t>
+      </w:r>
+      <w:proofErr w:type="spellEnd"/>
+      <w:r>
+        <w:t xml:space="preserve"> </w:t>
       </w:r>
       <w:r>
         <w:t>&lt;-</w:t>
@@ -1850,18 +2871,39 @@
     </w:p>
     <w:p>
       <w:r>
-        <w:t xml:space="preserve">                    firstIndex </w:t>
+        <w:t xml:space="preserve">                    </w:t>
+      </w:r>
+      <w:proofErr w:type="spellStart"/>
+      <w:r>
+        <w:t>firstIndex</w:t>
+      </w:r>
+      <w:proofErr w:type="spellEnd"/>
+      <w:r>
+        <w:t xml:space="preserve"> </w:t>
       </w:r>
       <w:r>
         <w:t>&lt;-</w:t>
       </w:r>
       <w:r>
-        <w:t xml:space="preserve"> i</w:t>
-      </w:r>
-    </w:p>
-    <w:p>
-      <w:r>
-        <w:t xml:space="preserve">                    secondIndex </w:t>
+        <w:t xml:space="preserve"> </w:t>
+      </w:r>
+      <w:proofErr w:type="spellStart"/>
+      <w:r>
+        <w:t>i</w:t>
+      </w:r>
+      <w:proofErr w:type="spellEnd"/>
+    </w:p>
+    <w:p>
+      <w:r>
+        <w:t xml:space="preserve">                    </w:t>
+      </w:r>
+      <w:proofErr w:type="spellStart"/>
+      <w:r>
+        <w:t>secondIndex</w:t>
+      </w:r>
+      <w:proofErr w:type="spellEnd"/>
+      <w:r>
+        <w:t xml:space="preserve"> </w:t>
       </w:r>
       <w:r>
         <w:t>&lt;-</w:t>
@@ -1882,27 +2924,66 @@
     </w:p>
     <w:p>
       <w:r>
-        <w:t xml:space="preserve">        for each point in clusters[secondIndex]:</w:t>
-      </w:r>
-    </w:p>
-    <w:p>
-      <w:r>
-        <w:t xml:space="preserve">            clusters[firstIndex].append(point)</w:t>
-      </w:r>
-    </w:p>
-    <w:p>
-      <w:r>
-        <w:t xml:space="preserve">        remove clusters[secondIndex]</w:t>
-      </w:r>
-      <w:r>
-        <w:t xml:space="preserve">              // Remove the second cluster</w:t>
+        <w:t xml:space="preserve">        for each point in clusters[</w:t>
+      </w:r>
+      <w:proofErr w:type="spellStart"/>
+      <w:r>
+        <w:t>secondIndex</w:t>
+      </w:r>
+      <w:proofErr w:type="spellEnd"/>
+      <w:r>
+        <w:t>]:</w:t>
+      </w:r>
+    </w:p>
+    <w:p>
+      <w:r>
+        <w:t xml:space="preserve">            clusters[</w:t>
+      </w:r>
+      <w:proofErr w:type="spellStart"/>
+      <w:r>
+        <w:t>firstIndex</w:t>
+      </w:r>
+      <w:proofErr w:type="spellEnd"/>
+      <w:proofErr w:type="gramStart"/>
+      <w:r>
+        <w:t>].append</w:t>
+      </w:r>
+      <w:proofErr w:type="gramEnd"/>
+      <w:r>
+        <w:t>(point)</w:t>
+      </w:r>
+    </w:p>
+    <w:p>
+      <w:r>
+        <w:t xml:space="preserve">        remove clusters[</w:t>
+      </w:r>
+      <w:proofErr w:type="spellStart"/>
+      <w:proofErr w:type="gramStart"/>
+      <w:r>
+        <w:t>secondIndex</w:t>
+      </w:r>
+      <w:proofErr w:type="spellEnd"/>
+      <w:r>
+        <w:t>]</w:t>
+      </w:r>
+      <w:r>
+        <w:t xml:space="preserve">   </w:t>
+      </w:r>
+      <w:proofErr w:type="gramEnd"/>
+      <w:r>
+        <w:t xml:space="preserve">           // Remove the second cluster</w:t>
       </w:r>
     </w:p>
     <w:p/>
     <w:p>
       <w:r>
-        <w:t xml:space="preserve">    return clusters</w:t>
-      </w:r>
+        <w:t xml:space="preserve">    return </w:t>
+      </w:r>
+      <w:proofErr w:type="gramStart"/>
+      <w:r>
+        <w:t>clusters</w:t>
+      </w:r>
+      <w:proofErr w:type="gramEnd"/>
     </w:p>
     <w:p/>
     <w:p>
@@ -1921,7 +3002,20 @@
     </w:p>
     <w:p>
       <w:r>
-        <w:t xml:space="preserve">function iterativeImprovementClusters(points, k): </w:t>
+        <w:t xml:space="preserve">function </w:t>
+      </w:r>
+      <w:proofErr w:type="spellStart"/>
+      <w:proofErr w:type="gramStart"/>
+      <w:r>
+        <w:t>iterativeImprovementClusters</w:t>
+      </w:r>
+      <w:proofErr w:type="spellEnd"/>
+      <w:r>
+        <w:t>(</w:t>
+      </w:r>
+      <w:proofErr w:type="gramEnd"/>
+      <w:r>
+        <w:t xml:space="preserve">points, k): </w:t>
       </w:r>
     </w:p>
     <w:p>
@@ -1936,8 +3030,13 @@
     </w:p>
     <w:p>
       <w:r>
-        <w:t xml:space="preserve">        return [points]   </w:t>
-      </w:r>
+        <w:t xml:space="preserve">        return [</w:t>
+      </w:r>
+      <w:proofErr w:type="gramStart"/>
+      <w:r>
+        <w:t xml:space="preserve">points]   </w:t>
+      </w:r>
+      <w:proofErr w:type="gramEnd"/>
       <w:r>
         <w:t xml:space="preserve">                                        </w:t>
       </w:r>
@@ -1952,7 +3051,15 @@
     </w:p>
     <w:p>
       <w:r>
-        <w:t xml:space="preserve">        return eachPointAsCluster(points)</w:t>
+        <w:t xml:space="preserve">        return </w:t>
+      </w:r>
+      <w:proofErr w:type="spellStart"/>
+      <w:r>
+        <w:t>eachPointAsCluster</w:t>
+      </w:r>
+      <w:proofErr w:type="spellEnd"/>
+      <w:r>
+        <w:t>(points)</w:t>
       </w:r>
     </w:p>
     <w:p>
@@ -1987,7 +3094,19 @@
     </w:p>
     <w:p>
       <w:r>
-        <w:t xml:space="preserve">    randomShuffle(indices)</w:t>
+        <w:t xml:space="preserve">    </w:t>
+      </w:r>
+      <w:proofErr w:type="spellStart"/>
+      <w:r>
+        <w:t>randomShuffle</w:t>
+      </w:r>
+      <w:proofErr w:type="spellEnd"/>
+      <w:r>
+        <w:t>(</w:t>
+      </w:r>
+      <w:proofErr w:type="gramStart"/>
+      <w:r>
+        <w:t>indices)</w:t>
       </w:r>
       <w:r>
         <w:rPr>
@@ -2000,7 +3119,11 @@
         <w:t xml:space="preserve"> </w:t>
       </w:r>
       <w:r>
-        <w:t xml:space="preserve">                            </w:t>
+        <w:t xml:space="preserve"> </w:t>
+      </w:r>
+      <w:proofErr w:type="gramEnd"/>
+      <w:r>
+        <w:t xml:space="preserve">                           </w:t>
       </w:r>
       <w:r>
         <w:t>// generates random order</w:t>
@@ -2024,7 +3147,15 @@
     </w:p>
     <w:p>
       <w:r>
-        <w:t xml:space="preserve">    for i </w:t>
+        <w:t xml:space="preserve">    for </w:t>
+      </w:r>
+      <w:proofErr w:type="spellStart"/>
+      <w:r>
+        <w:t>i</w:t>
+      </w:r>
+      <w:proofErr w:type="spellEnd"/>
+      <w:r>
+        <w:t xml:space="preserve"> </w:t>
       </w:r>
       <w:r>
         <w:t>&lt;-</w:t>
@@ -2035,18 +3166,52 @@
     </w:p>
     <w:p>
       <w:r>
-        <w:t xml:space="preserve">        randomIndex </w:t>
+        <w:t xml:space="preserve">        </w:t>
+      </w:r>
+      <w:proofErr w:type="spellStart"/>
+      <w:r>
+        <w:t>randomIndex</w:t>
+      </w:r>
+      <w:proofErr w:type="spellEnd"/>
+      <w:r>
+        <w:t xml:space="preserve"> </w:t>
       </w:r>
       <w:r>
         <w:t>&lt;-</w:t>
       </w:r>
       <w:r>
-        <w:t xml:space="preserve"> indices[i]</w:t>
-      </w:r>
-    </w:p>
-    <w:p>
-      <w:r>
-        <w:t xml:space="preserve">        centroids.append(points[randomIndex])</w:t>
+        <w:t xml:space="preserve"> indices[</w:t>
+      </w:r>
+      <w:proofErr w:type="spellStart"/>
+      <w:r>
+        <w:t>i</w:t>
+      </w:r>
+      <w:proofErr w:type="spellEnd"/>
+      <w:r>
+        <w:t>]</w:t>
+      </w:r>
+    </w:p>
+    <w:p>
+      <w:r>
+        <w:t xml:space="preserve">        </w:t>
+      </w:r>
+      <w:proofErr w:type="spellStart"/>
+      <w:proofErr w:type="gramStart"/>
+      <w:r>
+        <w:t>centroids.append</w:t>
+      </w:r>
+      <w:proofErr w:type="spellEnd"/>
+      <w:proofErr w:type="gramEnd"/>
+      <w:r>
+        <w:t>(points[</w:t>
+      </w:r>
+      <w:proofErr w:type="spellStart"/>
+      <w:r>
+        <w:t>randomIndex</w:t>
+      </w:r>
+      <w:proofErr w:type="spellEnd"/>
+      <w:r>
+        <w:t>])</w:t>
       </w:r>
     </w:p>
     <w:p>
@@ -2077,7 +3242,20 @@
         <w:t>&lt;-</w:t>
       </w:r>
       <w:r>
-        <w:t xml:space="preserve"> assignPointsToNearestCluster(points, centroids)</w:t>
+        <w:t xml:space="preserve"> </w:t>
+      </w:r>
+      <w:proofErr w:type="spellStart"/>
+      <w:proofErr w:type="gramStart"/>
+      <w:r>
+        <w:t>assignPointsToNearestCluster</w:t>
+      </w:r>
+      <w:proofErr w:type="spellEnd"/>
+      <w:r>
+        <w:t>(</w:t>
+      </w:r>
+      <w:proofErr w:type="gramEnd"/>
+      <w:r>
+        <w:t>points, centroids)</w:t>
       </w:r>
     </w:p>
     <w:p>
@@ -2092,7 +3270,15 @@
     </w:p>
     <w:p>
       <w:r>
-        <w:t xml:space="preserve">        newCentroids </w:t>
+        <w:t xml:space="preserve">        </w:t>
+      </w:r>
+      <w:proofErr w:type="spellStart"/>
+      <w:r>
+        <w:t>newCentroids</w:t>
+      </w:r>
+      <w:proofErr w:type="spellEnd"/>
+      <w:r>
+        <w:t xml:space="preserve"> </w:t>
       </w:r>
       <w:r>
         <w:t>&lt;-</w:t>
@@ -2109,12 +3295,25 @@
         <w:t>&lt;-</w:t>
       </w:r>
       <w:r>
-        <w:t xml:space="preserve"> true</w:t>
-      </w:r>
-    </w:p>
-    <w:p>
-      <w:r>
-        <w:t xml:space="preserve">        for i </w:t>
+        <w:t xml:space="preserve"> </w:t>
+      </w:r>
+      <w:proofErr w:type="gramStart"/>
+      <w:r>
+        <w:t>true</w:t>
+      </w:r>
+      <w:proofErr w:type="gramEnd"/>
+    </w:p>
+    <w:p>
+      <w:r>
+        <w:t xml:space="preserve">        for </w:t>
+      </w:r>
+      <w:proofErr w:type="spellStart"/>
+      <w:r>
+        <w:t>i</w:t>
+      </w:r>
+      <w:proofErr w:type="spellEnd"/>
+      <w:r>
+        <w:t xml:space="preserve"> </w:t>
       </w:r>
       <w:r>
         <w:t>&lt;-</w:t>
@@ -2125,23 +3324,84 @@
     </w:p>
     <w:p>
       <w:r>
-        <w:t xml:space="preserve">            newCentroid </w:t>
+        <w:t xml:space="preserve">            </w:t>
+      </w:r>
+      <w:proofErr w:type="spellStart"/>
+      <w:r>
+        <w:t>newCentroid</w:t>
+      </w:r>
+      <w:proofErr w:type="spellEnd"/>
+      <w:r>
+        <w:t xml:space="preserve"> </w:t>
       </w:r>
       <w:r>
         <w:t>&lt;-</w:t>
       </w:r>
       <w:r>
-        <w:t xml:space="preserve"> computeCentroid(clusters[i])</w:t>
-      </w:r>
-    </w:p>
-    <w:p>
-      <w:r>
-        <w:t xml:space="preserve">            newCentroids.append(newCentroid)</w:t>
-      </w:r>
-    </w:p>
-    <w:p>
-      <w:r>
-        <w:t xml:space="preserve">            if newCentroid != centroids[i]:</w:t>
+        <w:t xml:space="preserve"> </w:t>
+      </w:r>
+      <w:proofErr w:type="spellStart"/>
+      <w:r>
+        <w:t>computeCentroid</w:t>
+      </w:r>
+      <w:proofErr w:type="spellEnd"/>
+      <w:r>
+        <w:t>(clusters[</w:t>
+      </w:r>
+      <w:proofErr w:type="spellStart"/>
+      <w:r>
+        <w:t>i</w:t>
+      </w:r>
+      <w:proofErr w:type="spellEnd"/>
+      <w:r>
+        <w:t>])</w:t>
+      </w:r>
+    </w:p>
+    <w:p>
+      <w:r>
+        <w:t xml:space="preserve">            </w:t>
+      </w:r>
+      <w:proofErr w:type="spellStart"/>
+      <w:r>
+        <w:t>newCentroids.append</w:t>
+      </w:r>
+      <w:proofErr w:type="spellEnd"/>
+      <w:r>
+        <w:t>(</w:t>
+      </w:r>
+      <w:proofErr w:type="spellStart"/>
+      <w:r>
+        <w:t>newCentroid</w:t>
+      </w:r>
+      <w:proofErr w:type="spellEnd"/>
+      <w:r>
+        <w:t>)</w:t>
+      </w:r>
+    </w:p>
+    <w:p>
+      <w:r>
+        <w:t xml:space="preserve">            if </w:t>
+      </w:r>
+      <w:proofErr w:type="spellStart"/>
+      <w:proofErr w:type="gramStart"/>
+      <w:r>
+        <w:t>newCentroid</w:t>
+      </w:r>
+      <w:proofErr w:type="spellEnd"/>
+      <w:r>
+        <w:t xml:space="preserve"> !</w:t>
+      </w:r>
+      <w:proofErr w:type="gramEnd"/>
+      <w:r>
+        <w:t>= centroids[</w:t>
+      </w:r>
+      <w:proofErr w:type="spellStart"/>
+      <w:r>
+        <w:t>i</w:t>
+      </w:r>
+      <w:proofErr w:type="spellEnd"/>
+      <w:r>
+        <w:t>]:</w:t>
       </w:r>
     </w:p>
     <w:p>
@@ -2152,8 +3412,13 @@
         <w:t>&lt;-</w:t>
       </w:r>
       <w:r>
-        <w:t xml:space="preserve"> false</w:t>
-      </w:r>
+        <w:t xml:space="preserve"> </w:t>
+      </w:r>
+      <w:proofErr w:type="gramStart"/>
+      <w:r>
+        <w:t>false</w:t>
+      </w:r>
+      <w:proofErr w:type="gramEnd"/>
     </w:p>
     <w:p>
       <w:r>
@@ -2163,7 +3428,15 @@
     </w:p>
     <w:p>
       <w:r>
-        <w:t xml:space="preserve">            return clusters        </w:t>
+        <w:t xml:space="preserve">            return </w:t>
+      </w:r>
+      <w:proofErr w:type="gramStart"/>
+      <w:r>
+        <w:t>clusters</w:t>
+      </w:r>
+      <w:proofErr w:type="gramEnd"/>
+      <w:r>
+        <w:t xml:space="preserve">        </w:t>
       </w:r>
     </w:p>
     <w:p>
@@ -2179,13 +3452,31 @@
         <w:t>&lt;-</w:t>
       </w:r>
       <w:r>
-        <w:t xml:space="preserve"> newCentroids</w:t>
-      </w:r>
+        <w:t xml:space="preserve"> </w:t>
+      </w:r>
+      <w:proofErr w:type="spellStart"/>
+      <w:r>
+        <w:t>newCentroids</w:t>
+      </w:r>
+      <w:proofErr w:type="spellEnd"/>
     </w:p>
     <w:p/>
     <w:p>
       <w:r>
-        <w:t xml:space="preserve">function assignPointsToNearestCluster(points, centroids):    </w:t>
+        <w:t xml:space="preserve">function </w:t>
+      </w:r>
+      <w:proofErr w:type="spellStart"/>
+      <w:proofErr w:type="gramStart"/>
+      <w:r>
+        <w:t>assignPointsToNearestCluster</w:t>
+      </w:r>
+      <w:proofErr w:type="spellEnd"/>
+      <w:r>
+        <w:t>(</w:t>
+      </w:r>
+      <w:proofErr w:type="gramEnd"/>
+      <w:r>
+        <w:t xml:space="preserve">points, centroids):    </w:t>
       </w:r>
     </w:p>
     <w:p>
@@ -2201,7 +3492,15 @@
     </w:p>
     <w:p>
       <w:r>
-        <w:t xml:space="preserve">    for i </w:t>
+        <w:t xml:space="preserve">    for </w:t>
+      </w:r>
+      <w:proofErr w:type="spellStart"/>
+      <w:r>
+        <w:t>i</w:t>
+      </w:r>
+      <w:proofErr w:type="spellEnd"/>
+      <w:r>
+        <w:t xml:space="preserve"> </w:t>
       </w:r>
       <w:r>
         <w:t>&lt;-</w:t>
@@ -2212,7 +3511,17 @@
     </w:p>
     <w:p>
       <w:r>
-        <w:t xml:space="preserve">        clusters.append(empty list)</w:t>
+        <w:t xml:space="preserve">        </w:t>
+      </w:r>
+      <w:proofErr w:type="spellStart"/>
+      <w:proofErr w:type="gramStart"/>
+      <w:r>
+        <w:t>clusters.append</w:t>
+      </w:r>
+      <w:proofErr w:type="spellEnd"/>
+      <w:proofErr w:type="gramEnd"/>
+      <w:r>
+        <w:t>(empty list)</w:t>
       </w:r>
     </w:p>
     <w:p>
@@ -2227,7 +3536,15 @@
     </w:p>
     <w:p>
       <w:r>
-        <w:t xml:space="preserve">        nearestIndex </w:t>
+        <w:t xml:space="preserve">        </w:t>
+      </w:r>
+      <w:proofErr w:type="spellStart"/>
+      <w:r>
+        <w:t>nearestIndex</w:t>
+      </w:r>
+      <w:proofErr w:type="spellEnd"/>
+      <w:r>
+        <w:t xml:space="preserve"> </w:t>
       </w:r>
       <w:r>
         <w:t>&lt;-</w:t>
@@ -2238,13 +3555,29 @@
     </w:p>
     <w:p>
       <w:r>
-        <w:t xml:space="preserve">        minDistance </w:t>
+        <w:t xml:space="preserve">        </w:t>
+      </w:r>
+      <w:proofErr w:type="spellStart"/>
+      <w:r>
+        <w:t>minDistance</w:t>
+      </w:r>
+      <w:proofErr w:type="spellEnd"/>
+      <w:r>
+        <w:t xml:space="preserve"> </w:t>
       </w:r>
       <w:r>
         <w:t>&lt;-</w:t>
       </w:r>
       <w:r>
-        <w:t xml:space="preserve"> distance(point, centroids[0])</w:t>
+        <w:t xml:space="preserve"> </w:t>
+      </w:r>
+      <w:proofErr w:type="gramStart"/>
+      <w:r>
+        <w:t>distance(</w:t>
+      </w:r>
+      <w:proofErr w:type="gramEnd"/>
+      <w:r>
+        <w:t>point, centroids[0])</w:t>
       </w:r>
     </w:p>
     <w:p>
@@ -2254,7 +3587,15 @@
     </w:p>
     <w:p>
       <w:r>
-        <w:t xml:space="preserve">        for i </w:t>
+        <w:t xml:space="preserve">        for </w:t>
+      </w:r>
+      <w:proofErr w:type="spellStart"/>
+      <w:r>
+        <w:t>i</w:t>
+      </w:r>
+      <w:proofErr w:type="spellEnd"/>
+      <w:r>
+        <w:t xml:space="preserve"> </w:t>
       </w:r>
       <w:r>
         <w:t>&lt;-</w:t>
@@ -2265,41 +3606,107 @@
     </w:p>
     <w:p>
       <w:r>
-        <w:t xml:space="preserve">            dist </w:t>
+        <w:t xml:space="preserve">            </w:t>
+      </w:r>
+      <w:proofErr w:type="spellStart"/>
+      <w:r>
+        <w:t>dist</w:t>
+      </w:r>
+      <w:proofErr w:type="spellEnd"/>
+      <w:r>
+        <w:t xml:space="preserve"> </w:t>
       </w:r>
       <w:r>
         <w:t>&lt;-</w:t>
       </w:r>
       <w:r>
-        <w:t xml:space="preserve"> distance(point, centroids[i])</w:t>
-      </w:r>
-    </w:p>
-    <w:p>
-      <w:r>
-        <w:t xml:space="preserve">            if dist &lt; minDistance:</w:t>
-      </w:r>
-    </w:p>
-    <w:p>
-      <w:r>
-        <w:t xml:space="preserve">                minDistance </w:t>
+        <w:t xml:space="preserve"> </w:t>
+      </w:r>
+      <w:proofErr w:type="gramStart"/>
+      <w:r>
+        <w:t>distance(</w:t>
+      </w:r>
+      <w:proofErr w:type="gramEnd"/>
+      <w:r>
+        <w:t>point, centroids[</w:t>
+      </w:r>
+      <w:proofErr w:type="spellStart"/>
+      <w:r>
+        <w:t>i</w:t>
+      </w:r>
+      <w:proofErr w:type="spellEnd"/>
+      <w:r>
+        <w:t>])</w:t>
+      </w:r>
+    </w:p>
+    <w:p>
+      <w:r>
+        <w:t xml:space="preserve">            if </w:t>
+      </w:r>
+      <w:proofErr w:type="spellStart"/>
+      <w:r>
+        <w:t>dist</w:t>
+      </w:r>
+      <w:proofErr w:type="spellEnd"/>
+      <w:r>
+        <w:t xml:space="preserve"> &lt; </w:t>
+      </w:r>
+      <w:proofErr w:type="spellStart"/>
+      <w:r>
+        <w:t>minDistance</w:t>
+      </w:r>
+      <w:proofErr w:type="spellEnd"/>
+      <w:r>
+        <w:t>:</w:t>
+      </w:r>
+    </w:p>
+    <w:p>
+      <w:r>
+        <w:t xml:space="preserve">                </w:t>
+      </w:r>
+      <w:proofErr w:type="spellStart"/>
+      <w:r>
+        <w:t>minDistance</w:t>
+      </w:r>
+      <w:proofErr w:type="spellEnd"/>
+      <w:r>
+        <w:t xml:space="preserve"> </w:t>
       </w:r>
       <w:r>
         <w:t>&lt;-</w:t>
       </w:r>
       <w:r>
-        <w:t xml:space="preserve"> dist</w:t>
-      </w:r>
-    </w:p>
-    <w:p>
-      <w:r>
-        <w:t xml:space="preserve">                nearestIndex </w:t>
+        <w:t xml:space="preserve"> </w:t>
+      </w:r>
+      <w:proofErr w:type="spellStart"/>
+      <w:r>
+        <w:t>dist</w:t>
+      </w:r>
+      <w:proofErr w:type="spellEnd"/>
+    </w:p>
+    <w:p>
+      <w:r>
+        <w:t xml:space="preserve">                </w:t>
+      </w:r>
+      <w:proofErr w:type="spellStart"/>
+      <w:r>
+        <w:t>nearestIndex</w:t>
+      </w:r>
+      <w:proofErr w:type="spellEnd"/>
+      <w:r>
+        <w:t xml:space="preserve"> </w:t>
       </w:r>
       <w:r>
         <w:t>&lt;-</w:t>
       </w:r>
       <w:r>
-        <w:t xml:space="preserve"> i</w:t>
-      </w:r>
+        <w:t xml:space="preserve"> </w:t>
+      </w:r>
+      <w:proofErr w:type="spellStart"/>
+      <w:r>
+        <w:t>i</w:t>
+      </w:r>
+      <w:proofErr w:type="spellEnd"/>
     </w:p>
     <w:p>
       <w:r>
@@ -2308,7 +3715,20 @@
     </w:p>
     <w:p>
       <w:r>
-        <w:t xml:space="preserve">        clusters[nearestIndex].append(point)</w:t>
+        <w:t xml:space="preserve">        clusters[</w:t>
+      </w:r>
+      <w:proofErr w:type="spellStart"/>
+      <w:r>
+        <w:t>nearestIndex</w:t>
+      </w:r>
+      <w:proofErr w:type="spellEnd"/>
+      <w:proofErr w:type="gramStart"/>
+      <w:r>
+        <w:t>].append</w:t>
+      </w:r>
+      <w:proofErr w:type="gramEnd"/>
+      <w:r>
+        <w:t>(point)</w:t>
       </w:r>
     </w:p>
     <w:p>
@@ -2318,8 +3738,13 @@
     </w:p>
     <w:p>
       <w:r>
-        <w:t xml:space="preserve">    return clusters</w:t>
-      </w:r>
+        <w:t xml:space="preserve">    return </w:t>
+      </w:r>
+      <w:proofErr w:type="gramStart"/>
+      <w:r>
+        <w:t>clusters</w:t>
+      </w:r>
+      <w:proofErr w:type="gramEnd"/>
     </w:p>
     <w:p/>
     <w:p>
@@ -2429,7 +3854,27 @@
           <w:sz w:val="21"/>
           <w:szCs w:val="21"/>
         </w:rPr>
-        <w:t>&lt;bits/stdc++.h&gt;</w:t>
+        <w:t>&lt;bits/</w:t>
+      </w:r>
+      <w:proofErr w:type="spellStart"/>
+      <w:r>
+        <w:rPr>
+          <w:rFonts w:ascii="Consolas" w:eastAsia="Times New Roman" w:hAnsi="Consolas" w:cs="Times New Roman"/>
+          <w:color w:val="98C379"/>
+          <w:sz w:val="21"/>
+          <w:szCs w:val="21"/>
+        </w:rPr>
+        <w:t>stdc</w:t>
+      </w:r>
+      <w:proofErr w:type="spellEnd"/>
+      <w:r>
+        <w:rPr>
+          <w:rFonts w:ascii="Consolas" w:eastAsia="Times New Roman" w:hAnsi="Consolas" w:cs="Times New Roman"/>
+          <w:color w:val="98C379"/>
+          <w:sz w:val="21"/>
+          <w:szCs w:val="21"/>
+        </w:rPr>
+        <w:t>++.h&gt;</w:t>
       </w:r>
     </w:p>
     <w:p>
@@ -2477,8 +3922,19 @@
           <w:sz w:val="21"/>
           <w:szCs w:val="21"/>
         </w:rPr>
-        <w:t xml:space="preserve"> std;</w:t>
-      </w:r>
+        <w:t xml:space="preserve"> </w:t>
+      </w:r>
+      <w:proofErr w:type="gramStart"/>
+      <w:r>
+        <w:rPr>
+          <w:rFonts w:ascii="Consolas" w:eastAsia="Times New Roman" w:hAnsi="Consolas" w:cs="Times New Roman"/>
+          <w:color w:val="ABB2BF"/>
+          <w:sz w:val="21"/>
+          <w:szCs w:val="21"/>
+        </w:rPr>
+        <w:t>std;</w:t>
+      </w:r>
+      <w:proofErr w:type="gramEnd"/>
     </w:p>
     <w:p>
       <w:pPr>
@@ -2629,6 +4085,7 @@
         </w:rPr>
         <w:t xml:space="preserve">, </w:t>
       </w:r>
+      <w:proofErr w:type="gramStart"/>
       <w:r>
         <w:rPr>
           <w:rFonts w:ascii="Consolas" w:eastAsia="Times New Roman" w:hAnsi="Consolas" w:cs="Times New Roman"/>
@@ -2647,6 +4104,7 @@
         </w:rPr>
         <w:t>;</w:t>
       </w:r>
+      <w:proofErr w:type="gramEnd"/>
     </w:p>
     <w:p>
       <w:pPr>
@@ -2686,6 +4144,7 @@
         </w:rPr>
         <w:t xml:space="preserve"> </w:t>
       </w:r>
+      <w:proofErr w:type="spellStart"/>
       <w:r>
         <w:rPr>
           <w:rFonts w:ascii="Consolas" w:eastAsia="Times New Roman" w:hAnsi="Consolas" w:cs="Times New Roman"/>
@@ -2695,6 +4154,7 @@
         </w:rPr>
         <w:t>constexpr</w:t>
       </w:r>
+      <w:proofErr w:type="spellEnd"/>
       <w:r>
         <w:rPr>
           <w:rFonts w:ascii="Consolas" w:eastAsia="Times New Roman" w:hAnsi="Consolas" w:cs="Times New Roman"/>
@@ -2758,6 +4218,7 @@
         </w:rPr>
         <w:t xml:space="preserve"> </w:t>
       </w:r>
+      <w:proofErr w:type="gramStart"/>
       <w:r>
         <w:rPr>
           <w:rFonts w:ascii="Consolas" w:eastAsia="Times New Roman" w:hAnsi="Consolas" w:cs="Times New Roman"/>
@@ -2776,6 +4237,7 @@
         </w:rPr>
         <w:t>;</w:t>
       </w:r>
+      <w:proofErr w:type="gramEnd"/>
     </w:p>
     <w:p>
       <w:pPr>
@@ -2830,6 +4292,7 @@
         </w:rPr>
         <w:t xml:space="preserve">    </w:t>
       </w:r>
+      <w:proofErr w:type="gramStart"/>
       <w:r>
         <w:rPr>
           <w:rFonts w:ascii="Consolas" w:eastAsia="Times New Roman" w:hAnsi="Consolas" w:cs="Times New Roman"/>
@@ -2848,6 +4311,7 @@
         </w:rPr>
         <w:t>(</w:t>
       </w:r>
+      <w:proofErr w:type="gramEnd"/>
       <w:r>
         <w:rPr>
           <w:rFonts w:ascii="Consolas" w:eastAsia="Times New Roman" w:hAnsi="Consolas" w:cs="Times New Roman"/>
@@ -2971,6 +4435,8 @@
         </w:rPr>
         <w:t xml:space="preserve"> </w:t>
       </w:r>
+      <w:proofErr w:type="spellStart"/>
+      <w:proofErr w:type="gramStart"/>
       <w:r>
         <w:rPr>
           <w:rFonts w:ascii="Consolas" w:eastAsia="Times New Roman" w:hAnsi="Consolas" w:cs="Times New Roman"/>
@@ -2980,14 +4446,25 @@
         </w:rPr>
         <w:t>getX</w:t>
       </w:r>
-      <w:r>
-        <w:rPr>
-          <w:rFonts w:ascii="Consolas" w:eastAsia="Times New Roman" w:hAnsi="Consolas" w:cs="Times New Roman"/>
-          <w:color w:val="ABB2BF"/>
-          <w:sz w:val="21"/>
-          <w:szCs w:val="21"/>
-        </w:rPr>
-        <w:t xml:space="preserve">() </w:t>
+      <w:proofErr w:type="spellEnd"/>
+      <w:r>
+        <w:rPr>
+          <w:rFonts w:ascii="Consolas" w:eastAsia="Times New Roman" w:hAnsi="Consolas" w:cs="Times New Roman"/>
+          <w:color w:val="ABB2BF"/>
+          <w:sz w:val="21"/>
+          <w:szCs w:val="21"/>
+        </w:rPr>
+        <w:t>(</w:t>
+      </w:r>
+      <w:proofErr w:type="gramEnd"/>
+      <w:r>
+        <w:rPr>
+          <w:rFonts w:ascii="Consolas" w:eastAsia="Times New Roman" w:hAnsi="Consolas" w:cs="Times New Roman"/>
+          <w:color w:val="ABB2BF"/>
+          <w:sz w:val="21"/>
+          <w:szCs w:val="21"/>
+        </w:rPr>
+        <w:t xml:space="preserve">) </w:t>
       </w:r>
       <w:r>
         <w:rPr>
@@ -3082,6 +4559,8 @@
         </w:rPr>
         <w:t xml:space="preserve"> </w:t>
       </w:r>
+      <w:proofErr w:type="spellStart"/>
+      <w:proofErr w:type="gramStart"/>
       <w:r>
         <w:rPr>
           <w:rFonts w:ascii="Consolas" w:eastAsia="Times New Roman" w:hAnsi="Consolas" w:cs="Times New Roman"/>
@@ -3091,14 +4570,25 @@
         </w:rPr>
         <w:t>getY</w:t>
       </w:r>
-      <w:r>
-        <w:rPr>
-          <w:rFonts w:ascii="Consolas" w:eastAsia="Times New Roman" w:hAnsi="Consolas" w:cs="Times New Roman"/>
-          <w:color w:val="ABB2BF"/>
-          <w:sz w:val="21"/>
-          <w:szCs w:val="21"/>
-        </w:rPr>
-        <w:t xml:space="preserve">() </w:t>
+      <w:proofErr w:type="spellEnd"/>
+      <w:r>
+        <w:rPr>
+          <w:rFonts w:ascii="Consolas" w:eastAsia="Times New Roman" w:hAnsi="Consolas" w:cs="Times New Roman"/>
+          <w:color w:val="ABB2BF"/>
+          <w:sz w:val="21"/>
+          <w:szCs w:val="21"/>
+        </w:rPr>
+        <w:t>(</w:t>
+      </w:r>
+      <w:proofErr w:type="gramEnd"/>
+      <w:r>
+        <w:rPr>
+          <w:rFonts w:ascii="Consolas" w:eastAsia="Times New Roman" w:hAnsi="Consolas" w:cs="Times New Roman"/>
+          <w:color w:val="ABB2BF"/>
+          <w:sz w:val="21"/>
+          <w:szCs w:val="21"/>
+        </w:rPr>
+        <w:t xml:space="preserve">) </w:t>
       </w:r>
       <w:r>
         <w:rPr>
@@ -3205,6 +4695,8 @@
         </w:rPr>
         <w:t xml:space="preserve"> </w:t>
       </w:r>
+      <w:proofErr w:type="spellStart"/>
+      <w:proofErr w:type="gramStart"/>
       <w:r>
         <w:rPr>
           <w:rFonts w:ascii="Consolas" w:eastAsia="Times New Roman" w:hAnsi="Consolas" w:cs="Times New Roman"/>
@@ -3214,6 +4706,7 @@
         </w:rPr>
         <w:t>distanceTo</w:t>
       </w:r>
+      <w:proofErr w:type="spellEnd"/>
       <w:r>
         <w:rPr>
           <w:rFonts w:ascii="Consolas" w:eastAsia="Times New Roman" w:hAnsi="Consolas" w:cs="Times New Roman"/>
@@ -3223,6 +4716,7 @@
         </w:rPr>
         <w:t>(</w:t>
       </w:r>
+      <w:proofErr w:type="gramEnd"/>
       <w:r>
         <w:rPr>
           <w:rFonts w:ascii="Consolas" w:eastAsia="Times New Roman" w:hAnsi="Consolas" w:cs="Times New Roman"/>
@@ -3416,8 +4910,19 @@
           <w:sz w:val="21"/>
           <w:szCs w:val="21"/>
         </w:rPr>
-        <w:t xml:space="preserve"> other.</w:t>
-      </w:r>
+        <w:t xml:space="preserve"> </w:t>
+      </w:r>
+      <w:proofErr w:type="spellStart"/>
+      <w:r>
+        <w:rPr>
+          <w:rFonts w:ascii="Consolas" w:eastAsia="Times New Roman" w:hAnsi="Consolas" w:cs="Times New Roman"/>
+          <w:color w:val="ABB2BF"/>
+          <w:sz w:val="21"/>
+          <w:szCs w:val="21"/>
+        </w:rPr>
+        <w:t>other.</w:t>
+      </w:r>
+      <w:proofErr w:type="gramStart"/>
       <w:r>
         <w:rPr>
           <w:rFonts w:ascii="Consolas" w:eastAsia="Times New Roman" w:hAnsi="Consolas" w:cs="Times New Roman"/>
@@ -3427,6 +4932,7 @@
         </w:rPr>
         <w:t>x</w:t>
       </w:r>
+      <w:proofErr w:type="spellEnd"/>
       <w:r>
         <w:rPr>
           <w:rFonts w:ascii="Consolas" w:eastAsia="Times New Roman" w:hAnsi="Consolas" w:cs="Times New Roman"/>
@@ -3436,6 +4942,7 @@
         </w:rPr>
         <w:t>;</w:t>
       </w:r>
+      <w:proofErr w:type="gramEnd"/>
     </w:p>
     <w:p>
       <w:pPr>
@@ -3475,6 +4982,7 @@
         </w:rPr>
         <w:t xml:space="preserve"> </w:t>
       </w:r>
+      <w:proofErr w:type="spellStart"/>
       <w:r>
         <w:rPr>
           <w:rFonts w:ascii="Consolas" w:eastAsia="Times New Roman" w:hAnsi="Consolas" w:cs="Times New Roman"/>
@@ -3484,6 +4992,7 @@
         </w:rPr>
         <w:t>dy</w:t>
       </w:r>
+      <w:proofErr w:type="spellEnd"/>
       <w:r>
         <w:rPr>
           <w:rFonts w:ascii="Consolas" w:eastAsia="Times New Roman" w:hAnsi="Consolas" w:cs="Times New Roman"/>
@@ -3545,7 +5054,18 @@
           <w:sz w:val="21"/>
           <w:szCs w:val="21"/>
         </w:rPr>
-        <w:t xml:space="preserve"> other.</w:t>
+        <w:t xml:space="preserve"> </w:t>
+      </w:r>
+      <w:proofErr w:type="spellStart"/>
+      <w:proofErr w:type="gramStart"/>
+      <w:r>
+        <w:rPr>
+          <w:rFonts w:ascii="Consolas" w:eastAsia="Times New Roman" w:hAnsi="Consolas" w:cs="Times New Roman"/>
+          <w:color w:val="ABB2BF"/>
+          <w:sz w:val="21"/>
+          <w:szCs w:val="21"/>
+        </w:rPr>
+        <w:t>other.</w:t>
       </w:r>
       <w:r>
         <w:rPr>
@@ -3556,6 +5076,8 @@
         </w:rPr>
         <w:t>y</w:t>
       </w:r>
+      <w:proofErr w:type="spellEnd"/>
+      <w:proofErr w:type="gramEnd"/>
       <w:r>
         <w:rPr>
           <w:rFonts w:ascii="Consolas" w:eastAsia="Times New Roman" w:hAnsi="Consolas" w:cs="Times New Roman"/>
@@ -3604,6 +5126,7 @@
         </w:rPr>
         <w:t xml:space="preserve"> </w:t>
       </w:r>
+      <w:proofErr w:type="gramStart"/>
       <w:r>
         <w:rPr>
           <w:rFonts w:ascii="Consolas" w:eastAsia="Times New Roman" w:hAnsi="Consolas" w:cs="Times New Roman"/>
@@ -3622,6 +5145,7 @@
         </w:rPr>
         <w:t>(</w:t>
       </w:r>
+      <w:proofErr w:type="gramEnd"/>
       <w:r>
         <w:rPr>
           <w:rFonts w:ascii="Consolas" w:eastAsia="Times New Roman" w:hAnsi="Consolas" w:cs="Times New Roman"/>
@@ -3694,6 +5218,7 @@
         </w:rPr>
         <w:t xml:space="preserve"> </w:t>
       </w:r>
+      <w:proofErr w:type="spellStart"/>
       <w:r>
         <w:rPr>
           <w:rFonts w:ascii="Consolas" w:eastAsia="Times New Roman" w:hAnsi="Consolas" w:cs="Times New Roman"/>
@@ -3703,6 +5228,7 @@
         </w:rPr>
         <w:t>dy</w:t>
       </w:r>
+      <w:proofErr w:type="spellEnd"/>
       <w:r>
         <w:rPr>
           <w:rFonts w:ascii="Consolas" w:eastAsia="Times New Roman" w:hAnsi="Consolas" w:cs="Times New Roman"/>
@@ -3730,6 +5256,7 @@
         </w:rPr>
         <w:t xml:space="preserve"> </w:t>
       </w:r>
+      <w:proofErr w:type="spellStart"/>
       <w:r>
         <w:rPr>
           <w:rFonts w:ascii="Consolas" w:eastAsia="Times New Roman" w:hAnsi="Consolas" w:cs="Times New Roman"/>
@@ -3739,6 +5266,7 @@
         </w:rPr>
         <w:t>dy</w:t>
       </w:r>
+      <w:proofErr w:type="spellEnd"/>
       <w:r>
         <w:rPr>
           <w:rFonts w:ascii="Consolas" w:eastAsia="Times New Roman" w:hAnsi="Consolas" w:cs="Times New Roman"/>
@@ -3827,7 +5355,17 @@
           <w:sz w:val="21"/>
           <w:szCs w:val="21"/>
         </w:rPr>
-        <w:t>operator==</w:t>
+        <w:t>operator=</w:t>
+      </w:r>
+      <w:proofErr w:type="gramStart"/>
+      <w:r>
+        <w:rPr>
+          <w:rFonts w:ascii="Consolas" w:eastAsia="Times New Roman" w:hAnsi="Consolas" w:cs="Times New Roman"/>
+          <w:color w:val="61AFEF"/>
+          <w:sz w:val="21"/>
+          <w:szCs w:val="21"/>
+        </w:rPr>
+        <w:t>=</w:t>
       </w:r>
       <w:r>
         <w:rPr>
@@ -3838,6 +5376,7 @@
         </w:rPr>
         <w:t>(</w:t>
       </w:r>
+      <w:proofErr w:type="gramEnd"/>
       <w:r>
         <w:rPr>
           <w:rFonts w:ascii="Consolas" w:eastAsia="Times New Roman" w:hAnsi="Consolas" w:cs="Times New Roman"/>
@@ -3961,6 +5500,7 @@
         </w:rPr>
         <w:t xml:space="preserve"> </w:t>
       </w:r>
+      <w:proofErr w:type="gramStart"/>
       <w:r>
         <w:rPr>
           <w:rFonts w:ascii="Consolas" w:eastAsia="Times New Roman" w:hAnsi="Consolas" w:cs="Times New Roman"/>
@@ -3979,6 +5519,7 @@
         </w:rPr>
         <w:t>(</w:t>
       </w:r>
+      <w:proofErr w:type="gramEnd"/>
       <w:r>
         <w:rPr>
           <w:rFonts w:ascii="Consolas" w:eastAsia="Times New Roman" w:hAnsi="Consolas" w:cs="Times New Roman"/>
@@ -4013,7 +5554,17 @@
           <w:sz w:val="21"/>
           <w:szCs w:val="21"/>
         </w:rPr>
-        <w:t xml:space="preserve"> other.</w:t>
+        <w:t xml:space="preserve"> </w:t>
+      </w:r>
+      <w:proofErr w:type="spellStart"/>
+      <w:r>
+        <w:rPr>
+          <w:rFonts w:ascii="Consolas" w:eastAsia="Times New Roman" w:hAnsi="Consolas" w:cs="Times New Roman"/>
+          <w:color w:val="ABB2BF"/>
+          <w:sz w:val="21"/>
+          <w:szCs w:val="21"/>
+        </w:rPr>
+        <w:t>other.</w:t>
       </w:r>
       <w:r>
         <w:rPr>
@@ -4024,6 +5575,7 @@
         </w:rPr>
         <w:t>x</w:t>
       </w:r>
+      <w:proofErr w:type="spellEnd"/>
       <w:r>
         <w:rPr>
           <w:rFonts w:ascii="Consolas" w:eastAsia="Times New Roman" w:hAnsi="Consolas" w:cs="Times New Roman"/>
@@ -4139,7 +5691,17 @@
           <w:sz w:val="21"/>
           <w:szCs w:val="21"/>
         </w:rPr>
-        <w:t xml:space="preserve"> other.</w:t>
+        <w:t xml:space="preserve"> </w:t>
+      </w:r>
+      <w:proofErr w:type="spellStart"/>
+      <w:r>
+        <w:rPr>
+          <w:rFonts w:ascii="Consolas" w:eastAsia="Times New Roman" w:hAnsi="Consolas" w:cs="Times New Roman"/>
+          <w:color w:val="ABB2BF"/>
+          <w:sz w:val="21"/>
+          <w:szCs w:val="21"/>
+        </w:rPr>
+        <w:t>other.</w:t>
       </w:r>
       <w:r>
         <w:rPr>
@@ -4150,6 +5712,7 @@
         </w:rPr>
         <w:t>y</w:t>
       </w:r>
+      <w:proofErr w:type="spellEnd"/>
       <w:r>
         <w:rPr>
           <w:rFonts w:ascii="Consolas" w:eastAsia="Times New Roman" w:hAnsi="Consolas" w:cs="Times New Roman"/>
@@ -4267,6 +5830,7 @@
         </w:rPr>
         <w:t xml:space="preserve"> </w:t>
       </w:r>
+      <w:proofErr w:type="gramStart"/>
       <w:r>
         <w:rPr>
           <w:rFonts w:ascii="Consolas" w:eastAsia="Times New Roman" w:hAnsi="Consolas" w:cs="Times New Roman"/>
@@ -4276,6 +5840,7 @@
         </w:rPr>
         <w:t>operator!=</w:t>
       </w:r>
+      <w:proofErr w:type="gramEnd"/>
       <w:r>
         <w:rPr>
           <w:rFonts w:ascii="Consolas" w:eastAsia="Times New Roman" w:hAnsi="Consolas" w:cs="Times New Roman"/>
@@ -4408,6 +5973,7 @@
         </w:rPr>
         <w:t xml:space="preserve"> </w:t>
       </w:r>
+      <w:proofErr w:type="gramStart"/>
       <w:r>
         <w:rPr>
           <w:rFonts w:ascii="Consolas" w:eastAsia="Times New Roman" w:hAnsi="Consolas" w:cs="Times New Roman"/>
@@ -4426,6 +5992,7 @@
         </w:rPr>
         <w:t>(</w:t>
       </w:r>
+      <w:proofErr w:type="gramEnd"/>
       <w:r>
         <w:rPr>
           <w:rFonts w:ascii="Consolas" w:eastAsia="Times New Roman" w:hAnsi="Consolas" w:cs="Times New Roman"/>
@@ -4460,7 +6027,17 @@
           <w:sz w:val="21"/>
           <w:szCs w:val="21"/>
         </w:rPr>
-        <w:t xml:space="preserve"> other.</w:t>
+        <w:t xml:space="preserve"> </w:t>
+      </w:r>
+      <w:proofErr w:type="spellStart"/>
+      <w:r>
+        <w:rPr>
+          <w:rFonts w:ascii="Consolas" w:eastAsia="Times New Roman" w:hAnsi="Consolas" w:cs="Times New Roman"/>
+          <w:color w:val="ABB2BF"/>
+          <w:sz w:val="21"/>
+          <w:szCs w:val="21"/>
+        </w:rPr>
+        <w:t>other.</w:t>
       </w:r>
       <w:r>
         <w:rPr>
@@ -4471,6 +6048,7 @@
         </w:rPr>
         <w:t>x</w:t>
       </w:r>
+      <w:proofErr w:type="spellEnd"/>
       <w:r>
         <w:rPr>
           <w:rFonts w:ascii="Consolas" w:eastAsia="Times New Roman" w:hAnsi="Consolas" w:cs="Times New Roman"/>
@@ -4586,7 +6164,17 @@
           <w:sz w:val="21"/>
           <w:szCs w:val="21"/>
         </w:rPr>
-        <w:t xml:space="preserve"> other.</w:t>
+        <w:t xml:space="preserve"> </w:t>
+      </w:r>
+      <w:proofErr w:type="spellStart"/>
+      <w:r>
+        <w:rPr>
+          <w:rFonts w:ascii="Consolas" w:eastAsia="Times New Roman" w:hAnsi="Consolas" w:cs="Times New Roman"/>
+          <w:color w:val="ABB2BF"/>
+          <w:sz w:val="21"/>
+          <w:szCs w:val="21"/>
+        </w:rPr>
+        <w:t>other.</w:t>
       </w:r>
       <w:r>
         <w:rPr>
@@ -4597,6 +6185,7 @@
         </w:rPr>
         <w:t>y</w:t>
       </w:r>
+      <w:proofErr w:type="spellEnd"/>
       <w:r>
         <w:rPr>
           <w:rFonts w:ascii="Consolas" w:eastAsia="Times New Roman" w:hAnsi="Consolas" w:cs="Times New Roman"/>
@@ -4714,6 +6303,7 @@
         </w:rPr>
         <w:t xml:space="preserve"> </w:t>
       </w:r>
+      <w:proofErr w:type="gramStart"/>
       <w:r>
         <w:rPr>
           <w:rFonts w:ascii="Consolas" w:eastAsia="Times New Roman" w:hAnsi="Consolas" w:cs="Times New Roman"/>
@@ -4730,7 +6320,17 @@
           <w:sz w:val="21"/>
           <w:szCs w:val="21"/>
         </w:rPr>
-        <w:t xml:space="preserve">() </w:t>
+        <w:t>(</w:t>
+      </w:r>
+      <w:proofErr w:type="gramEnd"/>
+      <w:r>
+        <w:rPr>
+          <w:rFonts w:ascii="Consolas" w:eastAsia="Times New Roman" w:hAnsi="Consolas" w:cs="Times New Roman"/>
+          <w:color w:val="ABB2BF"/>
+          <w:sz w:val="21"/>
+          <w:szCs w:val="21"/>
+        </w:rPr>
+        <w:t xml:space="preserve">) </w:t>
       </w:r>
       <w:r>
         <w:rPr>
@@ -4783,6 +6383,7 @@
         </w:rPr>
         <w:t xml:space="preserve">        </w:t>
       </w:r>
+      <w:proofErr w:type="spellStart"/>
       <w:r>
         <w:rPr>
           <w:rFonts w:ascii="Consolas" w:eastAsia="Times New Roman" w:hAnsi="Consolas" w:cs="Times New Roman"/>
@@ -4792,6 +6393,7 @@
         </w:rPr>
         <w:t>cout</w:t>
       </w:r>
+      <w:proofErr w:type="spellEnd"/>
       <w:r>
         <w:rPr>
           <w:rFonts w:ascii="Consolas" w:eastAsia="Times New Roman" w:hAnsi="Consolas" w:cs="Times New Roman"/>
@@ -4970,7 +6572,17 @@
           <w:sz w:val="21"/>
           <w:szCs w:val="21"/>
         </w:rPr>
-        <w:t>"), "</w:t>
+        <w:t xml:space="preserve">"), </w:t>
+      </w:r>
+      <w:proofErr w:type="gramStart"/>
+      <w:r>
+        <w:rPr>
+          <w:rFonts w:ascii="Consolas" w:eastAsia="Times New Roman" w:hAnsi="Consolas" w:cs="Times New Roman"/>
+          <w:color w:val="98C379"/>
+          <w:sz w:val="21"/>
+          <w:szCs w:val="21"/>
+        </w:rPr>
+        <w:t>"</w:t>
       </w:r>
       <w:r>
         <w:rPr>
@@ -4981,6 +6593,7 @@
         </w:rPr>
         <w:t>;</w:t>
       </w:r>
+      <w:proofErr w:type="gramEnd"/>
     </w:p>
     <w:p>
       <w:pPr>
@@ -5128,6 +6741,7 @@
         </w:rPr>
         <w:t>Point</w:t>
       </w:r>
+      <w:proofErr w:type="gramStart"/>
       <w:r>
         <w:rPr>
           <w:rFonts w:ascii="Consolas" w:eastAsia="Times New Roman" w:hAnsi="Consolas" w:cs="Times New Roman"/>
@@ -5137,6 +6751,7 @@
         </w:rPr>
         <w:t>&gt;;</w:t>
       </w:r>
+      <w:proofErr w:type="gramEnd"/>
     </w:p>
     <w:p>
       <w:pPr>
@@ -5216,6 +6831,8 @@
         </w:rPr>
         <w:t xml:space="preserve"> </w:t>
       </w:r>
+      <w:proofErr w:type="spellStart"/>
+      <w:proofErr w:type="gramStart"/>
       <w:r>
         <w:rPr>
           <w:rFonts w:ascii="Consolas" w:eastAsia="Times New Roman" w:hAnsi="Consolas" w:cs="Times New Roman"/>
@@ -5225,6 +6842,7 @@
         </w:rPr>
         <w:t>isBaseCase</w:t>
       </w:r>
+      <w:proofErr w:type="spellEnd"/>
       <w:r>
         <w:rPr>
           <w:rFonts w:ascii="Consolas" w:eastAsia="Times New Roman" w:hAnsi="Consolas" w:cs="Times New Roman"/>
@@ -5234,6 +6852,7 @@
         </w:rPr>
         <w:t>(</w:t>
       </w:r>
+      <w:proofErr w:type="gramEnd"/>
       <w:r>
         <w:rPr>
           <w:rFonts w:ascii="Consolas" w:eastAsia="Times New Roman" w:hAnsi="Consolas" w:cs="Times New Roman"/>
@@ -5472,7 +7091,18 @@
           <w:sz w:val="21"/>
           <w:szCs w:val="21"/>
         </w:rPr>
-        <w:t>)points.</w:t>
+        <w:t>)</w:t>
+      </w:r>
+      <w:proofErr w:type="spellStart"/>
+      <w:proofErr w:type="gramStart"/>
+      <w:r>
+        <w:rPr>
+          <w:rFonts w:ascii="Consolas" w:eastAsia="Times New Roman" w:hAnsi="Consolas" w:cs="Times New Roman"/>
+          <w:color w:val="ABB2BF"/>
+          <w:sz w:val="21"/>
+          <w:szCs w:val="21"/>
+        </w:rPr>
+        <w:t>points.</w:t>
       </w:r>
       <w:r>
         <w:rPr>
@@ -5483,6 +7113,8 @@
         </w:rPr>
         <w:t>size</w:t>
       </w:r>
+      <w:proofErr w:type="spellEnd"/>
+      <w:proofErr w:type="gramEnd"/>
       <w:r>
         <w:rPr>
           <w:rFonts w:ascii="Consolas" w:eastAsia="Times New Roman" w:hAnsi="Consolas" w:cs="Times New Roman"/>
@@ -5573,6 +7205,8 @@
         </w:rPr>
         <w:t xml:space="preserve">&gt; </w:t>
       </w:r>
+      <w:proofErr w:type="spellStart"/>
+      <w:proofErr w:type="gramStart"/>
       <w:r>
         <w:rPr>
           <w:rFonts w:ascii="Consolas" w:eastAsia="Times New Roman" w:hAnsi="Consolas" w:cs="Times New Roman"/>
@@ -5582,6 +7216,7 @@
         </w:rPr>
         <w:t>eachPointAsCluster</w:t>
       </w:r>
+      <w:proofErr w:type="spellEnd"/>
       <w:r>
         <w:rPr>
           <w:rFonts w:ascii="Consolas" w:eastAsia="Times New Roman" w:hAnsi="Consolas" w:cs="Times New Roman"/>
@@ -5591,6 +7226,7 @@
         </w:rPr>
         <w:t>(</w:t>
       </w:r>
+      <w:proofErr w:type="gramEnd"/>
       <w:r>
         <w:rPr>
           <w:rFonts w:ascii="Consolas" w:eastAsia="Times New Roman" w:hAnsi="Consolas" w:cs="Times New Roman"/>
@@ -5750,6 +7386,7 @@
         </w:rPr>
         <w:t xml:space="preserve"> </w:t>
       </w:r>
+      <w:proofErr w:type="gramStart"/>
       <w:r>
         <w:rPr>
           <w:rFonts w:ascii="Consolas" w:eastAsia="Times New Roman" w:hAnsi="Consolas" w:cs="Times New Roman"/>
@@ -5768,6 +7405,7 @@
         </w:rPr>
         <w:t>;</w:t>
       </w:r>
+      <w:proofErr w:type="gramEnd"/>
     </w:p>
     <w:p>
       <w:pPr>
@@ -5852,6 +7490,7 @@
         </w:rPr>
         <w:t>&amp;</w:t>
       </w:r>
+      <w:proofErr w:type="gramStart"/>
       <w:r>
         <w:rPr>
           <w:rFonts w:ascii="Consolas" w:eastAsia="Times New Roman" w:hAnsi="Consolas" w:cs="Times New Roman"/>
@@ -5868,7 +7507,17 @@
           <w:sz w:val="21"/>
           <w:szCs w:val="21"/>
         </w:rPr>
-        <w:t xml:space="preserve"> : points)</w:t>
+        <w:t xml:space="preserve"> :</w:t>
+      </w:r>
+      <w:proofErr w:type="gramEnd"/>
+      <w:r>
+        <w:rPr>
+          <w:rFonts w:ascii="Consolas" w:eastAsia="Times New Roman" w:hAnsi="Consolas" w:cs="Times New Roman"/>
+          <w:color w:val="ABB2BF"/>
+          <w:sz w:val="21"/>
+          <w:szCs w:val="21"/>
+        </w:rPr>
+        <w:t xml:space="preserve"> points)</w:t>
       </w:r>
     </w:p>
     <w:p>
@@ -5891,6 +7540,8 @@
         </w:rPr>
         <w:t xml:space="preserve">        </w:t>
       </w:r>
+      <w:proofErr w:type="spellStart"/>
+      <w:proofErr w:type="gramStart"/>
       <w:r>
         <w:rPr>
           <w:rFonts w:ascii="Consolas" w:eastAsia="Times New Roman" w:hAnsi="Consolas" w:cs="Times New Roman"/>
@@ -5916,8 +7567,19 @@
           <w:sz w:val="21"/>
           <w:szCs w:val="21"/>
         </w:rPr>
-        <w:t>push_back</w:t>
-      </w:r>
+        <w:t>push</w:t>
+      </w:r>
+      <w:proofErr w:type="gramEnd"/>
+      <w:r>
+        <w:rPr>
+          <w:rFonts w:ascii="Consolas" w:eastAsia="Times New Roman" w:hAnsi="Consolas" w:cs="Times New Roman"/>
+          <w:color w:val="61AFEF"/>
+          <w:sz w:val="21"/>
+          <w:szCs w:val="21"/>
+        </w:rPr>
+        <w:t>_back</w:t>
+      </w:r>
+      <w:proofErr w:type="spellEnd"/>
       <w:r>
         <w:rPr>
           <w:rFonts w:ascii="Consolas" w:eastAsia="Times New Roman" w:hAnsi="Consolas" w:cs="Times New Roman"/>
@@ -5984,6 +7646,7 @@
         </w:rPr>
         <w:t xml:space="preserve"> </w:t>
       </w:r>
+      <w:proofErr w:type="gramStart"/>
       <w:r>
         <w:rPr>
           <w:rFonts w:ascii="Consolas" w:eastAsia="Times New Roman" w:hAnsi="Consolas" w:cs="Times New Roman"/>
@@ -6002,6 +7665,7 @@
         </w:rPr>
         <w:t>;</w:t>
       </w:r>
+      <w:proofErr w:type="gramEnd"/>
     </w:p>
     <w:p>
       <w:pPr>
@@ -6065,6 +7729,8 @@
         </w:rPr>
         <w:t xml:space="preserve"> </w:t>
       </w:r>
+      <w:proofErr w:type="spellStart"/>
+      <w:proofErr w:type="gramStart"/>
       <w:r>
         <w:rPr>
           <w:rFonts w:ascii="Consolas" w:eastAsia="Times New Roman" w:hAnsi="Consolas" w:cs="Times New Roman"/>
@@ -6074,6 +7740,7 @@
         </w:rPr>
         <w:t>computeCentroid</w:t>
       </w:r>
+      <w:proofErr w:type="spellEnd"/>
       <w:r>
         <w:rPr>
           <w:rFonts w:ascii="Consolas" w:eastAsia="Times New Roman" w:hAnsi="Consolas" w:cs="Times New Roman"/>
@@ -6083,6 +7750,7 @@
         </w:rPr>
         <w:t>(</w:t>
       </w:r>
+      <w:proofErr w:type="gramEnd"/>
       <w:r>
         <w:rPr>
           <w:rFonts w:ascii="Consolas" w:eastAsia="Times New Roman" w:hAnsi="Consolas" w:cs="Times New Roman"/>
@@ -6215,6 +7883,7 @@
         </w:rPr>
         <w:t xml:space="preserve"> </w:t>
       </w:r>
+      <w:proofErr w:type="spellStart"/>
       <w:r>
         <w:rPr>
           <w:rFonts w:ascii="Consolas" w:eastAsia="Times New Roman" w:hAnsi="Consolas" w:cs="Times New Roman"/>
@@ -6224,6 +7893,7 @@
         </w:rPr>
         <w:t>totalX</w:t>
       </w:r>
+      <w:proofErr w:type="spellEnd"/>
       <w:r>
         <w:rPr>
           <w:rFonts w:ascii="Consolas" w:eastAsia="Times New Roman" w:hAnsi="Consolas" w:cs="Times New Roman"/>
@@ -6269,6 +7939,7 @@
         </w:rPr>
         <w:t xml:space="preserve">, </w:t>
       </w:r>
+      <w:proofErr w:type="spellStart"/>
       <w:r>
         <w:rPr>
           <w:rFonts w:ascii="Consolas" w:eastAsia="Times New Roman" w:hAnsi="Consolas" w:cs="Times New Roman"/>
@@ -6278,6 +7949,7 @@
         </w:rPr>
         <w:t>totalY</w:t>
       </w:r>
+      <w:proofErr w:type="spellEnd"/>
       <w:r>
         <w:rPr>
           <w:rFonts w:ascii="Consolas" w:eastAsia="Times New Roman" w:hAnsi="Consolas" w:cs="Times New Roman"/>
@@ -6305,6 +7977,7 @@
         </w:rPr>
         <w:t xml:space="preserve"> </w:t>
       </w:r>
+      <w:proofErr w:type="gramStart"/>
       <w:r>
         <w:rPr>
           <w:rFonts w:ascii="Consolas" w:eastAsia="Times New Roman" w:hAnsi="Consolas" w:cs="Times New Roman"/>
@@ -6323,6 +7996,7 @@
         </w:rPr>
         <w:t>;</w:t>
       </w:r>
+      <w:proofErr w:type="gramEnd"/>
     </w:p>
     <w:p>
       <w:pPr>
@@ -6407,6 +8081,7 @@
         </w:rPr>
         <w:t>&amp;</w:t>
       </w:r>
+      <w:proofErr w:type="gramStart"/>
       <w:r>
         <w:rPr>
           <w:rFonts w:ascii="Consolas" w:eastAsia="Times New Roman" w:hAnsi="Consolas" w:cs="Times New Roman"/>
@@ -6423,7 +8098,17 @@
           <w:sz w:val="21"/>
           <w:szCs w:val="21"/>
         </w:rPr>
-        <w:t xml:space="preserve"> : points)</w:t>
+        <w:t xml:space="preserve"> :</w:t>
+      </w:r>
+      <w:proofErr w:type="gramEnd"/>
+      <w:r>
+        <w:rPr>
+          <w:rFonts w:ascii="Consolas" w:eastAsia="Times New Roman" w:hAnsi="Consolas" w:cs="Times New Roman"/>
+          <w:color w:val="ABB2BF"/>
+          <w:sz w:val="21"/>
+          <w:szCs w:val="21"/>
+        </w:rPr>
+        <w:t xml:space="preserve"> points)</w:t>
       </w:r>
     </w:p>
     <w:p>
@@ -6467,6 +8152,7 @@
         </w:rPr>
         <w:t xml:space="preserve">        </w:t>
       </w:r>
+      <w:proofErr w:type="spellStart"/>
       <w:r>
         <w:rPr>
           <w:rFonts w:ascii="Consolas" w:eastAsia="Times New Roman" w:hAnsi="Consolas" w:cs="Times New Roman"/>
@@ -6476,6 +8162,7 @@
         </w:rPr>
         <w:t>totalX</w:t>
       </w:r>
+      <w:proofErr w:type="spellEnd"/>
       <w:r>
         <w:rPr>
           <w:rFonts w:ascii="Consolas" w:eastAsia="Times New Roman" w:hAnsi="Consolas" w:cs="Times New Roman"/>
@@ -6503,6 +8190,8 @@
         </w:rPr>
         <w:t xml:space="preserve"> </w:t>
       </w:r>
+      <w:proofErr w:type="spellStart"/>
+      <w:proofErr w:type="gramStart"/>
       <w:r>
         <w:rPr>
           <w:rFonts w:ascii="Consolas" w:eastAsia="Times New Roman" w:hAnsi="Consolas" w:cs="Times New Roman"/>
@@ -6530,6 +8219,8 @@
         </w:rPr>
         <w:t>getX</w:t>
       </w:r>
+      <w:proofErr w:type="spellEnd"/>
+      <w:proofErr w:type="gramEnd"/>
       <w:r>
         <w:rPr>
           <w:rFonts w:ascii="Consolas" w:eastAsia="Times New Roman" w:hAnsi="Consolas" w:cs="Times New Roman"/>
@@ -6560,6 +8251,7 @@
         </w:rPr>
         <w:t xml:space="preserve">        </w:t>
       </w:r>
+      <w:proofErr w:type="spellStart"/>
       <w:r>
         <w:rPr>
           <w:rFonts w:ascii="Consolas" w:eastAsia="Times New Roman" w:hAnsi="Consolas" w:cs="Times New Roman"/>
@@ -6569,6 +8261,7 @@
         </w:rPr>
         <w:t>totalY</w:t>
       </w:r>
+      <w:proofErr w:type="spellEnd"/>
       <w:r>
         <w:rPr>
           <w:rFonts w:ascii="Consolas" w:eastAsia="Times New Roman" w:hAnsi="Consolas" w:cs="Times New Roman"/>
@@ -6596,6 +8289,8 @@
         </w:rPr>
         <w:t xml:space="preserve"> </w:t>
       </w:r>
+      <w:proofErr w:type="spellStart"/>
+      <w:proofErr w:type="gramStart"/>
       <w:r>
         <w:rPr>
           <w:rFonts w:ascii="Consolas" w:eastAsia="Times New Roman" w:hAnsi="Consolas" w:cs="Times New Roman"/>
@@ -6623,6 +8318,8 @@
         </w:rPr>
         <w:t>getY</w:t>
       </w:r>
+      <w:proofErr w:type="spellEnd"/>
+      <w:proofErr w:type="gramEnd"/>
       <w:r>
         <w:rPr>
           <w:rFonts w:ascii="Consolas" w:eastAsia="Times New Roman" w:hAnsi="Consolas" w:cs="Times New Roman"/>
@@ -6692,6 +8389,7 @@
         </w:rPr>
         <w:t xml:space="preserve"> </w:t>
       </w:r>
+      <w:proofErr w:type="gramStart"/>
       <w:r>
         <w:rPr>
           <w:rFonts w:ascii="Consolas" w:eastAsia="Times New Roman" w:hAnsi="Consolas" w:cs="Times New Roman"/>
@@ -6710,6 +8408,8 @@
         </w:rPr>
         <w:t>(</w:t>
       </w:r>
+      <w:proofErr w:type="spellStart"/>
+      <w:proofErr w:type="gramEnd"/>
       <w:r>
         <w:rPr>
           <w:rFonts w:ascii="Consolas" w:eastAsia="Times New Roman" w:hAnsi="Consolas" w:cs="Times New Roman"/>
@@ -6719,6 +8419,7 @@
         </w:rPr>
         <w:t>totalX</w:t>
       </w:r>
+      <w:proofErr w:type="spellEnd"/>
       <w:r>
         <w:rPr>
           <w:rFonts w:ascii="Consolas" w:eastAsia="Times New Roman" w:hAnsi="Consolas" w:cs="Times New Roman"/>
@@ -6744,7 +8445,17 @@
           <w:sz w:val="21"/>
           <w:szCs w:val="21"/>
         </w:rPr>
-        <w:t xml:space="preserve"> points.</w:t>
+        <w:t xml:space="preserve"> </w:t>
+      </w:r>
+      <w:proofErr w:type="spellStart"/>
+      <w:r>
+        <w:rPr>
+          <w:rFonts w:ascii="Consolas" w:eastAsia="Times New Roman" w:hAnsi="Consolas" w:cs="Times New Roman"/>
+          <w:color w:val="ABB2BF"/>
+          <w:sz w:val="21"/>
+          <w:szCs w:val="21"/>
+        </w:rPr>
+        <w:t>points.</w:t>
       </w:r>
       <w:r>
         <w:rPr>
@@ -6755,6 +8466,7 @@
         </w:rPr>
         <w:t>size</w:t>
       </w:r>
+      <w:proofErr w:type="spellEnd"/>
       <w:r>
         <w:rPr>
           <w:rFonts w:ascii="Consolas" w:eastAsia="Times New Roman" w:hAnsi="Consolas" w:cs="Times New Roman"/>
@@ -6764,6 +8476,7 @@
         </w:rPr>
         <w:t xml:space="preserve">(), </w:t>
       </w:r>
+      <w:proofErr w:type="spellStart"/>
       <w:r>
         <w:rPr>
           <w:rFonts w:ascii="Consolas" w:eastAsia="Times New Roman" w:hAnsi="Consolas" w:cs="Times New Roman"/>
@@ -6773,6 +8486,7 @@
         </w:rPr>
         <w:t>totalY</w:t>
       </w:r>
+      <w:proofErr w:type="spellEnd"/>
       <w:r>
         <w:rPr>
           <w:rFonts w:ascii="Consolas" w:eastAsia="Times New Roman" w:hAnsi="Consolas" w:cs="Times New Roman"/>
@@ -6798,7 +8512,17 @@
           <w:sz w:val="21"/>
           <w:szCs w:val="21"/>
         </w:rPr>
-        <w:t xml:space="preserve"> points.</w:t>
+        <w:t xml:space="preserve"> </w:t>
+      </w:r>
+      <w:proofErr w:type="spellStart"/>
+      <w:r>
+        <w:rPr>
+          <w:rFonts w:ascii="Consolas" w:eastAsia="Times New Roman" w:hAnsi="Consolas" w:cs="Times New Roman"/>
+          <w:color w:val="ABB2BF"/>
+          <w:sz w:val="21"/>
+          <w:szCs w:val="21"/>
+        </w:rPr>
+        <w:t>points.</w:t>
       </w:r>
       <w:r>
         <w:rPr>
@@ -6809,6 +8533,7 @@
         </w:rPr>
         <w:t>size</w:t>
       </w:r>
+      <w:proofErr w:type="spellEnd"/>
       <w:r>
         <w:rPr>
           <w:rFonts w:ascii="Consolas" w:eastAsia="Times New Roman" w:hAnsi="Consolas" w:cs="Times New Roman"/>
@@ -6881,6 +8606,8 @@
         </w:rPr>
         <w:t xml:space="preserve"> </w:t>
       </w:r>
+      <w:proofErr w:type="spellStart"/>
+      <w:proofErr w:type="gramStart"/>
       <w:r>
         <w:rPr>
           <w:rFonts w:ascii="Consolas" w:eastAsia="Times New Roman" w:hAnsi="Consolas" w:cs="Times New Roman"/>
@@ -6890,6 +8617,7 @@
         </w:rPr>
         <w:t>clusterDistance</w:t>
       </w:r>
+      <w:proofErr w:type="spellEnd"/>
       <w:r>
         <w:rPr>
           <w:rFonts w:ascii="Consolas" w:eastAsia="Times New Roman" w:hAnsi="Consolas" w:cs="Times New Roman"/>
@@ -6899,6 +8627,7 @@
         </w:rPr>
         <w:t>(</w:t>
       </w:r>
+      <w:proofErr w:type="gramEnd"/>
       <w:r>
         <w:rPr>
           <w:rFonts w:ascii="Consolas" w:eastAsia="Times New Roman" w:hAnsi="Consolas" w:cs="Times New Roman"/>
@@ -7067,6 +8796,7 @@
         </w:rPr>
         <w:t xml:space="preserve"> </w:t>
       </w:r>
+      <w:proofErr w:type="spellStart"/>
       <w:r>
         <w:rPr>
           <w:rFonts w:ascii="Consolas" w:eastAsia="Times New Roman" w:hAnsi="Consolas" w:cs="Times New Roman"/>
@@ -7076,6 +8806,7 @@
         </w:rPr>
         <w:t>centroidA</w:t>
       </w:r>
+      <w:proofErr w:type="spellEnd"/>
       <w:r>
         <w:rPr>
           <w:rFonts w:ascii="Consolas" w:eastAsia="Times New Roman" w:hAnsi="Consolas" w:cs="Times New Roman"/>
@@ -7103,6 +8834,7 @@
         </w:rPr>
         <w:t xml:space="preserve"> </w:t>
       </w:r>
+      <w:proofErr w:type="spellStart"/>
       <w:r>
         <w:rPr>
           <w:rFonts w:ascii="Consolas" w:eastAsia="Times New Roman" w:hAnsi="Consolas" w:cs="Times New Roman"/>
@@ -7112,15 +8844,27 @@
         </w:rPr>
         <w:t>computeCentroid</w:t>
       </w:r>
-      <w:r>
-        <w:rPr>
-          <w:rFonts w:ascii="Consolas" w:eastAsia="Times New Roman" w:hAnsi="Consolas" w:cs="Times New Roman"/>
-          <w:color w:val="ABB2BF"/>
-          <w:sz w:val="21"/>
-          <w:szCs w:val="21"/>
-        </w:rPr>
-        <w:t>(a);</w:t>
-      </w:r>
+      <w:proofErr w:type="spellEnd"/>
+      <w:r>
+        <w:rPr>
+          <w:rFonts w:ascii="Consolas" w:eastAsia="Times New Roman" w:hAnsi="Consolas" w:cs="Times New Roman"/>
+          <w:color w:val="ABB2BF"/>
+          <w:sz w:val="21"/>
+          <w:szCs w:val="21"/>
+        </w:rPr>
+        <w:t>(a</w:t>
+      </w:r>
+      <w:proofErr w:type="gramStart"/>
+      <w:r>
+        <w:rPr>
+          <w:rFonts w:ascii="Consolas" w:eastAsia="Times New Roman" w:hAnsi="Consolas" w:cs="Times New Roman"/>
+          <w:color w:val="ABB2BF"/>
+          <w:sz w:val="21"/>
+          <w:szCs w:val="21"/>
+        </w:rPr>
+        <w:t>);</w:t>
+      </w:r>
+      <w:proofErr w:type="gramEnd"/>
     </w:p>
     <w:p>
       <w:pPr>
@@ -7160,6 +8904,7 @@
         </w:rPr>
         <w:t xml:space="preserve"> </w:t>
       </w:r>
+      <w:proofErr w:type="spellStart"/>
       <w:r>
         <w:rPr>
           <w:rFonts w:ascii="Consolas" w:eastAsia="Times New Roman" w:hAnsi="Consolas" w:cs="Times New Roman"/>
@@ -7169,6 +8914,7 @@
         </w:rPr>
         <w:t>centroidB</w:t>
       </w:r>
+      <w:proofErr w:type="spellEnd"/>
       <w:r>
         <w:rPr>
           <w:rFonts w:ascii="Consolas" w:eastAsia="Times New Roman" w:hAnsi="Consolas" w:cs="Times New Roman"/>
@@ -7196,6 +8942,7 @@
         </w:rPr>
         <w:t xml:space="preserve"> </w:t>
       </w:r>
+      <w:proofErr w:type="spellStart"/>
       <w:r>
         <w:rPr>
           <w:rFonts w:ascii="Consolas" w:eastAsia="Times New Roman" w:hAnsi="Consolas" w:cs="Times New Roman"/>
@@ -7205,15 +8952,27 @@
         </w:rPr>
         <w:t>computeCentroid</w:t>
       </w:r>
-      <w:r>
-        <w:rPr>
-          <w:rFonts w:ascii="Consolas" w:eastAsia="Times New Roman" w:hAnsi="Consolas" w:cs="Times New Roman"/>
-          <w:color w:val="ABB2BF"/>
-          <w:sz w:val="21"/>
-          <w:szCs w:val="21"/>
-        </w:rPr>
-        <w:t>(b);</w:t>
-      </w:r>
+      <w:proofErr w:type="spellEnd"/>
+      <w:r>
+        <w:rPr>
+          <w:rFonts w:ascii="Consolas" w:eastAsia="Times New Roman" w:hAnsi="Consolas" w:cs="Times New Roman"/>
+          <w:color w:val="ABB2BF"/>
+          <w:sz w:val="21"/>
+          <w:szCs w:val="21"/>
+        </w:rPr>
+        <w:t>(b</w:t>
+      </w:r>
+      <w:proofErr w:type="gramStart"/>
+      <w:r>
+        <w:rPr>
+          <w:rFonts w:ascii="Consolas" w:eastAsia="Times New Roman" w:hAnsi="Consolas" w:cs="Times New Roman"/>
+          <w:color w:val="ABB2BF"/>
+          <w:sz w:val="21"/>
+          <w:szCs w:val="21"/>
+        </w:rPr>
+        <w:t>);</w:t>
+      </w:r>
+      <w:proofErr w:type="gramEnd"/>
     </w:p>
     <w:p>
       <w:pPr>
@@ -7253,6 +9012,7 @@
         </w:rPr>
         <w:t xml:space="preserve"> </w:t>
       </w:r>
+      <w:proofErr w:type="spellStart"/>
       <w:r>
         <w:rPr>
           <w:rFonts w:ascii="Consolas" w:eastAsia="Times New Roman" w:hAnsi="Consolas" w:cs="Times New Roman"/>
@@ -7280,6 +9040,7 @@
         </w:rPr>
         <w:t>distanceTo</w:t>
       </w:r>
+      <w:proofErr w:type="spellEnd"/>
       <w:r>
         <w:rPr>
           <w:rFonts w:ascii="Consolas" w:eastAsia="Times New Roman" w:hAnsi="Consolas" w:cs="Times New Roman"/>
@@ -7289,6 +9050,7 @@
         </w:rPr>
         <w:t>(</w:t>
       </w:r>
+      <w:proofErr w:type="spellStart"/>
       <w:r>
         <w:rPr>
           <w:rFonts w:ascii="Consolas" w:eastAsia="Times New Roman" w:hAnsi="Consolas" w:cs="Times New Roman"/>
@@ -7298,6 +9060,8 @@
         </w:rPr>
         <w:t>centroidB</w:t>
       </w:r>
+      <w:proofErr w:type="spellEnd"/>
+      <w:proofErr w:type="gramStart"/>
       <w:r>
         <w:rPr>
           <w:rFonts w:ascii="Consolas" w:eastAsia="Times New Roman" w:hAnsi="Consolas" w:cs="Times New Roman"/>
@@ -7307,6 +9071,7 @@
         </w:rPr>
         <w:t>);</w:t>
       </w:r>
+      <w:proofErr w:type="gramEnd"/>
     </w:p>
     <w:p>
       <w:pPr>
@@ -7370,6 +9135,8 @@
         </w:rPr>
         <w:t xml:space="preserve"> </w:t>
       </w:r>
+      <w:proofErr w:type="spellStart"/>
+      <w:proofErr w:type="gramStart"/>
       <w:r>
         <w:rPr>
           <w:rFonts w:ascii="Consolas" w:eastAsia="Times New Roman" w:hAnsi="Consolas" w:cs="Times New Roman"/>
@@ -7379,6 +9146,7 @@
         </w:rPr>
         <w:t>printClusters</w:t>
       </w:r>
+      <w:proofErr w:type="spellEnd"/>
       <w:r>
         <w:rPr>
           <w:rFonts w:ascii="Consolas" w:eastAsia="Times New Roman" w:hAnsi="Consolas" w:cs="Times New Roman"/>
@@ -7388,6 +9156,7 @@
         </w:rPr>
         <w:t>(</w:t>
       </w:r>
+      <w:proofErr w:type="gramEnd"/>
       <w:r>
         <w:rPr>
           <w:rFonts w:ascii="Consolas" w:eastAsia="Times New Roman" w:hAnsi="Consolas" w:cs="Times New Roman"/>
@@ -7538,6 +9307,7 @@
         </w:rPr>
         <w:t xml:space="preserve"> </w:t>
       </w:r>
+      <w:proofErr w:type="spellStart"/>
       <w:r>
         <w:rPr>
           <w:rFonts w:ascii="Consolas" w:eastAsia="Times New Roman" w:hAnsi="Consolas" w:cs="Times New Roman"/>
@@ -7547,6 +9317,7 @@
         </w:rPr>
         <w:t>i</w:t>
       </w:r>
+      <w:proofErr w:type="spellEnd"/>
       <w:r>
         <w:rPr>
           <w:rFonts w:ascii="Consolas" w:eastAsia="Times New Roman" w:hAnsi="Consolas" w:cs="Times New Roman"/>
@@ -7592,6 +9363,7 @@
         </w:rPr>
         <w:t xml:space="preserve">; </w:t>
       </w:r>
+      <w:proofErr w:type="spellStart"/>
       <w:r>
         <w:rPr>
           <w:rFonts w:ascii="Consolas" w:eastAsia="Times New Roman" w:hAnsi="Consolas" w:cs="Times New Roman"/>
@@ -7601,6 +9373,7 @@
         </w:rPr>
         <w:t>i</w:t>
       </w:r>
+      <w:proofErr w:type="spellEnd"/>
       <w:r>
         <w:rPr>
           <w:rFonts w:ascii="Consolas" w:eastAsia="Times New Roman" w:hAnsi="Consolas" w:cs="Times New Roman"/>
@@ -7644,7 +9417,18 @@
           <w:sz w:val="21"/>
           <w:szCs w:val="21"/>
         </w:rPr>
-        <w:t>)clusters.</w:t>
+        <w:t>)</w:t>
+      </w:r>
+      <w:proofErr w:type="spellStart"/>
+      <w:proofErr w:type="gramStart"/>
+      <w:r>
+        <w:rPr>
+          <w:rFonts w:ascii="Consolas" w:eastAsia="Times New Roman" w:hAnsi="Consolas" w:cs="Times New Roman"/>
+          <w:color w:val="ABB2BF"/>
+          <w:sz w:val="21"/>
+          <w:szCs w:val="21"/>
+        </w:rPr>
+        <w:t>clusters.</w:t>
       </w:r>
       <w:r>
         <w:rPr>
@@ -7655,6 +9439,8 @@
         </w:rPr>
         <w:t>size</w:t>
       </w:r>
+      <w:proofErr w:type="spellEnd"/>
+      <w:proofErr w:type="gramEnd"/>
       <w:r>
         <w:rPr>
           <w:rFonts w:ascii="Consolas" w:eastAsia="Times New Roman" w:hAnsi="Consolas" w:cs="Times New Roman"/>
@@ -7664,6 +9450,7 @@
         </w:rPr>
         <w:t xml:space="preserve">(); </w:t>
       </w:r>
+      <w:proofErr w:type="spellStart"/>
       <w:r>
         <w:rPr>
           <w:rFonts w:ascii="Consolas" w:eastAsia="Times New Roman" w:hAnsi="Consolas" w:cs="Times New Roman"/>
@@ -7673,6 +9460,7 @@
         </w:rPr>
         <w:t>i</w:t>
       </w:r>
+      <w:proofErr w:type="spellEnd"/>
       <w:r>
         <w:rPr>
           <w:rFonts w:ascii="Consolas" w:eastAsia="Times New Roman" w:hAnsi="Consolas" w:cs="Times New Roman"/>
@@ -7733,6 +9521,7 @@
         </w:rPr>
         <w:t xml:space="preserve">        </w:t>
       </w:r>
+      <w:proofErr w:type="spellStart"/>
       <w:r>
         <w:rPr>
           <w:rFonts w:ascii="Consolas" w:eastAsia="Times New Roman" w:hAnsi="Consolas" w:cs="Times New Roman"/>
@@ -7742,6 +9531,7 @@
         </w:rPr>
         <w:t>cout</w:t>
       </w:r>
+      <w:proofErr w:type="spellEnd"/>
       <w:r>
         <w:rPr>
           <w:rFonts w:ascii="Consolas" w:eastAsia="Times New Roman" w:hAnsi="Consolas" w:cs="Times New Roman"/>
@@ -7769,6 +9559,7 @@
         </w:rPr>
         <w:t xml:space="preserve"> </w:t>
       </w:r>
+      <w:proofErr w:type="gramStart"/>
       <w:r>
         <w:rPr>
           <w:rFonts w:ascii="Consolas" w:eastAsia="Times New Roman" w:hAnsi="Consolas" w:cs="Times New Roman"/>
@@ -7776,7 +9567,17 @@
           <w:sz w:val="21"/>
           <w:szCs w:val="21"/>
         </w:rPr>
-        <w:t>"  Cluster "</w:t>
+        <w:t>"  Cluster</w:t>
+      </w:r>
+      <w:proofErr w:type="gramEnd"/>
+      <w:r>
+        <w:rPr>
+          <w:rFonts w:ascii="Consolas" w:eastAsia="Times New Roman" w:hAnsi="Consolas" w:cs="Times New Roman"/>
+          <w:color w:val="98C379"/>
+          <w:sz w:val="21"/>
+          <w:szCs w:val="21"/>
+        </w:rPr>
+        <w:t xml:space="preserve"> "</w:t>
       </w:r>
       <w:r>
         <w:rPr>
@@ -7805,6 +9606,7 @@
         </w:rPr>
         <w:t xml:space="preserve"> </w:t>
       </w:r>
+      <w:proofErr w:type="spellStart"/>
       <w:r>
         <w:rPr>
           <w:rFonts w:ascii="Consolas" w:eastAsia="Times New Roman" w:hAnsi="Consolas" w:cs="Times New Roman"/>
@@ -7814,6 +9616,7 @@
         </w:rPr>
         <w:t>i</w:t>
       </w:r>
+      <w:proofErr w:type="spellEnd"/>
       <w:r>
         <w:rPr>
           <w:rFonts w:ascii="Consolas" w:eastAsia="Times New Roman" w:hAnsi="Consolas" w:cs="Times New Roman"/>
@@ -7979,6 +9782,7 @@
         </w:rPr>
         <w:t>&amp;</w:t>
       </w:r>
+      <w:proofErr w:type="gramStart"/>
       <w:r>
         <w:rPr>
           <w:rFonts w:ascii="Consolas" w:eastAsia="Times New Roman" w:hAnsi="Consolas" w:cs="Times New Roman"/>
@@ -7995,7 +9799,17 @@
           <w:sz w:val="21"/>
           <w:szCs w:val="21"/>
         </w:rPr>
-        <w:t xml:space="preserve"> : clusters</w:t>
+        <w:t xml:space="preserve"> :</w:t>
+      </w:r>
+      <w:proofErr w:type="gramEnd"/>
+      <w:r>
+        <w:rPr>
+          <w:rFonts w:ascii="Consolas" w:eastAsia="Times New Roman" w:hAnsi="Consolas" w:cs="Times New Roman"/>
+          <w:color w:val="ABB2BF"/>
+          <w:sz w:val="21"/>
+          <w:szCs w:val="21"/>
+        </w:rPr>
+        <w:t xml:space="preserve"> clusters</w:t>
       </w:r>
       <w:r>
         <w:rPr>
@@ -8006,6 +9820,7 @@
         </w:rPr>
         <w:t>[</w:t>
       </w:r>
+      <w:proofErr w:type="spellStart"/>
       <w:r>
         <w:rPr>
           <w:rFonts w:ascii="Consolas" w:eastAsia="Times New Roman" w:hAnsi="Consolas" w:cs="Times New Roman"/>
@@ -8015,6 +9830,7 @@
         </w:rPr>
         <w:t>i</w:t>
       </w:r>
+      <w:proofErr w:type="spellEnd"/>
       <w:r>
         <w:rPr>
           <w:rFonts w:ascii="Consolas" w:eastAsia="Times New Roman" w:hAnsi="Consolas" w:cs="Times New Roman"/>
@@ -8054,6 +9870,7 @@
         </w:rPr>
         <w:t xml:space="preserve">            </w:t>
       </w:r>
+      <w:proofErr w:type="spellStart"/>
       <w:r>
         <w:rPr>
           <w:rFonts w:ascii="Consolas" w:eastAsia="Times New Roman" w:hAnsi="Consolas" w:cs="Times New Roman"/>
@@ -8072,6 +9889,7 @@
         </w:rPr>
         <w:t>.</w:t>
       </w:r>
+      <w:proofErr w:type="gramStart"/>
       <w:r>
         <w:rPr>
           <w:rFonts w:ascii="Consolas" w:eastAsia="Times New Roman" w:hAnsi="Consolas" w:cs="Times New Roman"/>
@@ -8081,14 +9899,25 @@
         </w:rPr>
         <w:t>print</w:t>
       </w:r>
-      <w:r>
-        <w:rPr>
-          <w:rFonts w:ascii="Consolas" w:eastAsia="Times New Roman" w:hAnsi="Consolas" w:cs="Times New Roman"/>
-          <w:color w:val="ABB2BF"/>
-          <w:sz w:val="21"/>
-          <w:szCs w:val="21"/>
-        </w:rPr>
-        <w:t>();</w:t>
+      <w:proofErr w:type="spellEnd"/>
+      <w:r>
+        <w:rPr>
+          <w:rFonts w:ascii="Consolas" w:eastAsia="Times New Roman" w:hAnsi="Consolas" w:cs="Times New Roman"/>
+          <w:color w:val="ABB2BF"/>
+          <w:sz w:val="21"/>
+          <w:szCs w:val="21"/>
+        </w:rPr>
+        <w:t>(</w:t>
+      </w:r>
+      <w:proofErr w:type="gramEnd"/>
+      <w:r>
+        <w:rPr>
+          <w:rFonts w:ascii="Consolas" w:eastAsia="Times New Roman" w:hAnsi="Consolas" w:cs="Times New Roman"/>
+          <w:color w:val="ABB2BF"/>
+          <w:sz w:val="21"/>
+          <w:szCs w:val="21"/>
+        </w:rPr>
+        <w:t>);</w:t>
       </w:r>
     </w:p>
     <w:p>
@@ -8111,6 +9940,7 @@
         </w:rPr>
         <w:t xml:space="preserve">        </w:t>
       </w:r>
+      <w:proofErr w:type="spellStart"/>
       <w:r>
         <w:rPr>
           <w:rFonts w:ascii="Consolas" w:eastAsia="Times New Roman" w:hAnsi="Consolas" w:cs="Times New Roman"/>
@@ -8120,6 +9950,7 @@
         </w:rPr>
         <w:t>cout</w:t>
       </w:r>
+      <w:proofErr w:type="spellEnd"/>
       <w:r>
         <w:rPr>
           <w:rFonts w:ascii="Consolas" w:eastAsia="Times New Roman" w:hAnsi="Consolas" w:cs="Times New Roman"/>
@@ -8165,6 +9996,7 @@
         </w:rPr>
         <w:t>\n</w:t>
       </w:r>
+      <w:proofErr w:type="gramStart"/>
       <w:r>
         <w:rPr>
           <w:rFonts w:ascii="Consolas" w:eastAsia="Times New Roman" w:hAnsi="Consolas" w:cs="Times New Roman"/>
@@ -8183,6 +10015,7 @@
         </w:rPr>
         <w:t>;</w:t>
       </w:r>
+      <w:proofErr w:type="gramEnd"/>
     </w:p>
     <w:p>
       <w:pPr>
@@ -8326,8 +10159,19 @@
           <w:sz w:val="21"/>
           <w:szCs w:val="21"/>
         </w:rPr>
-        <w:t xml:space="preserve"> std;</w:t>
-      </w:r>
+        <w:t xml:space="preserve"> </w:t>
+      </w:r>
+      <w:proofErr w:type="gramStart"/>
+      <w:r>
+        <w:rPr>
+          <w:rFonts w:ascii="Consolas" w:eastAsia="Times New Roman" w:hAnsi="Consolas" w:cs="Times New Roman"/>
+          <w:color w:val="ABB2BF"/>
+          <w:sz w:val="21"/>
+          <w:szCs w:val="21"/>
+        </w:rPr>
+        <w:t>std;</w:t>
+      </w:r>
+      <w:proofErr w:type="gramEnd"/>
     </w:p>
     <w:p>
       <w:pPr>
@@ -8393,6 +10237,8 @@
         </w:rPr>
         <w:t xml:space="preserve"> </w:t>
       </w:r>
+      <w:proofErr w:type="spellStart"/>
+      <w:proofErr w:type="gramStart"/>
       <w:r>
         <w:rPr>
           <w:rFonts w:ascii="Consolas" w:eastAsia="Times New Roman" w:hAnsi="Consolas" w:cs="Times New Roman"/>
@@ -8402,6 +10248,7 @@
         </w:rPr>
         <w:t>generateAllCombinations</w:t>
       </w:r>
+      <w:proofErr w:type="spellEnd"/>
       <w:r>
         <w:rPr>
           <w:rFonts w:ascii="Consolas" w:eastAsia="Times New Roman" w:hAnsi="Consolas" w:cs="Times New Roman"/>
@@ -8411,6 +10258,7 @@
         </w:rPr>
         <w:t>(</w:t>
       </w:r>
+      <w:proofErr w:type="gramEnd"/>
     </w:p>
     <w:p>
       <w:pPr>
@@ -8694,7 +10542,27 @@
           <w:sz w:val="21"/>
           <w:szCs w:val="21"/>
         </w:rPr>
-        <w:t xml:space="preserve"> usedClusters,</w:t>
+        <w:t xml:space="preserve"> </w:t>
+      </w:r>
+      <w:proofErr w:type="spellStart"/>
+      <w:r>
+        <w:rPr>
+          <w:rFonts w:ascii="Consolas" w:eastAsia="Times New Roman" w:hAnsi="Consolas" w:cs="Times New Roman"/>
+          <w:color w:val="ABB2BF"/>
+          <w:sz w:val="21"/>
+          <w:szCs w:val="21"/>
+        </w:rPr>
+        <w:t>usedClusters</w:t>
+      </w:r>
+      <w:proofErr w:type="spellEnd"/>
+      <w:r>
+        <w:rPr>
+          <w:rFonts w:ascii="Consolas" w:eastAsia="Times New Roman" w:hAnsi="Consolas" w:cs="Times New Roman"/>
+          <w:color w:val="ABB2BF"/>
+          <w:sz w:val="21"/>
+          <w:szCs w:val="21"/>
+        </w:rPr>
+        <w:t>,</w:t>
       </w:r>
     </w:p>
     <w:p>
@@ -8780,14 +10648,25 @@
         </w:rPr>
         <w:t>&amp;</w:t>
       </w:r>
-      <w:r>
-        <w:rPr>
-          <w:rFonts w:ascii="Consolas" w:eastAsia="Times New Roman" w:hAnsi="Consolas" w:cs="Times New Roman"/>
-          <w:color w:val="ABB2BF"/>
-          <w:sz w:val="21"/>
-          <w:szCs w:val="21"/>
-        </w:rPr>
-        <w:t>allAssignments)</w:t>
+      <w:proofErr w:type="spellStart"/>
+      <w:r>
+        <w:rPr>
+          <w:rFonts w:ascii="Consolas" w:eastAsia="Times New Roman" w:hAnsi="Consolas" w:cs="Times New Roman"/>
+          <w:color w:val="ABB2BF"/>
+          <w:sz w:val="21"/>
+          <w:szCs w:val="21"/>
+        </w:rPr>
+        <w:t>allAssignments</w:t>
+      </w:r>
+      <w:proofErr w:type="spellEnd"/>
+      <w:r>
+        <w:rPr>
+          <w:rFonts w:ascii="Consolas" w:eastAsia="Times New Roman" w:hAnsi="Consolas" w:cs="Times New Roman"/>
+          <w:color w:val="ABB2BF"/>
+          <w:sz w:val="21"/>
+          <w:szCs w:val="21"/>
+        </w:rPr>
+        <w:t>)</w:t>
       </w:r>
     </w:p>
     <w:p>
@@ -8883,7 +10762,18 @@
           <w:sz w:val="21"/>
           <w:szCs w:val="21"/>
         </w:rPr>
-        <w:t xml:space="preserve"> points.</w:t>
+        <w:t xml:space="preserve"> </w:t>
+      </w:r>
+      <w:proofErr w:type="spellStart"/>
+      <w:proofErr w:type="gramStart"/>
+      <w:r>
+        <w:rPr>
+          <w:rFonts w:ascii="Consolas" w:eastAsia="Times New Roman" w:hAnsi="Consolas" w:cs="Times New Roman"/>
+          <w:color w:val="ABB2BF"/>
+          <w:sz w:val="21"/>
+          <w:szCs w:val="21"/>
+        </w:rPr>
+        <w:t>points.</w:t>
       </w:r>
       <w:r>
         <w:rPr>
@@ -8894,6 +10784,8 @@
         </w:rPr>
         <w:t>size</w:t>
       </w:r>
+      <w:proofErr w:type="spellEnd"/>
+      <w:proofErr w:type="gramEnd"/>
       <w:r>
         <w:rPr>
           <w:rFonts w:ascii="Consolas" w:eastAsia="Times New Roman" w:hAnsi="Consolas" w:cs="Times New Roman"/>
@@ -9047,8 +10939,19 @@
           <w:sz w:val="21"/>
           <w:szCs w:val="21"/>
         </w:rPr>
-        <w:t xml:space="preserve"> index;</w:t>
-      </w:r>
+        <w:t xml:space="preserve"> </w:t>
+      </w:r>
+      <w:proofErr w:type="gramStart"/>
+      <w:r>
+        <w:rPr>
+          <w:rFonts w:ascii="Consolas" w:eastAsia="Times New Roman" w:hAnsi="Consolas" w:cs="Times New Roman"/>
+          <w:color w:val="ABB2BF"/>
+          <w:sz w:val="21"/>
+          <w:szCs w:val="21"/>
+        </w:rPr>
+        <w:t>index;</w:t>
+      </w:r>
+      <w:proofErr w:type="gramEnd"/>
     </w:p>
     <w:p>
       <w:pPr>
@@ -9088,6 +10991,7 @@
         </w:rPr>
         <w:t xml:space="preserve"> </w:t>
       </w:r>
+      <w:proofErr w:type="spellStart"/>
       <w:r>
         <w:rPr>
           <w:rFonts w:ascii="Consolas" w:eastAsia="Times New Roman" w:hAnsi="Consolas" w:cs="Times New Roman"/>
@@ -9097,6 +11001,7 @@
         </w:rPr>
         <w:t>neededClusters</w:t>
       </w:r>
+      <w:proofErr w:type="spellEnd"/>
       <w:r>
         <w:rPr>
           <w:rFonts w:ascii="Consolas" w:eastAsia="Times New Roman" w:hAnsi="Consolas" w:cs="Times New Roman"/>
@@ -9140,8 +11045,30 @@
           <w:sz w:val="21"/>
           <w:szCs w:val="21"/>
         </w:rPr>
-        <w:t xml:space="preserve"> usedClusters;</w:t>
-      </w:r>
+        <w:t xml:space="preserve"> </w:t>
+      </w:r>
+      <w:proofErr w:type="spellStart"/>
+      <w:proofErr w:type="gramStart"/>
+      <w:r>
+        <w:rPr>
+          <w:rFonts w:ascii="Consolas" w:eastAsia="Times New Roman" w:hAnsi="Consolas" w:cs="Times New Roman"/>
+          <w:color w:val="ABB2BF"/>
+          <w:sz w:val="21"/>
+          <w:szCs w:val="21"/>
+        </w:rPr>
+        <w:t>usedClusters</w:t>
+      </w:r>
+      <w:proofErr w:type="spellEnd"/>
+      <w:r>
+        <w:rPr>
+          <w:rFonts w:ascii="Consolas" w:eastAsia="Times New Roman" w:hAnsi="Consolas" w:cs="Times New Roman"/>
+          <w:color w:val="ABB2BF"/>
+          <w:sz w:val="21"/>
+          <w:szCs w:val="21"/>
+        </w:rPr>
+        <w:t>;</w:t>
+      </w:r>
+      <w:proofErr w:type="gramEnd"/>
     </w:p>
     <w:p>
       <w:pPr>
@@ -9217,6 +11144,7 @@
         </w:rPr>
         <w:t xml:space="preserve"> </w:t>
       </w:r>
+      <w:proofErr w:type="spellStart"/>
       <w:r>
         <w:rPr>
           <w:rFonts w:ascii="Consolas" w:eastAsia="Times New Roman" w:hAnsi="Consolas" w:cs="Times New Roman"/>
@@ -9226,6 +11154,7 @@
         </w:rPr>
         <w:t>neededClusters</w:t>
       </w:r>
+      <w:proofErr w:type="spellEnd"/>
       <w:r>
         <w:rPr>
           <w:rFonts w:ascii="Consolas" w:eastAsia="Times New Roman" w:hAnsi="Consolas" w:cs="Times New Roman"/>
@@ -9256,6 +11185,7 @@
         </w:rPr>
         <w:t xml:space="preserve">        </w:t>
       </w:r>
+      <w:proofErr w:type="gramStart"/>
       <w:r>
         <w:rPr>
           <w:rFonts w:ascii="Consolas" w:eastAsia="Times New Roman" w:hAnsi="Consolas" w:cs="Times New Roman"/>
@@ -9274,6 +11204,7 @@
         </w:rPr>
         <w:t>;</w:t>
       </w:r>
+      <w:proofErr w:type="gramEnd"/>
     </w:p>
     <w:p>
       <w:pPr>
@@ -9442,7 +11373,27 @@
           <w:sz w:val="21"/>
           <w:szCs w:val="21"/>
         </w:rPr>
-        <w:t xml:space="preserve"> (usedClusters </w:t>
+        <w:t xml:space="preserve"> (</w:t>
+      </w:r>
+      <w:proofErr w:type="spellStart"/>
+      <w:r>
+        <w:rPr>
+          <w:rFonts w:ascii="Consolas" w:eastAsia="Times New Roman" w:hAnsi="Consolas" w:cs="Times New Roman"/>
+          <w:color w:val="ABB2BF"/>
+          <w:sz w:val="21"/>
+          <w:szCs w:val="21"/>
+        </w:rPr>
+        <w:t>usedClusters</w:t>
+      </w:r>
+      <w:proofErr w:type="spellEnd"/>
+      <w:r>
+        <w:rPr>
+          <w:rFonts w:ascii="Consolas" w:eastAsia="Times New Roman" w:hAnsi="Consolas" w:cs="Times New Roman"/>
+          <w:color w:val="ABB2BF"/>
+          <w:sz w:val="21"/>
+          <w:szCs w:val="21"/>
+        </w:rPr>
+        <w:t xml:space="preserve"> </w:t>
       </w:r>
       <w:r>
         <w:rPr>
@@ -9492,7 +11443,17 @@
           <w:sz w:val="21"/>
           <w:szCs w:val="21"/>
         </w:rPr>
-        <w:t>            allAssignments.</w:t>
+        <w:t xml:space="preserve">            </w:t>
+      </w:r>
+      <w:proofErr w:type="spellStart"/>
+      <w:r>
+        <w:rPr>
+          <w:rFonts w:ascii="Consolas" w:eastAsia="Times New Roman" w:hAnsi="Consolas" w:cs="Times New Roman"/>
+          <w:color w:val="ABB2BF"/>
+          <w:sz w:val="21"/>
+          <w:szCs w:val="21"/>
+        </w:rPr>
+        <w:t>allAssignments.</w:t>
       </w:r>
       <w:r>
         <w:rPr>
@@ -9503,15 +11464,27 @@
         </w:rPr>
         <w:t>push_back</w:t>
       </w:r>
-      <w:r>
-        <w:rPr>
-          <w:rFonts w:ascii="Consolas" w:eastAsia="Times New Roman" w:hAnsi="Consolas" w:cs="Times New Roman"/>
-          <w:color w:val="ABB2BF"/>
-          <w:sz w:val="21"/>
-          <w:szCs w:val="21"/>
-        </w:rPr>
-        <w:t>(combination);</w:t>
-      </w:r>
+      <w:proofErr w:type="spellEnd"/>
+      <w:r>
+        <w:rPr>
+          <w:rFonts w:ascii="Consolas" w:eastAsia="Times New Roman" w:hAnsi="Consolas" w:cs="Times New Roman"/>
+          <w:color w:val="ABB2BF"/>
+          <w:sz w:val="21"/>
+          <w:szCs w:val="21"/>
+        </w:rPr>
+        <w:t>(combination</w:t>
+      </w:r>
+      <w:proofErr w:type="gramStart"/>
+      <w:r>
+        <w:rPr>
+          <w:rFonts w:ascii="Consolas" w:eastAsia="Times New Roman" w:hAnsi="Consolas" w:cs="Times New Roman"/>
+          <w:color w:val="ABB2BF"/>
+          <w:sz w:val="21"/>
+          <w:szCs w:val="21"/>
+        </w:rPr>
+        <w:t>);</w:t>
+      </w:r>
+      <w:proofErr w:type="gramEnd"/>
     </w:p>
     <w:p>
       <w:pPr>
@@ -9545,6 +11518,7 @@
         </w:rPr>
         <w:t xml:space="preserve">        </w:t>
       </w:r>
+      <w:proofErr w:type="gramStart"/>
       <w:r>
         <w:rPr>
           <w:rFonts w:ascii="Consolas" w:eastAsia="Times New Roman" w:hAnsi="Consolas" w:cs="Times New Roman"/>
@@ -9563,6 +11537,7 @@
         </w:rPr>
         <w:t>;</w:t>
       </w:r>
+      <w:proofErr w:type="gramEnd"/>
     </w:p>
     <w:p>
       <w:pPr>
@@ -9790,6 +11765,7 @@
         </w:rPr>
         <w:t xml:space="preserve"> </w:t>
       </w:r>
+      <w:proofErr w:type="gramStart"/>
       <w:r>
         <w:rPr>
           <w:rFonts w:ascii="Consolas" w:eastAsia="Times New Roman" w:hAnsi="Consolas" w:cs="Times New Roman"/>
@@ -9808,6 +11784,7 @@
         </w:rPr>
         <w:t>;</w:t>
       </w:r>
+      <w:proofErr w:type="gramEnd"/>
     </w:p>
     <w:p>
       <w:pPr>
@@ -9829,6 +11806,8 @@
         </w:rPr>
         <w:t xml:space="preserve">        </w:t>
       </w:r>
+      <w:proofErr w:type="spellStart"/>
+      <w:proofErr w:type="gramStart"/>
       <w:r>
         <w:rPr>
           <w:rFonts w:ascii="Consolas" w:eastAsia="Times New Roman" w:hAnsi="Consolas" w:cs="Times New Roman"/>
@@ -9838,14 +11817,25 @@
         </w:rPr>
         <w:t>generateAllCombinations</w:t>
       </w:r>
-      <w:r>
-        <w:rPr>
-          <w:rFonts w:ascii="Consolas" w:eastAsia="Times New Roman" w:hAnsi="Consolas" w:cs="Times New Roman"/>
-          <w:color w:val="ABB2BF"/>
-          <w:sz w:val="21"/>
-          <w:szCs w:val="21"/>
-        </w:rPr>
-        <w:t xml:space="preserve">(points, index </w:t>
+      <w:proofErr w:type="spellEnd"/>
+      <w:r>
+        <w:rPr>
+          <w:rFonts w:ascii="Consolas" w:eastAsia="Times New Roman" w:hAnsi="Consolas" w:cs="Times New Roman"/>
+          <w:color w:val="ABB2BF"/>
+          <w:sz w:val="21"/>
+          <w:szCs w:val="21"/>
+        </w:rPr>
+        <w:t>(</w:t>
+      </w:r>
+      <w:proofErr w:type="gramEnd"/>
+      <w:r>
+        <w:rPr>
+          <w:rFonts w:ascii="Consolas" w:eastAsia="Times New Roman" w:hAnsi="Consolas" w:cs="Times New Roman"/>
+          <w:color w:val="ABB2BF"/>
+          <w:sz w:val="21"/>
+          <w:szCs w:val="21"/>
+        </w:rPr>
+        <w:t xml:space="preserve">points, index </w:t>
       </w:r>
       <w:r>
         <w:rPr>
@@ -9899,7 +11889,27 @@
           <w:sz w:val="21"/>
           <w:szCs w:val="21"/>
         </w:rPr>
-        <w:t>, allAssignments);</w:t>
+        <w:t xml:space="preserve">, </w:t>
+      </w:r>
+      <w:proofErr w:type="spellStart"/>
+      <w:r>
+        <w:rPr>
+          <w:rFonts w:ascii="Consolas" w:eastAsia="Times New Roman" w:hAnsi="Consolas" w:cs="Times New Roman"/>
+          <w:color w:val="ABB2BF"/>
+          <w:sz w:val="21"/>
+          <w:szCs w:val="21"/>
+        </w:rPr>
+        <w:t>allAssignments</w:t>
+      </w:r>
+      <w:proofErr w:type="spellEnd"/>
+      <w:r>
+        <w:rPr>
+          <w:rFonts w:ascii="Consolas" w:eastAsia="Times New Roman" w:hAnsi="Consolas" w:cs="Times New Roman"/>
+          <w:color w:val="ABB2BF"/>
+          <w:sz w:val="21"/>
+          <w:szCs w:val="21"/>
+        </w:rPr>
+        <w:t>);</w:t>
       </w:r>
     </w:p>
     <w:p>
@@ -9922,6 +11932,7 @@
         </w:rPr>
         <w:t xml:space="preserve">        </w:t>
       </w:r>
+      <w:proofErr w:type="gramStart"/>
       <w:r>
         <w:rPr>
           <w:rFonts w:ascii="Consolas" w:eastAsia="Times New Roman" w:hAnsi="Consolas" w:cs="Times New Roman"/>
@@ -9940,6 +11951,7 @@
         </w:rPr>
         <w:t>;</w:t>
       </w:r>
+      <w:proofErr w:type="gramEnd"/>
     </w:p>
     <w:p>
       <w:pPr>
@@ -10141,7 +12153,27 @@
           <w:sz w:val="21"/>
           <w:szCs w:val="21"/>
         </w:rPr>
-        <w:t xml:space="preserve"> usedClusters; </w:t>
+        <w:t xml:space="preserve"> </w:t>
+      </w:r>
+      <w:proofErr w:type="spellStart"/>
+      <w:r>
+        <w:rPr>
+          <w:rFonts w:ascii="Consolas" w:eastAsia="Times New Roman" w:hAnsi="Consolas" w:cs="Times New Roman"/>
+          <w:color w:val="ABB2BF"/>
+          <w:sz w:val="21"/>
+          <w:szCs w:val="21"/>
+        </w:rPr>
+        <w:t>usedClusters</w:t>
+      </w:r>
+      <w:proofErr w:type="spellEnd"/>
+      <w:r>
+        <w:rPr>
+          <w:rFonts w:ascii="Consolas" w:eastAsia="Times New Roman" w:hAnsi="Consolas" w:cs="Times New Roman"/>
+          <w:color w:val="ABB2BF"/>
+          <w:sz w:val="21"/>
+          <w:szCs w:val="21"/>
+        </w:rPr>
+        <w:t xml:space="preserve">; </w:t>
       </w:r>
       <w:r>
         <w:rPr>
@@ -10266,6 +12298,7 @@
         </w:rPr>
         <w:t xml:space="preserve"> </w:t>
       </w:r>
+      <w:proofErr w:type="gramStart"/>
       <w:r>
         <w:rPr>
           <w:rFonts w:ascii="Consolas" w:eastAsia="Times New Roman" w:hAnsi="Consolas" w:cs="Times New Roman"/>
@@ -10284,6 +12317,7 @@
         </w:rPr>
         <w:t>;</w:t>
       </w:r>
+      <w:proofErr w:type="gramEnd"/>
     </w:p>
     <w:p>
       <w:pPr>
@@ -10305,6 +12339,8 @@
         </w:rPr>
         <w:t xml:space="preserve">        </w:t>
       </w:r>
+      <w:proofErr w:type="spellStart"/>
+      <w:proofErr w:type="gramStart"/>
       <w:r>
         <w:rPr>
           <w:rFonts w:ascii="Consolas" w:eastAsia="Times New Roman" w:hAnsi="Consolas" w:cs="Times New Roman"/>
@@ -10314,14 +12350,25 @@
         </w:rPr>
         <w:t>generateAllCombinations</w:t>
       </w:r>
-      <w:r>
-        <w:rPr>
-          <w:rFonts w:ascii="Consolas" w:eastAsia="Times New Roman" w:hAnsi="Consolas" w:cs="Times New Roman"/>
-          <w:color w:val="ABB2BF"/>
-          <w:sz w:val="21"/>
-          <w:szCs w:val="21"/>
-        </w:rPr>
-        <w:t xml:space="preserve">(points, index </w:t>
+      <w:proofErr w:type="spellEnd"/>
+      <w:r>
+        <w:rPr>
+          <w:rFonts w:ascii="Consolas" w:eastAsia="Times New Roman" w:hAnsi="Consolas" w:cs="Times New Roman"/>
+          <w:color w:val="ABB2BF"/>
+          <w:sz w:val="21"/>
+          <w:szCs w:val="21"/>
+        </w:rPr>
+        <w:t>(</w:t>
+      </w:r>
+      <w:proofErr w:type="gramEnd"/>
+      <w:r>
+        <w:rPr>
+          <w:rFonts w:ascii="Consolas" w:eastAsia="Times New Roman" w:hAnsi="Consolas" w:cs="Times New Roman"/>
+          <w:color w:val="ABB2BF"/>
+          <w:sz w:val="21"/>
+          <w:szCs w:val="21"/>
+        </w:rPr>
+        <w:t xml:space="preserve">points, index </w:t>
       </w:r>
       <w:r>
         <w:rPr>
@@ -10357,7 +12404,47 @@
           <w:sz w:val="21"/>
           <w:szCs w:val="21"/>
         </w:rPr>
-        <w:t>, combination, k, usedClusters, allAssignments);</w:t>
+        <w:t xml:space="preserve">, combination, k, </w:t>
+      </w:r>
+      <w:proofErr w:type="spellStart"/>
+      <w:r>
+        <w:rPr>
+          <w:rFonts w:ascii="Consolas" w:eastAsia="Times New Roman" w:hAnsi="Consolas" w:cs="Times New Roman"/>
+          <w:color w:val="ABB2BF"/>
+          <w:sz w:val="21"/>
+          <w:szCs w:val="21"/>
+        </w:rPr>
+        <w:t>usedClusters</w:t>
+      </w:r>
+      <w:proofErr w:type="spellEnd"/>
+      <w:r>
+        <w:rPr>
+          <w:rFonts w:ascii="Consolas" w:eastAsia="Times New Roman" w:hAnsi="Consolas" w:cs="Times New Roman"/>
+          <w:color w:val="ABB2BF"/>
+          <w:sz w:val="21"/>
+          <w:szCs w:val="21"/>
+        </w:rPr>
+        <w:t xml:space="preserve">, </w:t>
+      </w:r>
+      <w:proofErr w:type="spellStart"/>
+      <w:r>
+        <w:rPr>
+          <w:rFonts w:ascii="Consolas" w:eastAsia="Times New Roman" w:hAnsi="Consolas" w:cs="Times New Roman"/>
+          <w:color w:val="ABB2BF"/>
+          <w:sz w:val="21"/>
+          <w:szCs w:val="21"/>
+        </w:rPr>
+        <w:t>allAssignments</w:t>
+      </w:r>
+      <w:proofErr w:type="spellEnd"/>
+      <w:r>
+        <w:rPr>
+          <w:rFonts w:ascii="Consolas" w:eastAsia="Times New Roman" w:hAnsi="Consolas" w:cs="Times New Roman"/>
+          <w:color w:val="ABB2BF"/>
+          <w:sz w:val="21"/>
+          <w:szCs w:val="21"/>
+        </w:rPr>
+        <w:t>);</w:t>
       </w:r>
     </w:p>
     <w:p>
@@ -10453,7 +12540,27 @@
           <w:sz w:val="21"/>
           <w:szCs w:val="21"/>
         </w:rPr>
-        <w:t xml:space="preserve"> (usedClusters </w:t>
+        <w:t xml:space="preserve"> (</w:t>
+      </w:r>
+      <w:proofErr w:type="spellStart"/>
+      <w:r>
+        <w:rPr>
+          <w:rFonts w:ascii="Consolas" w:eastAsia="Times New Roman" w:hAnsi="Consolas" w:cs="Times New Roman"/>
+          <w:color w:val="ABB2BF"/>
+          <w:sz w:val="21"/>
+          <w:szCs w:val="21"/>
+        </w:rPr>
+        <w:t>usedClusters</w:t>
+      </w:r>
+      <w:proofErr w:type="spellEnd"/>
+      <w:r>
+        <w:rPr>
+          <w:rFonts w:ascii="Consolas" w:eastAsia="Times New Roman" w:hAnsi="Consolas" w:cs="Times New Roman"/>
+          <w:color w:val="ABB2BF"/>
+          <w:sz w:val="21"/>
+          <w:szCs w:val="21"/>
+        </w:rPr>
+        <w:t xml:space="preserve"> </w:t>
       </w:r>
       <w:r>
         <w:rPr>
@@ -10567,8 +12674,30 @@
           <w:sz w:val="21"/>
           <w:szCs w:val="21"/>
         </w:rPr>
-        <w:t xml:space="preserve"> usedClusters;</w:t>
-      </w:r>
+        <w:t xml:space="preserve"> </w:t>
+      </w:r>
+      <w:proofErr w:type="spellStart"/>
+      <w:proofErr w:type="gramStart"/>
+      <w:r>
+        <w:rPr>
+          <w:rFonts w:ascii="Consolas" w:eastAsia="Times New Roman" w:hAnsi="Consolas" w:cs="Times New Roman"/>
+          <w:color w:val="ABB2BF"/>
+          <w:sz w:val="21"/>
+          <w:szCs w:val="21"/>
+        </w:rPr>
+        <w:t>usedClusters</w:t>
+      </w:r>
+      <w:proofErr w:type="spellEnd"/>
+      <w:r>
+        <w:rPr>
+          <w:rFonts w:ascii="Consolas" w:eastAsia="Times New Roman" w:hAnsi="Consolas" w:cs="Times New Roman"/>
+          <w:color w:val="ABB2BF"/>
+          <w:sz w:val="21"/>
+          <w:szCs w:val="21"/>
+        </w:rPr>
+        <w:t>;</w:t>
+      </w:r>
+      <w:proofErr w:type="gramEnd"/>
     </w:p>
     <w:p>
       <w:pPr>
@@ -10590,6 +12719,8 @@
         </w:rPr>
         <w:t xml:space="preserve">        </w:t>
       </w:r>
+      <w:proofErr w:type="spellStart"/>
+      <w:proofErr w:type="gramStart"/>
       <w:r>
         <w:rPr>
           <w:rFonts w:ascii="Consolas" w:eastAsia="Times New Roman" w:hAnsi="Consolas" w:cs="Times New Roman"/>
@@ -10599,14 +12730,25 @@
         </w:rPr>
         <w:t>generateAllCombinations</w:t>
       </w:r>
-      <w:r>
-        <w:rPr>
-          <w:rFonts w:ascii="Consolas" w:eastAsia="Times New Roman" w:hAnsi="Consolas" w:cs="Times New Roman"/>
-          <w:color w:val="ABB2BF"/>
-          <w:sz w:val="21"/>
-          <w:szCs w:val="21"/>
-        </w:rPr>
-        <w:t xml:space="preserve">(points, index </w:t>
+      <w:proofErr w:type="spellEnd"/>
+      <w:r>
+        <w:rPr>
+          <w:rFonts w:ascii="Consolas" w:eastAsia="Times New Roman" w:hAnsi="Consolas" w:cs="Times New Roman"/>
+          <w:color w:val="ABB2BF"/>
+          <w:sz w:val="21"/>
+          <w:szCs w:val="21"/>
+        </w:rPr>
+        <w:t>(</w:t>
+      </w:r>
+      <w:proofErr w:type="gramEnd"/>
+      <w:r>
+        <w:rPr>
+          <w:rFonts w:ascii="Consolas" w:eastAsia="Times New Roman" w:hAnsi="Consolas" w:cs="Times New Roman"/>
+          <w:color w:val="ABB2BF"/>
+          <w:sz w:val="21"/>
+          <w:szCs w:val="21"/>
+        </w:rPr>
+        <w:t xml:space="preserve">points, index </w:t>
       </w:r>
       <w:r>
         <w:rPr>
@@ -10642,7 +12784,27 @@
           <w:sz w:val="21"/>
           <w:szCs w:val="21"/>
         </w:rPr>
-        <w:t xml:space="preserve">, combination, k, usedClusters </w:t>
+        <w:t xml:space="preserve">, combination, k, </w:t>
+      </w:r>
+      <w:proofErr w:type="spellStart"/>
+      <w:r>
+        <w:rPr>
+          <w:rFonts w:ascii="Consolas" w:eastAsia="Times New Roman" w:hAnsi="Consolas" w:cs="Times New Roman"/>
+          <w:color w:val="ABB2BF"/>
+          <w:sz w:val="21"/>
+          <w:szCs w:val="21"/>
+        </w:rPr>
+        <w:t>usedClusters</w:t>
+      </w:r>
+      <w:proofErr w:type="spellEnd"/>
+      <w:r>
+        <w:rPr>
+          <w:rFonts w:ascii="Consolas" w:eastAsia="Times New Roman" w:hAnsi="Consolas" w:cs="Times New Roman"/>
+          <w:color w:val="ABB2BF"/>
+          <w:sz w:val="21"/>
+          <w:szCs w:val="21"/>
+        </w:rPr>
+        <w:t xml:space="preserve"> </w:t>
       </w:r>
       <w:r>
         <w:rPr>
@@ -10678,7 +12840,27 @@
           <w:sz w:val="21"/>
           <w:szCs w:val="21"/>
         </w:rPr>
-        <w:t>, allAssignments);</w:t>
+        <w:t xml:space="preserve">, </w:t>
+      </w:r>
+      <w:proofErr w:type="spellStart"/>
+      <w:r>
+        <w:rPr>
+          <w:rFonts w:ascii="Consolas" w:eastAsia="Times New Roman" w:hAnsi="Consolas" w:cs="Times New Roman"/>
+          <w:color w:val="ABB2BF"/>
+          <w:sz w:val="21"/>
+          <w:szCs w:val="21"/>
+        </w:rPr>
+        <w:t>allAssignments</w:t>
+      </w:r>
+      <w:proofErr w:type="spellEnd"/>
+      <w:r>
+        <w:rPr>
+          <w:rFonts w:ascii="Consolas" w:eastAsia="Times New Roman" w:hAnsi="Consolas" w:cs="Times New Roman"/>
+          <w:color w:val="ABB2BF"/>
+          <w:sz w:val="21"/>
+          <w:szCs w:val="21"/>
+        </w:rPr>
+        <w:t>);</w:t>
       </w:r>
     </w:p>
     <w:p>
@@ -10787,6 +12969,8 @@
         </w:rPr>
         <w:t xml:space="preserve"> </w:t>
       </w:r>
+      <w:proofErr w:type="spellStart"/>
+      <w:proofErr w:type="gramStart"/>
       <w:r>
         <w:rPr>
           <w:rFonts w:ascii="Consolas" w:eastAsia="Times New Roman" w:hAnsi="Consolas" w:cs="Times New Roman"/>
@@ -10796,6 +12980,7 @@
         </w:rPr>
         <w:t>calculatePartitionScore</w:t>
       </w:r>
+      <w:proofErr w:type="spellEnd"/>
       <w:r>
         <w:rPr>
           <w:rFonts w:ascii="Consolas" w:eastAsia="Times New Roman" w:hAnsi="Consolas" w:cs="Times New Roman"/>
@@ -10805,6 +12990,7 @@
         </w:rPr>
         <w:t>(</w:t>
       </w:r>
+      <w:proofErr w:type="gramEnd"/>
       <w:r>
         <w:rPr>
           <w:rFonts w:ascii="Consolas" w:eastAsia="Times New Roman" w:hAnsi="Consolas" w:cs="Times New Roman"/>
@@ -11070,8 +13256,19 @@
           <w:sz w:val="21"/>
           <w:szCs w:val="21"/>
         </w:rPr>
-        <w:t>(k);</w:t>
-      </w:r>
+        <w:t>(k</w:t>
+      </w:r>
+      <w:proofErr w:type="gramStart"/>
+      <w:r>
+        <w:rPr>
+          <w:rFonts w:ascii="Consolas" w:eastAsia="Times New Roman" w:hAnsi="Consolas" w:cs="Times New Roman"/>
+          <w:color w:val="ABB2BF"/>
+          <w:sz w:val="21"/>
+          <w:szCs w:val="21"/>
+        </w:rPr>
+        <w:t>);</w:t>
+      </w:r>
+      <w:proofErr w:type="gramEnd"/>
     </w:p>
     <w:p>
       <w:pPr>
@@ -11129,6 +13326,7 @@
         </w:rPr>
         <w:t xml:space="preserve"> </w:t>
       </w:r>
+      <w:proofErr w:type="spellStart"/>
       <w:r>
         <w:rPr>
           <w:rFonts w:ascii="Consolas" w:eastAsia="Times New Roman" w:hAnsi="Consolas" w:cs="Times New Roman"/>
@@ -11138,6 +13336,7 @@
         </w:rPr>
         <w:t>i</w:t>
       </w:r>
+      <w:proofErr w:type="spellEnd"/>
       <w:r>
         <w:rPr>
           <w:rFonts w:ascii="Consolas" w:eastAsia="Times New Roman" w:hAnsi="Consolas" w:cs="Times New Roman"/>
@@ -11183,6 +13382,7 @@
         </w:rPr>
         <w:t xml:space="preserve">; </w:t>
       </w:r>
+      <w:proofErr w:type="spellStart"/>
       <w:r>
         <w:rPr>
           <w:rFonts w:ascii="Consolas" w:eastAsia="Times New Roman" w:hAnsi="Consolas" w:cs="Times New Roman"/>
@@ -11192,6 +13392,7 @@
         </w:rPr>
         <w:t>i</w:t>
       </w:r>
+      <w:proofErr w:type="spellEnd"/>
       <w:r>
         <w:rPr>
           <w:rFonts w:ascii="Consolas" w:eastAsia="Times New Roman" w:hAnsi="Consolas" w:cs="Times New Roman"/>
@@ -11235,7 +13436,18 @@
           <w:sz w:val="21"/>
           <w:szCs w:val="21"/>
         </w:rPr>
-        <w:t>)points.</w:t>
+        <w:t>)</w:t>
+      </w:r>
+      <w:proofErr w:type="spellStart"/>
+      <w:proofErr w:type="gramStart"/>
+      <w:r>
+        <w:rPr>
+          <w:rFonts w:ascii="Consolas" w:eastAsia="Times New Roman" w:hAnsi="Consolas" w:cs="Times New Roman"/>
+          <w:color w:val="ABB2BF"/>
+          <w:sz w:val="21"/>
+          <w:szCs w:val="21"/>
+        </w:rPr>
+        <w:t>points.</w:t>
       </w:r>
       <w:r>
         <w:rPr>
@@ -11246,6 +13458,8 @@
         </w:rPr>
         <w:t>size</w:t>
       </w:r>
+      <w:proofErr w:type="spellEnd"/>
+      <w:proofErr w:type="gramEnd"/>
       <w:r>
         <w:rPr>
           <w:rFonts w:ascii="Consolas" w:eastAsia="Times New Roman" w:hAnsi="Consolas" w:cs="Times New Roman"/>
@@ -11255,6 +13469,7 @@
         </w:rPr>
         <w:t xml:space="preserve">(); </w:t>
       </w:r>
+      <w:proofErr w:type="spellStart"/>
       <w:r>
         <w:rPr>
           <w:rFonts w:ascii="Consolas" w:eastAsia="Times New Roman" w:hAnsi="Consolas" w:cs="Times New Roman"/>
@@ -11264,6 +13479,7 @@
         </w:rPr>
         <w:t>i</w:t>
       </w:r>
+      <w:proofErr w:type="spellEnd"/>
       <w:r>
         <w:rPr>
           <w:rFonts w:ascii="Consolas" w:eastAsia="Times New Roman" w:hAnsi="Consolas" w:cs="Times New Roman"/>
@@ -11339,6 +13555,7 @@
         </w:rPr>
         <w:t>[</w:t>
       </w:r>
+      <w:proofErr w:type="spellStart"/>
       <w:r>
         <w:rPr>
           <w:rFonts w:ascii="Consolas" w:eastAsia="Times New Roman" w:hAnsi="Consolas" w:cs="Times New Roman"/>
@@ -11348,6 +13565,7 @@
         </w:rPr>
         <w:t>i</w:t>
       </w:r>
+      <w:proofErr w:type="spellEnd"/>
       <w:r>
         <w:rPr>
           <w:rFonts w:ascii="Consolas" w:eastAsia="Times New Roman" w:hAnsi="Consolas" w:cs="Times New Roman"/>
@@ -11355,7 +13573,17 @@
           <w:sz w:val="21"/>
           <w:szCs w:val="21"/>
         </w:rPr>
-        <w:t>]]</w:t>
+        <w:t>]</w:t>
+      </w:r>
+      <w:proofErr w:type="gramStart"/>
+      <w:r>
+        <w:rPr>
+          <w:rFonts w:ascii="Consolas" w:eastAsia="Times New Roman" w:hAnsi="Consolas" w:cs="Times New Roman"/>
+          <w:color w:val="61AFEF"/>
+          <w:sz w:val="21"/>
+          <w:szCs w:val="21"/>
+        </w:rPr>
+        <w:t>]</w:t>
       </w:r>
       <w:r>
         <w:rPr>
@@ -11366,6 +13594,7 @@
         </w:rPr>
         <w:t>.</w:t>
       </w:r>
+      <w:proofErr w:type="spellStart"/>
       <w:r>
         <w:rPr>
           <w:rFonts w:ascii="Consolas" w:eastAsia="Times New Roman" w:hAnsi="Consolas" w:cs="Times New Roman"/>
@@ -11373,8 +13602,19 @@
           <w:sz w:val="21"/>
           <w:szCs w:val="21"/>
         </w:rPr>
-        <w:t>push_back</w:t>
-      </w:r>
+        <w:t>push</w:t>
+      </w:r>
+      <w:proofErr w:type="gramEnd"/>
+      <w:r>
+        <w:rPr>
+          <w:rFonts w:ascii="Consolas" w:eastAsia="Times New Roman" w:hAnsi="Consolas" w:cs="Times New Roman"/>
+          <w:color w:val="61AFEF"/>
+          <w:sz w:val="21"/>
+          <w:szCs w:val="21"/>
+        </w:rPr>
+        <w:t>_back</w:t>
+      </w:r>
+      <w:proofErr w:type="spellEnd"/>
       <w:r>
         <w:rPr>
           <w:rFonts w:ascii="Consolas" w:eastAsia="Times New Roman" w:hAnsi="Consolas" w:cs="Times New Roman"/>
@@ -11393,6 +13633,7 @@
         </w:rPr>
         <w:t>[</w:t>
       </w:r>
+      <w:proofErr w:type="spellStart"/>
       <w:r>
         <w:rPr>
           <w:rFonts w:ascii="Consolas" w:eastAsia="Times New Roman" w:hAnsi="Consolas" w:cs="Times New Roman"/>
@@ -11402,6 +13643,7 @@
         </w:rPr>
         <w:t>i</w:t>
       </w:r>
+      <w:proofErr w:type="spellEnd"/>
       <w:r>
         <w:rPr>
           <w:rFonts w:ascii="Consolas" w:eastAsia="Times New Roman" w:hAnsi="Consolas" w:cs="Times New Roman"/>
@@ -11471,6 +13713,7 @@
         </w:rPr>
         <w:t xml:space="preserve"> </w:t>
       </w:r>
+      <w:proofErr w:type="spellStart"/>
       <w:r>
         <w:rPr>
           <w:rFonts w:ascii="Consolas" w:eastAsia="Times New Roman" w:hAnsi="Consolas" w:cs="Times New Roman"/>
@@ -11480,6 +13723,7 @@
         </w:rPr>
         <w:t>totalScore</w:t>
       </w:r>
+      <w:proofErr w:type="spellEnd"/>
       <w:r>
         <w:rPr>
           <w:rFonts w:ascii="Consolas" w:eastAsia="Times New Roman" w:hAnsi="Consolas" w:cs="Times New Roman"/>
@@ -11507,6 +13751,7 @@
         </w:rPr>
         <w:t xml:space="preserve"> </w:t>
       </w:r>
+      <w:proofErr w:type="gramStart"/>
       <w:r>
         <w:rPr>
           <w:rFonts w:ascii="Consolas" w:eastAsia="Times New Roman" w:hAnsi="Consolas" w:cs="Times New Roman"/>
@@ -11525,6 +13770,7 @@
         </w:rPr>
         <w:t>;</w:t>
       </w:r>
+      <w:proofErr w:type="gramEnd"/>
     </w:p>
     <w:p>
       <w:pPr>
@@ -11609,6 +13855,7 @@
         </w:rPr>
         <w:t>&amp;</w:t>
       </w:r>
+      <w:proofErr w:type="gramStart"/>
       <w:r>
         <w:rPr>
           <w:rFonts w:ascii="Consolas" w:eastAsia="Times New Roman" w:hAnsi="Consolas" w:cs="Times New Roman"/>
@@ -11625,7 +13872,17 @@
           <w:sz w:val="21"/>
           <w:szCs w:val="21"/>
         </w:rPr>
-        <w:t xml:space="preserve"> : </w:t>
+        <w:t xml:space="preserve"> :</w:t>
+      </w:r>
+      <w:proofErr w:type="gramEnd"/>
+      <w:r>
+        <w:rPr>
+          <w:rFonts w:ascii="Consolas" w:eastAsia="Times New Roman" w:hAnsi="Consolas" w:cs="Times New Roman"/>
+          <w:color w:val="ABB2BF"/>
+          <w:sz w:val="21"/>
+          <w:szCs w:val="21"/>
+        </w:rPr>
+        <w:t xml:space="preserve"> </w:t>
       </w:r>
       <w:r>
         <w:rPr>
@@ -11741,6 +13998,7 @@
         </w:rPr>
         <w:t xml:space="preserve"> </w:t>
       </w:r>
+      <w:proofErr w:type="spellStart"/>
       <w:r>
         <w:rPr>
           <w:rFonts w:ascii="Consolas" w:eastAsia="Times New Roman" w:hAnsi="Consolas" w:cs="Times New Roman"/>
@@ -11750,6 +14008,7 @@
         </w:rPr>
         <w:t>computeCentroid</w:t>
       </w:r>
+      <w:proofErr w:type="spellEnd"/>
       <w:r>
         <w:rPr>
           <w:rFonts w:ascii="Consolas" w:eastAsia="Times New Roman" w:hAnsi="Consolas" w:cs="Times New Roman"/>
@@ -11768,6 +14027,7 @@
         </w:rPr>
         <w:t>cluster</w:t>
       </w:r>
+      <w:proofErr w:type="gramStart"/>
       <w:r>
         <w:rPr>
           <w:rFonts w:ascii="Consolas" w:eastAsia="Times New Roman" w:hAnsi="Consolas" w:cs="Times New Roman"/>
@@ -11777,6 +14037,7 @@
         </w:rPr>
         <w:t>);</w:t>
       </w:r>
+      <w:proofErr w:type="gramEnd"/>
     </w:p>
     <w:p>
       <w:pPr>
@@ -11861,6 +14122,7 @@
         </w:rPr>
         <w:t>&amp;</w:t>
       </w:r>
+      <w:proofErr w:type="gramStart"/>
       <w:r>
         <w:rPr>
           <w:rFonts w:ascii="Consolas" w:eastAsia="Times New Roman" w:hAnsi="Consolas" w:cs="Times New Roman"/>
@@ -11877,7 +14139,17 @@
           <w:sz w:val="21"/>
           <w:szCs w:val="21"/>
         </w:rPr>
-        <w:t xml:space="preserve"> : </w:t>
+        <w:t xml:space="preserve"> :</w:t>
+      </w:r>
+      <w:proofErr w:type="gramEnd"/>
+      <w:r>
+        <w:rPr>
+          <w:rFonts w:ascii="Consolas" w:eastAsia="Times New Roman" w:hAnsi="Consolas" w:cs="Times New Roman"/>
+          <w:color w:val="ABB2BF"/>
+          <w:sz w:val="21"/>
+          <w:szCs w:val="21"/>
+        </w:rPr>
+        <w:t xml:space="preserve"> </w:t>
       </w:r>
       <w:r>
         <w:rPr>
@@ -11918,6 +14190,7 @@
         </w:rPr>
         <w:t xml:space="preserve">            </w:t>
       </w:r>
+      <w:proofErr w:type="spellStart"/>
       <w:r>
         <w:rPr>
           <w:rFonts w:ascii="Consolas" w:eastAsia="Times New Roman" w:hAnsi="Consolas" w:cs="Times New Roman"/>
@@ -11927,6 +14200,7 @@
         </w:rPr>
         <w:t>totalScore</w:t>
       </w:r>
+      <w:proofErr w:type="spellEnd"/>
       <w:r>
         <w:rPr>
           <w:rFonts w:ascii="Consolas" w:eastAsia="Times New Roman" w:hAnsi="Consolas" w:cs="Times New Roman"/>
@@ -11954,6 +14228,8 @@
         </w:rPr>
         <w:t xml:space="preserve"> </w:t>
       </w:r>
+      <w:proofErr w:type="spellStart"/>
+      <w:proofErr w:type="gramStart"/>
       <w:r>
         <w:rPr>
           <w:rFonts w:ascii="Consolas" w:eastAsia="Times New Roman" w:hAnsi="Consolas" w:cs="Times New Roman"/>
@@ -11981,6 +14257,8 @@
         </w:rPr>
         <w:t>distanceTo</w:t>
       </w:r>
+      <w:proofErr w:type="spellEnd"/>
+      <w:proofErr w:type="gramEnd"/>
       <w:r>
         <w:rPr>
           <w:rFonts w:ascii="Consolas" w:eastAsia="Times New Roman" w:hAnsi="Consolas" w:cs="Times New Roman"/>
@@ -12068,6 +14346,8 @@
         </w:rPr>
         <w:t xml:space="preserve"> </w:t>
       </w:r>
+      <w:proofErr w:type="spellStart"/>
+      <w:proofErr w:type="gramStart"/>
       <w:r>
         <w:rPr>
           <w:rFonts w:ascii="Consolas" w:eastAsia="Times New Roman" w:hAnsi="Consolas" w:cs="Times New Roman"/>
@@ -12077,6 +14357,7 @@
         </w:rPr>
         <w:t>totalScore</w:t>
       </w:r>
+      <w:proofErr w:type="spellEnd"/>
       <w:r>
         <w:rPr>
           <w:rFonts w:ascii="Consolas" w:eastAsia="Times New Roman" w:hAnsi="Consolas" w:cs="Times New Roman"/>
@@ -12086,6 +14367,7 @@
         </w:rPr>
         <w:t>;</w:t>
       </w:r>
+      <w:proofErr w:type="gramEnd"/>
     </w:p>
     <w:p>
       <w:pPr>
@@ -12155,6 +14437,8 @@
         </w:rPr>
         <w:t xml:space="preserve">&gt; </w:t>
       </w:r>
+      <w:proofErr w:type="spellStart"/>
+      <w:proofErr w:type="gramStart"/>
       <w:r>
         <w:rPr>
           <w:rFonts w:ascii="Consolas" w:eastAsia="Times New Roman" w:hAnsi="Consolas" w:cs="Times New Roman"/>
@@ -12164,6 +14448,7 @@
         </w:rPr>
         <w:t>bruteForceClusters</w:t>
       </w:r>
+      <w:proofErr w:type="spellEnd"/>
       <w:r>
         <w:rPr>
           <w:rFonts w:ascii="Consolas" w:eastAsia="Times New Roman" w:hAnsi="Consolas" w:cs="Times New Roman"/>
@@ -12173,6 +14458,7 @@
         </w:rPr>
         <w:t>(</w:t>
       </w:r>
+      <w:proofErr w:type="gramEnd"/>
       <w:r>
         <w:rPr>
           <w:rFonts w:ascii="Consolas" w:eastAsia="Times New Roman" w:hAnsi="Consolas" w:cs="Times New Roman"/>
@@ -12323,6 +14609,8 @@
         </w:rPr>
         <w:t xml:space="preserve"> (</w:t>
       </w:r>
+      <w:proofErr w:type="spellStart"/>
+      <w:proofErr w:type="gramStart"/>
       <w:r>
         <w:rPr>
           <w:rFonts w:ascii="Consolas" w:eastAsia="Times New Roman" w:hAnsi="Consolas" w:cs="Times New Roman"/>
@@ -12332,14 +14620,25 @@
         </w:rPr>
         <w:t>isBaseCase</w:t>
       </w:r>
-      <w:r>
-        <w:rPr>
-          <w:rFonts w:ascii="Consolas" w:eastAsia="Times New Roman" w:hAnsi="Consolas" w:cs="Times New Roman"/>
-          <w:color w:val="ABB2BF"/>
-          <w:sz w:val="21"/>
-          <w:szCs w:val="21"/>
-        </w:rPr>
-        <w:t>(points, k))</w:t>
+      <w:proofErr w:type="spellEnd"/>
+      <w:r>
+        <w:rPr>
+          <w:rFonts w:ascii="Consolas" w:eastAsia="Times New Roman" w:hAnsi="Consolas" w:cs="Times New Roman"/>
+          <w:color w:val="ABB2BF"/>
+          <w:sz w:val="21"/>
+          <w:szCs w:val="21"/>
+        </w:rPr>
+        <w:t>(</w:t>
+      </w:r>
+      <w:proofErr w:type="gramEnd"/>
+      <w:r>
+        <w:rPr>
+          <w:rFonts w:ascii="Consolas" w:eastAsia="Times New Roman" w:hAnsi="Consolas" w:cs="Times New Roman"/>
+          <w:color w:val="ABB2BF"/>
+          <w:sz w:val="21"/>
+          <w:szCs w:val="21"/>
+        </w:rPr>
+        <w:t>points, k))</w:t>
       </w:r>
     </w:p>
     <w:p>
@@ -12398,6 +14697,7 @@
         </w:rPr>
         <w:t xml:space="preserve"> </w:t>
       </w:r>
+      <w:proofErr w:type="gramStart"/>
       <w:r>
         <w:rPr>
           <w:rFonts w:ascii="Consolas" w:eastAsia="Times New Roman" w:hAnsi="Consolas" w:cs="Times New Roman"/>
@@ -12425,6 +14725,7 @@
         </w:rPr>
         <w:t>?</w:t>
       </w:r>
+      <w:proofErr w:type="gramEnd"/>
       <w:r>
         <w:rPr>
           <w:rFonts w:ascii="Consolas" w:eastAsia="Times New Roman" w:hAnsi="Consolas" w:cs="Times New Roman"/>
@@ -12497,6 +14798,7 @@
         </w:rPr>
         <w:t xml:space="preserve"> </w:t>
       </w:r>
+      <w:proofErr w:type="spellStart"/>
       <w:r>
         <w:rPr>
           <w:rFonts w:ascii="Consolas" w:eastAsia="Times New Roman" w:hAnsi="Consolas" w:cs="Times New Roman"/>
@@ -12506,6 +14808,7 @@
         </w:rPr>
         <w:t>eachPointAsCluster</w:t>
       </w:r>
+      <w:proofErr w:type="spellEnd"/>
       <w:r>
         <w:rPr>
           <w:rFonts w:ascii="Consolas" w:eastAsia="Times New Roman" w:hAnsi="Consolas" w:cs="Times New Roman"/>
@@ -12593,6 +14896,8 @@
         </w:rPr>
         <w:t xml:space="preserve"> </w:t>
       </w:r>
+      <w:proofErr w:type="spellStart"/>
+      <w:proofErr w:type="gramStart"/>
       <w:r>
         <w:rPr>
           <w:rFonts w:ascii="Consolas" w:eastAsia="Times New Roman" w:hAnsi="Consolas" w:cs="Times New Roman"/>
@@ -12602,6 +14907,7 @@
         </w:rPr>
         <w:t>allPartitions</w:t>
       </w:r>
+      <w:proofErr w:type="spellEnd"/>
       <w:r>
         <w:rPr>
           <w:rFonts w:ascii="Consolas" w:eastAsia="Times New Roman" w:hAnsi="Consolas" w:cs="Times New Roman"/>
@@ -12611,6 +14917,7 @@
         </w:rPr>
         <w:t>;</w:t>
       </w:r>
+      <w:proofErr w:type="gramEnd"/>
     </w:p>
     <w:p>
       <w:pPr>
@@ -12675,7 +14982,18 @@
           <w:sz w:val="21"/>
           <w:szCs w:val="21"/>
         </w:rPr>
-        <w:t>(points.</w:t>
+        <w:t>(</w:t>
+      </w:r>
+      <w:proofErr w:type="spellStart"/>
+      <w:proofErr w:type="gramStart"/>
+      <w:r>
+        <w:rPr>
+          <w:rFonts w:ascii="Consolas" w:eastAsia="Times New Roman" w:hAnsi="Consolas" w:cs="Times New Roman"/>
+          <w:color w:val="ABB2BF"/>
+          <w:sz w:val="21"/>
+          <w:szCs w:val="21"/>
+        </w:rPr>
+        <w:t>points.</w:t>
       </w:r>
       <w:r>
         <w:rPr>
@@ -12686,6 +15004,8 @@
         </w:rPr>
         <w:t>size</w:t>
       </w:r>
+      <w:proofErr w:type="spellEnd"/>
+      <w:proofErr w:type="gramEnd"/>
       <w:r>
         <w:rPr>
           <w:rFonts w:ascii="Consolas" w:eastAsia="Times New Roman" w:hAnsi="Consolas" w:cs="Times New Roman"/>
@@ -12734,6 +15054,8 @@
         </w:rPr>
         <w:t xml:space="preserve">    </w:t>
       </w:r>
+      <w:proofErr w:type="spellStart"/>
+      <w:proofErr w:type="gramStart"/>
       <w:r>
         <w:rPr>
           <w:rFonts w:ascii="Consolas" w:eastAsia="Times New Roman" w:hAnsi="Consolas" w:cs="Times New Roman"/>
@@ -12743,14 +15065,25 @@
         </w:rPr>
         <w:t>generateAllCombinations</w:t>
       </w:r>
-      <w:r>
-        <w:rPr>
-          <w:rFonts w:ascii="Consolas" w:eastAsia="Times New Roman" w:hAnsi="Consolas" w:cs="Times New Roman"/>
-          <w:color w:val="ABB2BF"/>
-          <w:sz w:val="21"/>
-          <w:szCs w:val="21"/>
-        </w:rPr>
-        <w:t xml:space="preserve">(points, </w:t>
+      <w:proofErr w:type="spellEnd"/>
+      <w:r>
+        <w:rPr>
+          <w:rFonts w:ascii="Consolas" w:eastAsia="Times New Roman" w:hAnsi="Consolas" w:cs="Times New Roman"/>
+          <w:color w:val="ABB2BF"/>
+          <w:sz w:val="21"/>
+          <w:szCs w:val="21"/>
+        </w:rPr>
+        <w:t>(</w:t>
+      </w:r>
+      <w:proofErr w:type="gramEnd"/>
+      <w:r>
+        <w:rPr>
+          <w:rFonts w:ascii="Consolas" w:eastAsia="Times New Roman" w:hAnsi="Consolas" w:cs="Times New Roman"/>
+          <w:color w:val="ABB2BF"/>
+          <w:sz w:val="21"/>
+          <w:szCs w:val="21"/>
+        </w:rPr>
+        <w:t xml:space="preserve">points, </w:t>
       </w:r>
       <w:r>
         <w:rPr>
@@ -12806,6 +15139,7 @@
         </w:rPr>
         <w:t xml:space="preserve">, </w:t>
       </w:r>
+      <w:proofErr w:type="spellStart"/>
       <w:r>
         <w:rPr>
           <w:rFonts w:ascii="Consolas" w:eastAsia="Times New Roman" w:hAnsi="Consolas" w:cs="Times New Roman"/>
@@ -12815,6 +15149,7 @@
         </w:rPr>
         <w:t>allPartitions</w:t>
       </w:r>
+      <w:proofErr w:type="spellEnd"/>
       <w:r>
         <w:rPr>
           <w:rFonts w:ascii="Consolas" w:eastAsia="Times New Roman" w:hAnsi="Consolas" w:cs="Times New Roman"/>
@@ -12875,6 +15210,7 @@
         </w:rPr>
         <w:t xml:space="preserve"> </w:t>
       </w:r>
+      <w:proofErr w:type="spellStart"/>
       <w:r>
         <w:rPr>
           <w:rFonts w:ascii="Consolas" w:eastAsia="Times New Roman" w:hAnsi="Consolas" w:cs="Times New Roman"/>
@@ -12884,6 +15220,7 @@
         </w:rPr>
         <w:t>bestScore</w:t>
       </w:r>
+      <w:proofErr w:type="spellEnd"/>
       <w:r>
         <w:rPr>
           <w:rFonts w:ascii="Consolas" w:eastAsia="Times New Roman" w:hAnsi="Consolas" w:cs="Times New Roman"/>
@@ -12988,6 +15325,8 @@
         </w:rPr>
         <w:t xml:space="preserve"> </w:t>
       </w:r>
+      <w:proofErr w:type="spellStart"/>
+      <w:proofErr w:type="gramStart"/>
       <w:r>
         <w:rPr>
           <w:rFonts w:ascii="Consolas" w:eastAsia="Times New Roman" w:hAnsi="Consolas" w:cs="Times New Roman"/>
@@ -12997,6 +15336,7 @@
         </w:rPr>
         <w:t>bestAssignment</w:t>
       </w:r>
+      <w:proofErr w:type="spellEnd"/>
       <w:r>
         <w:rPr>
           <w:rFonts w:ascii="Consolas" w:eastAsia="Times New Roman" w:hAnsi="Consolas" w:cs="Times New Roman"/>
@@ -13006,6 +15346,7 @@
         </w:rPr>
         <w:t>;</w:t>
       </w:r>
+      <w:proofErr w:type="gramEnd"/>
     </w:p>
     <w:p>
       <w:pPr>
@@ -13099,6 +15440,7 @@
         </w:rPr>
         <w:t>&amp;</w:t>
       </w:r>
+      <w:proofErr w:type="gramStart"/>
       <w:r>
         <w:rPr>
           <w:rFonts w:ascii="Consolas" w:eastAsia="Times New Roman" w:hAnsi="Consolas" w:cs="Times New Roman"/>
@@ -13115,8 +15457,19 @@
           <w:sz w:val="21"/>
           <w:szCs w:val="21"/>
         </w:rPr>
-        <w:t xml:space="preserve"> : </w:t>
-      </w:r>
+        <w:t xml:space="preserve"> :</w:t>
+      </w:r>
+      <w:proofErr w:type="gramEnd"/>
+      <w:r>
+        <w:rPr>
+          <w:rFonts w:ascii="Consolas" w:eastAsia="Times New Roman" w:hAnsi="Consolas" w:cs="Times New Roman"/>
+          <w:color w:val="ABB2BF"/>
+          <w:sz w:val="21"/>
+          <w:szCs w:val="21"/>
+        </w:rPr>
+        <w:t xml:space="preserve"> </w:t>
+      </w:r>
+      <w:proofErr w:type="spellStart"/>
       <w:r>
         <w:rPr>
           <w:rFonts w:ascii="Consolas" w:eastAsia="Times New Roman" w:hAnsi="Consolas" w:cs="Times New Roman"/>
@@ -13126,6 +15479,7 @@
         </w:rPr>
         <w:t>allPartitions</w:t>
       </w:r>
+      <w:proofErr w:type="spellEnd"/>
       <w:r>
         <w:rPr>
           <w:rFonts w:ascii="Consolas" w:eastAsia="Times New Roman" w:hAnsi="Consolas" w:cs="Times New Roman"/>
@@ -13231,6 +15585,8 @@
         </w:rPr>
         <w:t xml:space="preserve"> </w:t>
       </w:r>
+      <w:proofErr w:type="spellStart"/>
+      <w:proofErr w:type="gramStart"/>
       <w:r>
         <w:rPr>
           <w:rFonts w:ascii="Consolas" w:eastAsia="Times New Roman" w:hAnsi="Consolas" w:cs="Times New Roman"/>
@@ -13240,14 +15596,25 @@
         </w:rPr>
         <w:t>calculatePartitionScore</w:t>
       </w:r>
-      <w:r>
-        <w:rPr>
-          <w:rFonts w:ascii="Consolas" w:eastAsia="Times New Roman" w:hAnsi="Consolas" w:cs="Times New Roman"/>
-          <w:color w:val="ABB2BF"/>
-          <w:sz w:val="21"/>
-          <w:szCs w:val="21"/>
-        </w:rPr>
-        <w:t xml:space="preserve">(points, </w:t>
+      <w:proofErr w:type="spellEnd"/>
+      <w:r>
+        <w:rPr>
+          <w:rFonts w:ascii="Consolas" w:eastAsia="Times New Roman" w:hAnsi="Consolas" w:cs="Times New Roman"/>
+          <w:color w:val="ABB2BF"/>
+          <w:sz w:val="21"/>
+          <w:szCs w:val="21"/>
+        </w:rPr>
+        <w:t>(</w:t>
+      </w:r>
+      <w:proofErr w:type="gramEnd"/>
+      <w:r>
+        <w:rPr>
+          <w:rFonts w:ascii="Consolas" w:eastAsia="Times New Roman" w:hAnsi="Consolas" w:cs="Times New Roman"/>
+          <w:color w:val="ABB2BF"/>
+          <w:sz w:val="21"/>
+          <w:szCs w:val="21"/>
+        </w:rPr>
+        <w:t xml:space="preserve">points, </w:t>
       </w:r>
       <w:r>
         <w:rPr>
@@ -13342,6 +15709,7 @@
         </w:rPr>
         <w:t xml:space="preserve"> </w:t>
       </w:r>
+      <w:proofErr w:type="spellStart"/>
       <w:r>
         <w:rPr>
           <w:rFonts w:ascii="Consolas" w:eastAsia="Times New Roman" w:hAnsi="Consolas" w:cs="Times New Roman"/>
@@ -13351,6 +15719,7 @@
         </w:rPr>
         <w:t>bestScore</w:t>
       </w:r>
+      <w:proofErr w:type="spellEnd"/>
       <w:r>
         <w:rPr>
           <w:rFonts w:ascii="Consolas" w:eastAsia="Times New Roman" w:hAnsi="Consolas" w:cs="Times New Roman"/>
@@ -13381,6 +15750,7 @@
         </w:rPr>
         <w:t xml:space="preserve">            </w:t>
       </w:r>
+      <w:proofErr w:type="gramStart"/>
       <w:r>
         <w:rPr>
           <w:rFonts w:ascii="Consolas" w:eastAsia="Times New Roman" w:hAnsi="Consolas" w:cs="Times New Roman"/>
@@ -13399,6 +15769,7 @@
         </w:rPr>
         <w:t>;</w:t>
       </w:r>
+      <w:proofErr w:type="gramEnd"/>
     </w:p>
     <w:p>
       <w:pPr>
@@ -13432,6 +15803,7 @@
         </w:rPr>
         <w:t xml:space="preserve">        </w:t>
       </w:r>
+      <w:proofErr w:type="spellStart"/>
       <w:r>
         <w:rPr>
           <w:rFonts w:ascii="Consolas" w:eastAsia="Times New Roman" w:hAnsi="Consolas" w:cs="Times New Roman"/>
@@ -13441,6 +15813,7 @@
         </w:rPr>
         <w:t>bestScore</w:t>
       </w:r>
+      <w:proofErr w:type="spellEnd"/>
       <w:r>
         <w:rPr>
           <w:rFonts w:ascii="Consolas" w:eastAsia="Times New Roman" w:hAnsi="Consolas" w:cs="Times New Roman"/>
@@ -13468,6 +15841,7 @@
         </w:rPr>
         <w:t xml:space="preserve"> </w:t>
       </w:r>
+      <w:proofErr w:type="gramStart"/>
       <w:r>
         <w:rPr>
           <w:rFonts w:ascii="Consolas" w:eastAsia="Times New Roman" w:hAnsi="Consolas" w:cs="Times New Roman"/>
@@ -13486,6 +15860,7 @@
         </w:rPr>
         <w:t>;</w:t>
       </w:r>
+      <w:proofErr w:type="gramEnd"/>
     </w:p>
     <w:p>
       <w:pPr>
@@ -13507,6 +15882,7 @@
         </w:rPr>
         <w:t xml:space="preserve">        </w:t>
       </w:r>
+      <w:proofErr w:type="spellStart"/>
       <w:r>
         <w:rPr>
           <w:rFonts w:ascii="Consolas" w:eastAsia="Times New Roman" w:hAnsi="Consolas" w:cs="Times New Roman"/>
@@ -13516,6 +15892,7 @@
         </w:rPr>
         <w:t>bestAssignment</w:t>
       </w:r>
+      <w:proofErr w:type="spellEnd"/>
       <w:r>
         <w:rPr>
           <w:rFonts w:ascii="Consolas" w:eastAsia="Times New Roman" w:hAnsi="Consolas" w:cs="Times New Roman"/>
@@ -13543,6 +15920,7 @@
         </w:rPr>
         <w:t xml:space="preserve"> </w:t>
       </w:r>
+      <w:proofErr w:type="gramStart"/>
       <w:r>
         <w:rPr>
           <w:rFonts w:ascii="Consolas" w:eastAsia="Times New Roman" w:hAnsi="Consolas" w:cs="Times New Roman"/>
@@ -13561,6 +15939,7 @@
         </w:rPr>
         <w:t>;</w:t>
       </w:r>
+      <w:proofErr w:type="gramEnd"/>
     </w:p>
     <w:p>
       <w:pPr>
@@ -13676,8 +16055,19 @@
           <w:sz w:val="21"/>
           <w:szCs w:val="21"/>
         </w:rPr>
-        <w:t>(k);</w:t>
-      </w:r>
+        <w:t>(k</w:t>
+      </w:r>
+      <w:proofErr w:type="gramStart"/>
+      <w:r>
+        <w:rPr>
+          <w:rFonts w:ascii="Consolas" w:eastAsia="Times New Roman" w:hAnsi="Consolas" w:cs="Times New Roman"/>
+          <w:color w:val="ABB2BF"/>
+          <w:sz w:val="21"/>
+          <w:szCs w:val="21"/>
+        </w:rPr>
+        <w:t>);</w:t>
+      </w:r>
+      <w:proofErr w:type="gramEnd"/>
     </w:p>
     <w:p>
       <w:pPr>
@@ -13735,6 +16125,7 @@
         </w:rPr>
         <w:t xml:space="preserve"> </w:t>
       </w:r>
+      <w:proofErr w:type="spellStart"/>
       <w:r>
         <w:rPr>
           <w:rFonts w:ascii="Consolas" w:eastAsia="Times New Roman" w:hAnsi="Consolas" w:cs="Times New Roman"/>
@@ -13744,6 +16135,7 @@
         </w:rPr>
         <w:t>i</w:t>
       </w:r>
+      <w:proofErr w:type="spellEnd"/>
       <w:r>
         <w:rPr>
           <w:rFonts w:ascii="Consolas" w:eastAsia="Times New Roman" w:hAnsi="Consolas" w:cs="Times New Roman"/>
@@ -13789,6 +16181,7 @@
         </w:rPr>
         <w:t xml:space="preserve">; </w:t>
       </w:r>
+      <w:proofErr w:type="spellStart"/>
       <w:r>
         <w:rPr>
           <w:rFonts w:ascii="Consolas" w:eastAsia="Times New Roman" w:hAnsi="Consolas" w:cs="Times New Roman"/>
@@ -13798,6 +16191,7 @@
         </w:rPr>
         <w:t>i</w:t>
       </w:r>
+      <w:proofErr w:type="spellEnd"/>
       <w:r>
         <w:rPr>
           <w:rFonts w:ascii="Consolas" w:eastAsia="Times New Roman" w:hAnsi="Consolas" w:cs="Times New Roman"/>
@@ -13823,7 +16217,18 @@
           <w:sz w:val="21"/>
           <w:szCs w:val="21"/>
         </w:rPr>
-        <w:t xml:space="preserve"> points.</w:t>
+        <w:t xml:space="preserve"> </w:t>
+      </w:r>
+      <w:proofErr w:type="spellStart"/>
+      <w:proofErr w:type="gramStart"/>
+      <w:r>
+        <w:rPr>
+          <w:rFonts w:ascii="Consolas" w:eastAsia="Times New Roman" w:hAnsi="Consolas" w:cs="Times New Roman"/>
+          <w:color w:val="ABB2BF"/>
+          <w:sz w:val="21"/>
+          <w:szCs w:val="21"/>
+        </w:rPr>
+        <w:t>points.</w:t>
       </w:r>
       <w:r>
         <w:rPr>
@@ -13834,6 +16239,8 @@
         </w:rPr>
         <w:t>size</w:t>
       </w:r>
+      <w:proofErr w:type="spellEnd"/>
+      <w:proofErr w:type="gramEnd"/>
       <w:r>
         <w:rPr>
           <w:rFonts w:ascii="Consolas" w:eastAsia="Times New Roman" w:hAnsi="Consolas" w:cs="Times New Roman"/>
@@ -13843,6 +16250,7 @@
         </w:rPr>
         <w:t xml:space="preserve">(); </w:t>
       </w:r>
+      <w:proofErr w:type="spellStart"/>
       <w:r>
         <w:rPr>
           <w:rFonts w:ascii="Consolas" w:eastAsia="Times New Roman" w:hAnsi="Consolas" w:cs="Times New Roman"/>
@@ -13852,6 +16260,7 @@
         </w:rPr>
         <w:t>i</w:t>
       </w:r>
+      <w:proofErr w:type="spellEnd"/>
       <w:r>
         <w:rPr>
           <w:rFonts w:ascii="Consolas" w:eastAsia="Times New Roman" w:hAnsi="Consolas" w:cs="Times New Roman"/>
@@ -13966,6 +16375,7 @@
         </w:rPr>
         <w:t xml:space="preserve"> </w:t>
       </w:r>
+      <w:proofErr w:type="spellStart"/>
       <w:r>
         <w:rPr>
           <w:rFonts w:ascii="Consolas" w:eastAsia="Times New Roman" w:hAnsi="Consolas" w:cs="Times New Roman"/>
@@ -13975,6 +16385,7 @@
         </w:rPr>
         <w:t>bestAssignment</w:t>
       </w:r>
+      <w:proofErr w:type="spellEnd"/>
       <w:r>
         <w:rPr>
           <w:rFonts w:ascii="Consolas" w:eastAsia="Times New Roman" w:hAnsi="Consolas" w:cs="Times New Roman"/>
@@ -13984,6 +16395,7 @@
         </w:rPr>
         <w:t>[</w:t>
       </w:r>
+      <w:proofErr w:type="spellStart"/>
       <w:r>
         <w:rPr>
           <w:rFonts w:ascii="Consolas" w:eastAsia="Times New Roman" w:hAnsi="Consolas" w:cs="Times New Roman"/>
@@ -13993,6 +16405,8 @@
         </w:rPr>
         <w:t>i</w:t>
       </w:r>
+      <w:proofErr w:type="spellEnd"/>
+      <w:proofErr w:type="gramStart"/>
       <w:r>
         <w:rPr>
           <w:rFonts w:ascii="Consolas" w:eastAsia="Times New Roman" w:hAnsi="Consolas" w:cs="Times New Roman"/>
@@ -14011,6 +16425,7 @@
         </w:rPr>
         <w:t>;</w:t>
       </w:r>
+      <w:proofErr w:type="gramEnd"/>
     </w:p>
     <w:p>
       <w:pPr>
@@ -14059,6 +16474,7 @@
         </w:rPr>
         <w:t>cluster</w:t>
       </w:r>
+      <w:proofErr w:type="gramStart"/>
       <w:r>
         <w:rPr>
           <w:rFonts w:ascii="Consolas" w:eastAsia="Times New Roman" w:hAnsi="Consolas" w:cs="Times New Roman"/>
@@ -14077,6 +16493,7 @@
         </w:rPr>
         <w:t>.</w:t>
       </w:r>
+      <w:proofErr w:type="spellStart"/>
       <w:r>
         <w:rPr>
           <w:rFonts w:ascii="Consolas" w:eastAsia="Times New Roman" w:hAnsi="Consolas" w:cs="Times New Roman"/>
@@ -14084,8 +16501,19 @@
           <w:sz w:val="21"/>
           <w:szCs w:val="21"/>
         </w:rPr>
-        <w:t>push_back</w:t>
-      </w:r>
+        <w:t>push</w:t>
+      </w:r>
+      <w:proofErr w:type="gramEnd"/>
+      <w:r>
+        <w:rPr>
+          <w:rFonts w:ascii="Consolas" w:eastAsia="Times New Roman" w:hAnsi="Consolas" w:cs="Times New Roman"/>
+          <w:color w:val="61AFEF"/>
+          <w:sz w:val="21"/>
+          <w:szCs w:val="21"/>
+        </w:rPr>
+        <w:t>_back</w:t>
+      </w:r>
+      <w:proofErr w:type="spellEnd"/>
       <w:r>
         <w:rPr>
           <w:rFonts w:ascii="Consolas" w:eastAsia="Times New Roman" w:hAnsi="Consolas" w:cs="Times New Roman"/>
@@ -14104,6 +16532,7 @@
         </w:rPr>
         <w:t>[</w:t>
       </w:r>
+      <w:proofErr w:type="spellStart"/>
       <w:r>
         <w:rPr>
           <w:rFonts w:ascii="Consolas" w:eastAsia="Times New Roman" w:hAnsi="Consolas" w:cs="Times New Roman"/>
@@ -14113,6 +16542,7 @@
         </w:rPr>
         <w:t>i</w:t>
       </w:r>
+      <w:proofErr w:type="spellEnd"/>
       <w:r>
         <w:rPr>
           <w:rFonts w:ascii="Consolas" w:eastAsia="Times New Roman" w:hAnsi="Consolas" w:cs="Times New Roman"/>
@@ -14203,6 +16633,7 @@
         </w:rPr>
         <w:t xml:space="preserve"> </w:t>
       </w:r>
+      <w:proofErr w:type="gramStart"/>
       <w:r>
         <w:rPr>
           <w:rFonts w:ascii="Consolas" w:eastAsia="Times New Roman" w:hAnsi="Consolas" w:cs="Times New Roman"/>
@@ -14221,6 +16652,7 @@
         </w:rPr>
         <w:t>;</w:t>
       </w:r>
+      <w:proofErr w:type="gramEnd"/>
     </w:p>
     <w:p>
       <w:pPr>
@@ -14284,6 +16716,7 @@
         </w:rPr>
         <w:t xml:space="preserve"> </w:t>
       </w:r>
+      <w:proofErr w:type="gramStart"/>
       <w:r>
         <w:rPr>
           <w:rFonts w:ascii="Consolas" w:eastAsia="Times New Roman" w:hAnsi="Consolas" w:cs="Times New Roman"/>
@@ -14300,7 +16733,17 @@
           <w:sz w:val="21"/>
           <w:szCs w:val="21"/>
         </w:rPr>
-        <w:t>()</w:t>
+        <w:t>(</w:t>
+      </w:r>
+      <w:proofErr w:type="gramEnd"/>
+      <w:r>
+        <w:rPr>
+          <w:rFonts w:ascii="Consolas" w:eastAsia="Times New Roman" w:hAnsi="Consolas" w:cs="Times New Roman"/>
+          <w:color w:val="ABB2BF"/>
+          <w:sz w:val="21"/>
+          <w:szCs w:val="21"/>
+        </w:rPr>
+        <w:t>)</w:t>
       </w:r>
     </w:p>
     <w:p>
@@ -14446,6 +16889,7 @@
         </w:rPr>
         <w:t xml:space="preserve">        </w:t>
       </w:r>
+      <w:proofErr w:type="gramStart"/>
       <w:r>
         <w:rPr>
           <w:rFonts w:ascii="Consolas" w:eastAsia="Times New Roman" w:hAnsi="Consolas" w:cs="Times New Roman"/>
@@ -14464,6 +16908,7 @@
         </w:rPr>
         <w:t>(</w:t>
       </w:r>
+      <w:proofErr w:type="gramEnd"/>
       <w:r>
         <w:rPr>
           <w:rFonts w:ascii="Consolas" w:eastAsia="Times New Roman" w:hAnsi="Consolas" w:cs="Times New Roman"/>
@@ -14629,6 +17074,7 @@
         </w:rPr>
         <w:t xml:space="preserve">        </w:t>
       </w:r>
+      <w:proofErr w:type="gramStart"/>
       <w:r>
         <w:rPr>
           <w:rFonts w:ascii="Consolas" w:eastAsia="Times New Roman" w:hAnsi="Consolas" w:cs="Times New Roman"/>
@@ -14647,6 +17093,7 @@
         </w:rPr>
         <w:t>(</w:t>
       </w:r>
+      <w:proofErr w:type="gramEnd"/>
       <w:r>
         <w:rPr>
           <w:rFonts w:ascii="Consolas" w:eastAsia="Times New Roman" w:hAnsi="Consolas" w:cs="Times New Roman"/>
@@ -14812,6 +17259,7 @@
         </w:rPr>
         <w:t xml:space="preserve">        </w:t>
       </w:r>
+      <w:proofErr w:type="gramStart"/>
       <w:r>
         <w:rPr>
           <w:rFonts w:ascii="Consolas" w:eastAsia="Times New Roman" w:hAnsi="Consolas" w:cs="Times New Roman"/>
@@ -14830,6 +17278,7 @@
         </w:rPr>
         <w:t>(</w:t>
       </w:r>
+      <w:proofErr w:type="gramEnd"/>
       <w:r>
         <w:rPr>
           <w:rFonts w:ascii="Consolas" w:eastAsia="Times New Roman" w:hAnsi="Consolas" w:cs="Times New Roman"/>
@@ -15088,6 +17537,7 @@
         </w:rPr>
         <w:t xml:space="preserve"> </w:t>
       </w:r>
+      <w:proofErr w:type="spellStart"/>
       <w:r>
         <w:rPr>
           <w:rFonts w:ascii="Consolas" w:eastAsia="Times New Roman" w:hAnsi="Consolas" w:cs="Times New Roman"/>
@@ -15097,6 +17547,7 @@
         </w:rPr>
         <w:t>testCases</w:t>
       </w:r>
+      <w:proofErr w:type="spellEnd"/>
       <w:r>
         <w:rPr>
           <w:rFonts w:ascii="Consolas" w:eastAsia="Times New Roman" w:hAnsi="Consolas" w:cs="Times New Roman"/>
@@ -15187,6 +17638,7 @@
         </w:rPr>
         <w:t>5</w:t>
       </w:r>
+      <w:proofErr w:type="gramStart"/>
       <w:r>
         <w:rPr>
           <w:rFonts w:ascii="Consolas" w:eastAsia="Times New Roman" w:hAnsi="Consolas" w:cs="Times New Roman"/>
@@ -15196,6 +17648,7 @@
         </w:rPr>
         <w:t>};</w:t>
       </w:r>
+      <w:proofErr w:type="gramEnd"/>
     </w:p>
     <w:p>
       <w:pPr>
@@ -15253,6 +17706,7 @@
         </w:rPr>
         <w:t xml:space="preserve"> </w:t>
       </w:r>
+      <w:proofErr w:type="gramStart"/>
       <w:r>
         <w:rPr>
           <w:rFonts w:ascii="Consolas" w:eastAsia="Times New Roman" w:hAnsi="Consolas" w:cs="Times New Roman"/>
@@ -15269,8 +17723,19 @@
           <w:sz w:val="21"/>
           <w:szCs w:val="21"/>
         </w:rPr>
-        <w:t xml:space="preserve"> : </w:t>
-      </w:r>
+        <w:t xml:space="preserve"> :</w:t>
+      </w:r>
+      <w:proofErr w:type="gramEnd"/>
+      <w:r>
+        <w:rPr>
+          <w:rFonts w:ascii="Consolas" w:eastAsia="Times New Roman" w:hAnsi="Consolas" w:cs="Times New Roman"/>
+          <w:color w:val="ABB2BF"/>
+          <w:sz w:val="21"/>
+          <w:szCs w:val="21"/>
+        </w:rPr>
+        <w:t xml:space="preserve"> </w:t>
+      </w:r>
+      <w:proofErr w:type="spellStart"/>
       <w:r>
         <w:rPr>
           <w:rFonts w:ascii="Consolas" w:eastAsia="Times New Roman" w:hAnsi="Consolas" w:cs="Times New Roman"/>
@@ -15280,6 +17745,7 @@
         </w:rPr>
         <w:t>testCases</w:t>
       </w:r>
+      <w:proofErr w:type="spellEnd"/>
       <w:r>
         <w:rPr>
           <w:rFonts w:ascii="Consolas" w:eastAsia="Times New Roman" w:hAnsi="Consolas" w:cs="Times New Roman"/>
@@ -15331,6 +17797,7 @@
         </w:rPr>
         <w:t xml:space="preserve">        </w:t>
       </w:r>
+      <w:proofErr w:type="spellStart"/>
       <w:r>
         <w:rPr>
           <w:rFonts w:ascii="Consolas" w:eastAsia="Times New Roman" w:hAnsi="Consolas" w:cs="Times New Roman"/>
@@ -15340,6 +17807,7 @@
         </w:rPr>
         <w:t>cout</w:t>
       </w:r>
+      <w:proofErr w:type="spellEnd"/>
       <w:r>
         <w:rPr>
           <w:rFonts w:ascii="Consolas" w:eastAsia="Times New Roman" w:hAnsi="Consolas" w:cs="Times New Roman"/>
@@ -15457,6 +17925,7 @@
         </w:rPr>
         <w:t>\n</w:t>
       </w:r>
+      <w:proofErr w:type="gramStart"/>
       <w:r>
         <w:rPr>
           <w:rFonts w:ascii="Consolas" w:eastAsia="Times New Roman" w:hAnsi="Consolas" w:cs="Times New Roman"/>
@@ -15475,6 +17944,7 @@
         </w:rPr>
         <w:t>;</w:t>
       </w:r>
+      <w:proofErr w:type="gramEnd"/>
     </w:p>
     <w:p>
       <w:pPr>
@@ -15496,6 +17966,8 @@
         </w:rPr>
         <w:t xml:space="preserve">        </w:t>
       </w:r>
+      <w:proofErr w:type="spellStart"/>
+      <w:proofErr w:type="gramStart"/>
       <w:r>
         <w:rPr>
           <w:rFonts w:ascii="Consolas" w:eastAsia="Times New Roman" w:hAnsi="Consolas" w:cs="Times New Roman"/>
@@ -15505,6 +17977,7 @@
         </w:rPr>
         <w:t>printClusters</w:t>
       </w:r>
+      <w:proofErr w:type="spellEnd"/>
       <w:r>
         <w:rPr>
           <w:rFonts w:ascii="Consolas" w:eastAsia="Times New Roman" w:hAnsi="Consolas" w:cs="Times New Roman"/>
@@ -15514,6 +17987,8 @@
         </w:rPr>
         <w:t>(</w:t>
       </w:r>
+      <w:proofErr w:type="spellStart"/>
+      <w:proofErr w:type="gramEnd"/>
       <w:r>
         <w:rPr>
           <w:rFonts w:ascii="Consolas" w:eastAsia="Times New Roman" w:hAnsi="Consolas" w:cs="Times New Roman"/>
@@ -15523,6 +17998,7 @@
         </w:rPr>
         <w:t>bruteForceClusters</w:t>
       </w:r>
+      <w:proofErr w:type="spellEnd"/>
       <w:r>
         <w:rPr>
           <w:rFonts w:ascii="Consolas" w:eastAsia="Times New Roman" w:hAnsi="Consolas" w:cs="Times New Roman"/>
@@ -15589,6 +18065,7 @@
         </w:rPr>
         <w:t xml:space="preserve">        </w:t>
       </w:r>
+      <w:proofErr w:type="spellStart"/>
       <w:r>
         <w:rPr>
           <w:rFonts w:ascii="Consolas" w:eastAsia="Times New Roman" w:hAnsi="Consolas" w:cs="Times New Roman"/>
@@ -15598,6 +18075,7 @@
         </w:rPr>
         <w:t>cout</w:t>
       </w:r>
+      <w:proofErr w:type="spellEnd"/>
       <w:r>
         <w:rPr>
           <w:rFonts w:ascii="Consolas" w:eastAsia="Times New Roman" w:hAnsi="Consolas" w:cs="Times New Roman"/>
@@ -15643,6 +18121,7 @@
         </w:rPr>
         <w:t>\n</w:t>
       </w:r>
+      <w:proofErr w:type="gramStart"/>
       <w:r>
         <w:rPr>
           <w:rFonts w:ascii="Consolas" w:eastAsia="Times New Roman" w:hAnsi="Consolas" w:cs="Times New Roman"/>
@@ -15661,6 +18140,7 @@
         </w:rPr>
         <w:t>;</w:t>
       </w:r>
+      <w:proofErr w:type="gramEnd"/>
     </w:p>
     <w:p>
       <w:pPr>
@@ -15803,8 +18283,19 @@
           <w:sz w:val="21"/>
           <w:szCs w:val="21"/>
         </w:rPr>
-        <w:t xml:space="preserve"> std;</w:t>
-      </w:r>
+        <w:t xml:space="preserve"> </w:t>
+      </w:r>
+      <w:proofErr w:type="gramStart"/>
+      <w:r>
+        <w:rPr>
+          <w:rFonts w:ascii="Consolas" w:eastAsia="Times New Roman" w:hAnsi="Consolas" w:cs="Times New Roman"/>
+          <w:color w:val="ABB2BF"/>
+          <w:sz w:val="21"/>
+          <w:szCs w:val="21"/>
+        </w:rPr>
+        <w:t>std;</w:t>
+      </w:r>
+      <w:proofErr w:type="gramEnd"/>
     </w:p>
     <w:p>
       <w:pPr>
@@ -15865,6 +18356,7 @@
         </w:rPr>
         <w:t xml:space="preserve">&gt; </w:t>
       </w:r>
+      <w:proofErr w:type="spellStart"/>
       <w:r>
         <w:rPr>
           <w:rFonts w:ascii="Consolas" w:eastAsia="Times New Roman" w:hAnsi="Consolas" w:cs="Times New Roman"/>
@@ -15874,6 +18366,7 @@
         </w:rPr>
         <w:t>mergeClusters</w:t>
       </w:r>
+      <w:proofErr w:type="spellEnd"/>
       <w:r>
         <w:rPr>
           <w:rFonts w:ascii="Consolas" w:eastAsia="Times New Roman" w:hAnsi="Consolas" w:cs="Times New Roman"/>
@@ -15935,7 +18428,27 @@
           <w:sz w:val="21"/>
           <w:szCs w:val="21"/>
         </w:rPr>
-        <w:t xml:space="preserve"> targetCount)</w:t>
+        <w:t xml:space="preserve"> </w:t>
+      </w:r>
+      <w:proofErr w:type="spellStart"/>
+      <w:r>
+        <w:rPr>
+          <w:rFonts w:ascii="Consolas" w:eastAsia="Times New Roman" w:hAnsi="Consolas" w:cs="Times New Roman"/>
+          <w:color w:val="ABB2BF"/>
+          <w:sz w:val="21"/>
+          <w:szCs w:val="21"/>
+        </w:rPr>
+        <w:t>targetCount</w:t>
+      </w:r>
+      <w:proofErr w:type="spellEnd"/>
+      <w:r>
+        <w:rPr>
+          <w:rFonts w:ascii="Consolas" w:eastAsia="Times New Roman" w:hAnsi="Consolas" w:cs="Times New Roman"/>
+          <w:color w:val="ABB2BF"/>
+          <w:sz w:val="21"/>
+          <w:szCs w:val="21"/>
+        </w:rPr>
+        <w:t>)</w:t>
       </w:r>
     </w:p>
     <w:p>
@@ -16013,7 +18526,18 @@
           <w:sz w:val="21"/>
           <w:szCs w:val="21"/>
         </w:rPr>
-        <w:t>)clusters.</w:t>
+        <w:t>)</w:t>
+      </w:r>
+      <w:proofErr w:type="spellStart"/>
+      <w:proofErr w:type="gramStart"/>
+      <w:r>
+        <w:rPr>
+          <w:rFonts w:ascii="Consolas" w:eastAsia="Times New Roman" w:hAnsi="Consolas" w:cs="Times New Roman"/>
+          <w:color w:val="ABB2BF"/>
+          <w:sz w:val="21"/>
+          <w:szCs w:val="21"/>
+        </w:rPr>
+        <w:t>clusters.</w:t>
       </w:r>
       <w:r>
         <w:rPr>
@@ -16024,6 +18548,8 @@
         </w:rPr>
         <w:t>size</w:t>
       </w:r>
+      <w:proofErr w:type="spellEnd"/>
+      <w:proofErr w:type="gramEnd"/>
       <w:r>
         <w:rPr>
           <w:rFonts w:ascii="Consolas" w:eastAsia="Times New Roman" w:hAnsi="Consolas" w:cs="Times New Roman"/>
@@ -16049,7 +18575,27 @@
           <w:sz w:val="21"/>
           <w:szCs w:val="21"/>
         </w:rPr>
-        <w:t xml:space="preserve"> targetCount)</w:t>
+        <w:t xml:space="preserve"> </w:t>
+      </w:r>
+      <w:proofErr w:type="spellStart"/>
+      <w:r>
+        <w:rPr>
+          <w:rFonts w:ascii="Consolas" w:eastAsia="Times New Roman" w:hAnsi="Consolas" w:cs="Times New Roman"/>
+          <w:color w:val="ABB2BF"/>
+          <w:sz w:val="21"/>
+          <w:szCs w:val="21"/>
+        </w:rPr>
+        <w:t>targetCount</w:t>
+      </w:r>
+      <w:proofErr w:type="spellEnd"/>
+      <w:r>
+        <w:rPr>
+          <w:rFonts w:ascii="Consolas" w:eastAsia="Times New Roman" w:hAnsi="Consolas" w:cs="Times New Roman"/>
+          <w:color w:val="ABB2BF"/>
+          <w:sz w:val="21"/>
+          <w:szCs w:val="21"/>
+        </w:rPr>
+        <w:t>)</w:t>
       </w:r>
     </w:p>
     <w:p>
@@ -16111,6 +18657,7 @@
         </w:rPr>
         <w:t xml:space="preserve"> </w:t>
       </w:r>
+      <w:proofErr w:type="spellStart"/>
       <w:r>
         <w:rPr>
           <w:rFonts w:ascii="Consolas" w:eastAsia="Times New Roman" w:hAnsi="Consolas" w:cs="Times New Roman"/>
@@ -16120,6 +18667,7 @@
         </w:rPr>
         <w:t>firstIndex</w:t>
       </w:r>
+      <w:proofErr w:type="spellEnd"/>
       <w:r>
         <w:rPr>
           <w:rFonts w:ascii="Consolas" w:eastAsia="Times New Roman" w:hAnsi="Consolas" w:cs="Times New Roman"/>
@@ -16165,6 +18713,7 @@
         </w:rPr>
         <w:t xml:space="preserve">, </w:t>
       </w:r>
+      <w:proofErr w:type="spellStart"/>
       <w:r>
         <w:rPr>
           <w:rFonts w:ascii="Consolas" w:eastAsia="Times New Roman" w:hAnsi="Consolas" w:cs="Times New Roman"/>
@@ -16174,6 +18723,7 @@
         </w:rPr>
         <w:t>secondIndex</w:t>
       </w:r>
+      <w:proofErr w:type="spellEnd"/>
       <w:r>
         <w:rPr>
           <w:rFonts w:ascii="Consolas" w:eastAsia="Times New Roman" w:hAnsi="Consolas" w:cs="Times New Roman"/>
@@ -16201,6 +18751,7 @@
         </w:rPr>
         <w:t xml:space="preserve"> </w:t>
       </w:r>
+      <w:proofErr w:type="gramStart"/>
       <w:r>
         <w:rPr>
           <w:rFonts w:ascii="Consolas" w:eastAsia="Times New Roman" w:hAnsi="Consolas" w:cs="Times New Roman"/>
@@ -16219,6 +18770,7 @@
         </w:rPr>
         <w:t>;</w:t>
       </w:r>
+      <w:proofErr w:type="gramEnd"/>
     </w:p>
     <w:p>
       <w:pPr>
@@ -16258,6 +18810,7 @@
         </w:rPr>
         <w:t xml:space="preserve"> </w:t>
       </w:r>
+      <w:proofErr w:type="spellStart"/>
       <w:r>
         <w:rPr>
           <w:rFonts w:ascii="Consolas" w:eastAsia="Times New Roman" w:hAnsi="Consolas" w:cs="Times New Roman"/>
@@ -16267,6 +18820,7 @@
         </w:rPr>
         <w:t>minDistance</w:t>
       </w:r>
+      <w:proofErr w:type="spellEnd"/>
       <w:r>
         <w:rPr>
           <w:rFonts w:ascii="Consolas" w:eastAsia="Times New Roman" w:hAnsi="Consolas" w:cs="Times New Roman"/>
@@ -16294,6 +18848,7 @@
         </w:rPr>
         <w:t xml:space="preserve"> </w:t>
       </w:r>
+      <w:proofErr w:type="spellStart"/>
       <w:r>
         <w:rPr>
           <w:rFonts w:ascii="Consolas" w:eastAsia="Times New Roman" w:hAnsi="Consolas" w:cs="Times New Roman"/>
@@ -16303,14 +18858,25 @@
         </w:rPr>
         <w:t>clusterDistance</w:t>
       </w:r>
-      <w:r>
-        <w:rPr>
-          <w:rFonts w:ascii="Consolas" w:eastAsia="Times New Roman" w:hAnsi="Consolas" w:cs="Times New Roman"/>
-          <w:color w:val="ABB2BF"/>
-          <w:sz w:val="21"/>
-          <w:szCs w:val="21"/>
-        </w:rPr>
-        <w:t>(clusters</w:t>
+      <w:proofErr w:type="spellEnd"/>
+      <w:r>
+        <w:rPr>
+          <w:rFonts w:ascii="Consolas" w:eastAsia="Times New Roman" w:hAnsi="Consolas" w:cs="Times New Roman"/>
+          <w:color w:val="ABB2BF"/>
+          <w:sz w:val="21"/>
+          <w:szCs w:val="21"/>
+        </w:rPr>
+        <w:t>(</w:t>
+      </w:r>
+      <w:proofErr w:type="gramStart"/>
+      <w:r>
+        <w:rPr>
+          <w:rFonts w:ascii="Consolas" w:eastAsia="Times New Roman" w:hAnsi="Consolas" w:cs="Times New Roman"/>
+          <w:color w:val="ABB2BF"/>
+          <w:sz w:val="21"/>
+          <w:szCs w:val="21"/>
+        </w:rPr>
+        <w:t>clusters</w:t>
       </w:r>
       <w:r>
         <w:rPr>
@@ -16321,6 +18887,7 @@
         </w:rPr>
         <w:t>[</w:t>
       </w:r>
+      <w:proofErr w:type="gramEnd"/>
       <w:r>
         <w:rPr>
           <w:rFonts w:ascii="Consolas" w:eastAsia="Times New Roman" w:hAnsi="Consolas" w:cs="Times New Roman"/>
@@ -16453,6 +19020,7 @@
         </w:rPr>
         <w:t xml:space="preserve"> </w:t>
       </w:r>
+      <w:proofErr w:type="spellStart"/>
       <w:r>
         <w:rPr>
           <w:rFonts w:ascii="Consolas" w:eastAsia="Times New Roman" w:hAnsi="Consolas" w:cs="Times New Roman"/>
@@ -16462,6 +19030,7 @@
         </w:rPr>
         <w:t>i</w:t>
       </w:r>
+      <w:proofErr w:type="spellEnd"/>
       <w:r>
         <w:rPr>
           <w:rFonts w:ascii="Consolas" w:eastAsia="Times New Roman" w:hAnsi="Consolas" w:cs="Times New Roman"/>
@@ -16507,6 +19076,7 @@
         </w:rPr>
         <w:t xml:space="preserve">; </w:t>
       </w:r>
+      <w:proofErr w:type="spellStart"/>
       <w:r>
         <w:rPr>
           <w:rFonts w:ascii="Consolas" w:eastAsia="Times New Roman" w:hAnsi="Consolas" w:cs="Times New Roman"/>
@@ -16516,6 +19086,7 @@
         </w:rPr>
         <w:t>i</w:t>
       </w:r>
+      <w:proofErr w:type="spellEnd"/>
       <w:r>
         <w:rPr>
           <w:rFonts w:ascii="Consolas" w:eastAsia="Times New Roman" w:hAnsi="Consolas" w:cs="Times New Roman"/>
@@ -16559,7 +19130,18 @@
           <w:sz w:val="21"/>
           <w:szCs w:val="21"/>
         </w:rPr>
-        <w:t>)clusters.</w:t>
+        <w:t>)</w:t>
+      </w:r>
+      <w:proofErr w:type="spellStart"/>
+      <w:proofErr w:type="gramStart"/>
+      <w:r>
+        <w:rPr>
+          <w:rFonts w:ascii="Consolas" w:eastAsia="Times New Roman" w:hAnsi="Consolas" w:cs="Times New Roman"/>
+          <w:color w:val="ABB2BF"/>
+          <w:sz w:val="21"/>
+          <w:szCs w:val="21"/>
+        </w:rPr>
+        <w:t>clusters.</w:t>
       </w:r>
       <w:r>
         <w:rPr>
@@ -16570,6 +19152,8 @@
         </w:rPr>
         <w:t>size</w:t>
       </w:r>
+      <w:proofErr w:type="spellEnd"/>
+      <w:proofErr w:type="gramEnd"/>
       <w:r>
         <w:rPr>
           <w:rFonts w:ascii="Consolas" w:eastAsia="Times New Roman" w:hAnsi="Consolas" w:cs="Times New Roman"/>
@@ -16579,6 +19163,7 @@
         </w:rPr>
         <w:t xml:space="preserve">(); </w:t>
       </w:r>
+      <w:proofErr w:type="spellStart"/>
       <w:r>
         <w:rPr>
           <w:rFonts w:ascii="Consolas" w:eastAsia="Times New Roman" w:hAnsi="Consolas" w:cs="Times New Roman"/>
@@ -16588,6 +19173,7 @@
         </w:rPr>
         <w:t>i</w:t>
       </w:r>
+      <w:proofErr w:type="spellEnd"/>
       <w:r>
         <w:rPr>
           <w:rFonts w:ascii="Consolas" w:eastAsia="Times New Roman" w:hAnsi="Consolas" w:cs="Times New Roman"/>
@@ -16720,6 +19306,7 @@
         </w:rPr>
         <w:t xml:space="preserve"> </w:t>
       </w:r>
+      <w:proofErr w:type="spellStart"/>
       <w:r>
         <w:rPr>
           <w:rFonts w:ascii="Consolas" w:eastAsia="Times New Roman" w:hAnsi="Consolas" w:cs="Times New Roman"/>
@@ -16729,6 +19316,7 @@
         </w:rPr>
         <w:t>i</w:t>
       </w:r>
+      <w:proofErr w:type="spellEnd"/>
       <w:r>
         <w:rPr>
           <w:rFonts w:ascii="Consolas" w:eastAsia="Times New Roman" w:hAnsi="Consolas" w:cs="Times New Roman"/>
@@ -16826,7 +19414,18 @@
           <w:sz w:val="21"/>
           <w:szCs w:val="21"/>
         </w:rPr>
-        <w:t>)clusters.</w:t>
+        <w:t>)</w:t>
+      </w:r>
+      <w:proofErr w:type="spellStart"/>
+      <w:proofErr w:type="gramStart"/>
+      <w:r>
+        <w:rPr>
+          <w:rFonts w:ascii="Consolas" w:eastAsia="Times New Roman" w:hAnsi="Consolas" w:cs="Times New Roman"/>
+          <w:color w:val="ABB2BF"/>
+          <w:sz w:val="21"/>
+          <w:szCs w:val="21"/>
+        </w:rPr>
+        <w:t>clusters.</w:t>
       </w:r>
       <w:r>
         <w:rPr>
@@ -16837,6 +19436,8 @@
         </w:rPr>
         <w:t>size</w:t>
       </w:r>
+      <w:proofErr w:type="spellEnd"/>
+      <w:proofErr w:type="gramEnd"/>
       <w:r>
         <w:rPr>
           <w:rFonts w:ascii="Consolas" w:eastAsia="Times New Roman" w:hAnsi="Consolas" w:cs="Times New Roman"/>
@@ -16846,6 +19447,7 @@
         </w:rPr>
         <w:t xml:space="preserve">(); </w:t>
       </w:r>
+      <w:proofErr w:type="spellStart"/>
       <w:r>
         <w:rPr>
           <w:rFonts w:ascii="Consolas" w:eastAsia="Times New Roman" w:hAnsi="Consolas" w:cs="Times New Roman"/>
@@ -16864,6 +19466,7 @@
         </w:rPr>
         <w:t>++</w:t>
       </w:r>
+      <w:proofErr w:type="spellEnd"/>
       <w:r>
         <w:rPr>
           <w:rFonts w:ascii="Consolas" w:eastAsia="Times New Roman" w:hAnsi="Consolas" w:cs="Times New Roman"/>
@@ -16969,6 +19572,7 @@
         </w:rPr>
         <w:t xml:space="preserve"> </w:t>
       </w:r>
+      <w:proofErr w:type="spellStart"/>
       <w:r>
         <w:rPr>
           <w:rFonts w:ascii="Consolas" w:eastAsia="Times New Roman" w:hAnsi="Consolas" w:cs="Times New Roman"/>
@@ -16978,6 +19582,7 @@
         </w:rPr>
         <w:t>clusterDistance</w:t>
       </w:r>
+      <w:proofErr w:type="spellEnd"/>
       <w:r>
         <w:rPr>
           <w:rFonts w:ascii="Consolas" w:eastAsia="Times New Roman" w:hAnsi="Consolas" w:cs="Times New Roman"/>
@@ -16996,6 +19601,7 @@
         </w:rPr>
         <w:t>[</w:t>
       </w:r>
+      <w:proofErr w:type="spellStart"/>
       <w:r>
         <w:rPr>
           <w:rFonts w:ascii="Consolas" w:eastAsia="Times New Roman" w:hAnsi="Consolas" w:cs="Times New Roman"/>
@@ -17005,6 +19611,7 @@
         </w:rPr>
         <w:t>i</w:t>
       </w:r>
+      <w:proofErr w:type="spellEnd"/>
       <w:r>
         <w:rPr>
           <w:rFonts w:ascii="Consolas" w:eastAsia="Times New Roman" w:hAnsi="Consolas" w:cs="Times New Roman"/>
@@ -17050,6 +19657,7 @@
         </w:rPr>
         <w:t>]</w:t>
       </w:r>
+      <w:proofErr w:type="gramStart"/>
       <w:r>
         <w:rPr>
           <w:rFonts w:ascii="Consolas" w:eastAsia="Times New Roman" w:hAnsi="Consolas" w:cs="Times New Roman"/>
@@ -17059,6 +19667,7 @@
         </w:rPr>
         <w:t>);</w:t>
       </w:r>
+      <w:proofErr w:type="gramEnd"/>
     </w:p>
     <w:p>
       <w:pPr>
@@ -17134,6 +19743,7 @@
         </w:rPr>
         <w:t xml:space="preserve"> </w:t>
       </w:r>
+      <w:proofErr w:type="spellStart"/>
       <w:r>
         <w:rPr>
           <w:rFonts w:ascii="Consolas" w:eastAsia="Times New Roman" w:hAnsi="Consolas" w:cs="Times New Roman"/>
@@ -17143,6 +19753,7 @@
         </w:rPr>
         <w:t>minDistance</w:t>
       </w:r>
+      <w:proofErr w:type="spellEnd"/>
       <w:r>
         <w:rPr>
           <w:rFonts w:ascii="Consolas" w:eastAsia="Times New Roman" w:hAnsi="Consolas" w:cs="Times New Roman"/>
@@ -17194,6 +19805,7 @@
         </w:rPr>
         <w:t xml:space="preserve">                    </w:t>
       </w:r>
+      <w:proofErr w:type="spellStart"/>
       <w:r>
         <w:rPr>
           <w:rFonts w:ascii="Consolas" w:eastAsia="Times New Roman" w:hAnsi="Consolas" w:cs="Times New Roman"/>
@@ -17203,6 +19815,7 @@
         </w:rPr>
         <w:t>minDistance</w:t>
       </w:r>
+      <w:proofErr w:type="spellEnd"/>
       <w:r>
         <w:rPr>
           <w:rFonts w:ascii="Consolas" w:eastAsia="Times New Roman" w:hAnsi="Consolas" w:cs="Times New Roman"/>
@@ -17230,6 +19843,7 @@
         </w:rPr>
         <w:t xml:space="preserve"> </w:t>
       </w:r>
+      <w:proofErr w:type="gramStart"/>
       <w:r>
         <w:rPr>
           <w:rFonts w:ascii="Consolas" w:eastAsia="Times New Roman" w:hAnsi="Consolas" w:cs="Times New Roman"/>
@@ -17248,6 +19862,7 @@
         </w:rPr>
         <w:t>;</w:t>
       </w:r>
+      <w:proofErr w:type="gramEnd"/>
     </w:p>
     <w:p>
       <w:pPr>
@@ -17269,6 +19884,7 @@
         </w:rPr>
         <w:t xml:space="preserve">                    </w:t>
       </w:r>
+      <w:proofErr w:type="spellStart"/>
       <w:r>
         <w:rPr>
           <w:rFonts w:ascii="Consolas" w:eastAsia="Times New Roman" w:hAnsi="Consolas" w:cs="Times New Roman"/>
@@ -17278,6 +19894,7 @@
         </w:rPr>
         <w:t>firstIndex</w:t>
       </w:r>
+      <w:proofErr w:type="spellEnd"/>
       <w:r>
         <w:rPr>
           <w:rFonts w:ascii="Consolas" w:eastAsia="Times New Roman" w:hAnsi="Consolas" w:cs="Times New Roman"/>
@@ -17305,6 +19922,8 @@
         </w:rPr>
         <w:t xml:space="preserve"> </w:t>
       </w:r>
+      <w:proofErr w:type="spellStart"/>
+      <w:proofErr w:type="gramStart"/>
       <w:r>
         <w:rPr>
           <w:rFonts w:ascii="Consolas" w:eastAsia="Times New Roman" w:hAnsi="Consolas" w:cs="Times New Roman"/>
@@ -17314,6 +19933,7 @@
         </w:rPr>
         <w:t>i</w:t>
       </w:r>
+      <w:proofErr w:type="spellEnd"/>
       <w:r>
         <w:rPr>
           <w:rFonts w:ascii="Consolas" w:eastAsia="Times New Roman" w:hAnsi="Consolas" w:cs="Times New Roman"/>
@@ -17323,6 +19943,7 @@
         </w:rPr>
         <w:t>;</w:t>
       </w:r>
+      <w:proofErr w:type="gramEnd"/>
     </w:p>
     <w:p>
       <w:pPr>
@@ -17344,6 +19965,7 @@
         </w:rPr>
         <w:t xml:space="preserve">                    </w:t>
       </w:r>
+      <w:proofErr w:type="spellStart"/>
       <w:r>
         <w:rPr>
           <w:rFonts w:ascii="Consolas" w:eastAsia="Times New Roman" w:hAnsi="Consolas" w:cs="Times New Roman"/>
@@ -17353,6 +19975,7 @@
         </w:rPr>
         <w:t>secondIndex</w:t>
       </w:r>
+      <w:proofErr w:type="spellEnd"/>
       <w:r>
         <w:rPr>
           <w:rFonts w:ascii="Consolas" w:eastAsia="Times New Roman" w:hAnsi="Consolas" w:cs="Times New Roman"/>
@@ -17380,6 +20003,7 @@
         </w:rPr>
         <w:t xml:space="preserve"> </w:t>
       </w:r>
+      <w:proofErr w:type="gramStart"/>
       <w:r>
         <w:rPr>
           <w:rFonts w:ascii="Consolas" w:eastAsia="Times New Roman" w:hAnsi="Consolas" w:cs="Times New Roman"/>
@@ -17398,6 +20022,7 @@
         </w:rPr>
         <w:t>;</w:t>
       </w:r>
+      <w:proofErr w:type="gramEnd"/>
     </w:p>
     <w:p>
       <w:pPr>
@@ -17557,6 +20182,7 @@
         </w:rPr>
         <w:t>&amp;</w:t>
       </w:r>
+      <w:proofErr w:type="gramStart"/>
       <w:r>
         <w:rPr>
           <w:rFonts w:ascii="Consolas" w:eastAsia="Times New Roman" w:hAnsi="Consolas" w:cs="Times New Roman"/>
@@ -17573,7 +20199,17 @@
           <w:sz w:val="21"/>
           <w:szCs w:val="21"/>
         </w:rPr>
-        <w:t xml:space="preserve"> : clusters</w:t>
+        <w:t xml:space="preserve"> :</w:t>
+      </w:r>
+      <w:proofErr w:type="gramEnd"/>
+      <w:r>
+        <w:rPr>
+          <w:rFonts w:ascii="Consolas" w:eastAsia="Times New Roman" w:hAnsi="Consolas" w:cs="Times New Roman"/>
+          <w:color w:val="ABB2BF"/>
+          <w:sz w:val="21"/>
+          <w:szCs w:val="21"/>
+        </w:rPr>
+        <w:t xml:space="preserve"> clusters</w:t>
       </w:r>
       <w:r>
         <w:rPr>
@@ -17584,6 +20220,7 @@
         </w:rPr>
         <w:t>[</w:t>
       </w:r>
+      <w:proofErr w:type="spellStart"/>
       <w:r>
         <w:rPr>
           <w:rFonts w:ascii="Consolas" w:eastAsia="Times New Roman" w:hAnsi="Consolas" w:cs="Times New Roman"/>
@@ -17593,6 +20230,7 @@
         </w:rPr>
         <w:t>secondIndex</w:t>
       </w:r>
+      <w:proofErr w:type="spellEnd"/>
       <w:r>
         <w:rPr>
           <w:rFonts w:ascii="Consolas" w:eastAsia="Times New Roman" w:hAnsi="Consolas" w:cs="Times New Roman"/>
@@ -17641,6 +20279,7 @@
         </w:rPr>
         <w:t>[</w:t>
       </w:r>
+      <w:proofErr w:type="spellStart"/>
       <w:r>
         <w:rPr>
           <w:rFonts w:ascii="Consolas" w:eastAsia="Times New Roman" w:hAnsi="Consolas" w:cs="Times New Roman"/>
@@ -17650,6 +20289,8 @@
         </w:rPr>
         <w:t>firstIndex</w:t>
       </w:r>
+      <w:proofErr w:type="spellEnd"/>
+      <w:proofErr w:type="gramStart"/>
       <w:r>
         <w:rPr>
           <w:rFonts w:ascii="Consolas" w:eastAsia="Times New Roman" w:hAnsi="Consolas" w:cs="Times New Roman"/>
@@ -17668,6 +20309,7 @@
         </w:rPr>
         <w:t>.</w:t>
       </w:r>
+      <w:proofErr w:type="spellStart"/>
       <w:r>
         <w:rPr>
           <w:rFonts w:ascii="Consolas" w:eastAsia="Times New Roman" w:hAnsi="Consolas" w:cs="Times New Roman"/>
@@ -17675,8 +20317,19 @@
           <w:sz w:val="21"/>
           <w:szCs w:val="21"/>
         </w:rPr>
-        <w:t>push_back</w:t>
-      </w:r>
+        <w:t>push</w:t>
+      </w:r>
+      <w:proofErr w:type="gramEnd"/>
+      <w:r>
+        <w:rPr>
+          <w:rFonts w:ascii="Consolas" w:eastAsia="Times New Roman" w:hAnsi="Consolas" w:cs="Times New Roman"/>
+          <w:color w:val="61AFEF"/>
+          <w:sz w:val="21"/>
+          <w:szCs w:val="21"/>
+        </w:rPr>
+        <w:t>_back</w:t>
+      </w:r>
+      <w:proofErr w:type="spellEnd"/>
       <w:r>
         <w:rPr>
           <w:rFonts w:ascii="Consolas" w:eastAsia="Times New Roman" w:hAnsi="Consolas" w:cs="Times New Roman"/>
@@ -17723,7 +20376,18 @@
           <w:sz w:val="21"/>
           <w:szCs w:val="21"/>
         </w:rPr>
-        <w:t>        clusters.</w:t>
+        <w:t xml:space="preserve">        </w:t>
+      </w:r>
+      <w:proofErr w:type="spellStart"/>
+      <w:proofErr w:type="gramStart"/>
+      <w:r>
+        <w:rPr>
+          <w:rFonts w:ascii="Consolas" w:eastAsia="Times New Roman" w:hAnsi="Consolas" w:cs="Times New Roman"/>
+          <w:color w:val="ABB2BF"/>
+          <w:sz w:val="21"/>
+          <w:szCs w:val="21"/>
+        </w:rPr>
+        <w:t>clusters.</w:t>
       </w:r>
       <w:r>
         <w:rPr>
@@ -17734,14 +20398,26 @@
         </w:rPr>
         <w:t>erase</w:t>
       </w:r>
-      <w:r>
-        <w:rPr>
-          <w:rFonts w:ascii="Consolas" w:eastAsia="Times New Roman" w:hAnsi="Consolas" w:cs="Times New Roman"/>
-          <w:color w:val="ABB2BF"/>
-          <w:sz w:val="21"/>
-          <w:szCs w:val="21"/>
-        </w:rPr>
-        <w:t>(clusters.</w:t>
+      <w:proofErr w:type="spellEnd"/>
+      <w:proofErr w:type="gramEnd"/>
+      <w:r>
+        <w:rPr>
+          <w:rFonts w:ascii="Consolas" w:eastAsia="Times New Roman" w:hAnsi="Consolas" w:cs="Times New Roman"/>
+          <w:color w:val="ABB2BF"/>
+          <w:sz w:val="21"/>
+          <w:szCs w:val="21"/>
+        </w:rPr>
+        <w:t>(</w:t>
+      </w:r>
+      <w:proofErr w:type="spellStart"/>
+      <w:r>
+        <w:rPr>
+          <w:rFonts w:ascii="Consolas" w:eastAsia="Times New Roman" w:hAnsi="Consolas" w:cs="Times New Roman"/>
+          <w:color w:val="ABB2BF"/>
+          <w:sz w:val="21"/>
+          <w:szCs w:val="21"/>
+        </w:rPr>
+        <w:t>clusters.</w:t>
       </w:r>
       <w:r>
         <w:rPr>
@@ -17752,6 +20428,7 @@
         </w:rPr>
         <w:t>begin</w:t>
       </w:r>
+      <w:proofErr w:type="spellEnd"/>
       <w:r>
         <w:rPr>
           <w:rFonts w:ascii="Consolas" w:eastAsia="Times New Roman" w:hAnsi="Consolas" w:cs="Times New Roman"/>
@@ -17779,6 +20456,7 @@
         </w:rPr>
         <w:t xml:space="preserve"> </w:t>
       </w:r>
+      <w:proofErr w:type="spellStart"/>
       <w:r>
         <w:rPr>
           <w:rFonts w:ascii="Consolas" w:eastAsia="Times New Roman" w:hAnsi="Consolas" w:cs="Times New Roman"/>
@@ -17788,6 +20466,7 @@
         </w:rPr>
         <w:t>secondIndex</w:t>
       </w:r>
+      <w:proofErr w:type="spellEnd"/>
       <w:r>
         <w:rPr>
           <w:rFonts w:ascii="Consolas" w:eastAsia="Times New Roman" w:hAnsi="Consolas" w:cs="Times New Roman"/>
@@ -17855,8 +20534,19 @@
           <w:sz w:val="21"/>
           <w:szCs w:val="21"/>
         </w:rPr>
-        <w:t xml:space="preserve"> clusters;</w:t>
-      </w:r>
+        <w:t xml:space="preserve"> </w:t>
+      </w:r>
+      <w:proofErr w:type="gramStart"/>
+      <w:r>
+        <w:rPr>
+          <w:rFonts w:ascii="Consolas" w:eastAsia="Times New Roman" w:hAnsi="Consolas" w:cs="Times New Roman"/>
+          <w:color w:val="ABB2BF"/>
+          <w:sz w:val="21"/>
+          <w:szCs w:val="21"/>
+        </w:rPr>
+        <w:t>clusters;</w:t>
+      </w:r>
+      <w:proofErr w:type="gramEnd"/>
     </w:p>
     <w:p>
       <w:pPr>
@@ -17938,6 +20628,8 @@
         </w:rPr>
         <w:t xml:space="preserve">&gt; </w:t>
       </w:r>
+      <w:proofErr w:type="spellStart"/>
+      <w:proofErr w:type="gramStart"/>
       <w:r>
         <w:rPr>
           <w:rFonts w:ascii="Consolas" w:eastAsia="Times New Roman" w:hAnsi="Consolas" w:cs="Times New Roman"/>
@@ -17947,6 +20639,7 @@
         </w:rPr>
         <w:t>divideAndConquerClusters</w:t>
       </w:r>
+      <w:proofErr w:type="spellEnd"/>
       <w:r>
         <w:rPr>
           <w:rFonts w:ascii="Consolas" w:eastAsia="Times New Roman" w:hAnsi="Consolas" w:cs="Times New Roman"/>
@@ -17956,6 +20649,7 @@
         </w:rPr>
         <w:t>(</w:t>
       </w:r>
+      <w:proofErr w:type="gramEnd"/>
       <w:r>
         <w:rPr>
           <w:rFonts w:ascii="Consolas" w:eastAsia="Times New Roman" w:hAnsi="Consolas" w:cs="Times New Roman"/>
@@ -18122,7 +20816,18 @@
           <w:sz w:val="21"/>
           <w:szCs w:val="21"/>
         </w:rPr>
-        <w:t>)points.</w:t>
+        <w:t>)</w:t>
+      </w:r>
+      <w:proofErr w:type="spellStart"/>
+      <w:proofErr w:type="gramStart"/>
+      <w:r>
+        <w:rPr>
+          <w:rFonts w:ascii="Consolas" w:eastAsia="Times New Roman" w:hAnsi="Consolas" w:cs="Times New Roman"/>
+          <w:color w:val="ABB2BF"/>
+          <w:sz w:val="21"/>
+          <w:szCs w:val="21"/>
+        </w:rPr>
+        <w:t>points.</w:t>
       </w:r>
       <w:r>
         <w:rPr>
@@ -18133,6 +20838,8 @@
         </w:rPr>
         <w:t>size</w:t>
       </w:r>
+      <w:proofErr w:type="spellEnd"/>
+      <w:proofErr w:type="gramEnd"/>
       <w:r>
         <w:rPr>
           <w:rFonts w:ascii="Consolas" w:eastAsia="Times New Roman" w:hAnsi="Consolas" w:cs="Times New Roman"/>
@@ -18199,6 +20906,7 @@
         </w:rPr>
         <w:t xml:space="preserve"> </w:t>
       </w:r>
+      <w:proofErr w:type="spellStart"/>
       <w:r>
         <w:rPr>
           <w:rFonts w:ascii="Consolas" w:eastAsia="Times New Roman" w:hAnsi="Consolas" w:cs="Times New Roman"/>
@@ -18208,15 +20916,27 @@
         </w:rPr>
         <w:t>eachPointAsCluster</w:t>
       </w:r>
-      <w:r>
-        <w:rPr>
-          <w:rFonts w:ascii="Consolas" w:eastAsia="Times New Roman" w:hAnsi="Consolas" w:cs="Times New Roman"/>
-          <w:color w:val="ABB2BF"/>
-          <w:sz w:val="21"/>
-          <w:szCs w:val="21"/>
-        </w:rPr>
-        <w:t>(points);</w:t>
-      </w:r>
+      <w:proofErr w:type="spellEnd"/>
+      <w:r>
+        <w:rPr>
+          <w:rFonts w:ascii="Consolas" w:eastAsia="Times New Roman" w:hAnsi="Consolas" w:cs="Times New Roman"/>
+          <w:color w:val="ABB2BF"/>
+          <w:sz w:val="21"/>
+          <w:szCs w:val="21"/>
+        </w:rPr>
+        <w:t>(points</w:t>
+      </w:r>
+      <w:proofErr w:type="gramStart"/>
+      <w:r>
+        <w:rPr>
+          <w:rFonts w:ascii="Consolas" w:eastAsia="Times New Roman" w:hAnsi="Consolas" w:cs="Times New Roman"/>
+          <w:color w:val="ABB2BF"/>
+          <w:sz w:val="21"/>
+          <w:szCs w:val="21"/>
+        </w:rPr>
+        <w:t>);</w:t>
+      </w:r>
+      <w:proofErr w:type="gramEnd"/>
     </w:p>
     <w:p>
       <w:pPr>
@@ -18302,7 +21022,18 @@
           <w:sz w:val="21"/>
           <w:szCs w:val="21"/>
         </w:rPr>
-        <w:t xml:space="preserve"> points.</w:t>
+        <w:t xml:space="preserve"> </w:t>
+      </w:r>
+      <w:proofErr w:type="spellStart"/>
+      <w:proofErr w:type="gramStart"/>
+      <w:r>
+        <w:rPr>
+          <w:rFonts w:ascii="Consolas" w:eastAsia="Times New Roman" w:hAnsi="Consolas" w:cs="Times New Roman"/>
+          <w:color w:val="ABB2BF"/>
+          <w:sz w:val="21"/>
+          <w:szCs w:val="21"/>
+        </w:rPr>
+        <w:t>points.</w:t>
       </w:r>
       <w:r>
         <w:rPr>
@@ -18313,6 +21044,8 @@
         </w:rPr>
         <w:t>size</w:t>
       </w:r>
+      <w:proofErr w:type="spellEnd"/>
+      <w:proofErr w:type="gramEnd"/>
       <w:r>
         <w:rPr>
           <w:rFonts w:ascii="Consolas" w:eastAsia="Times New Roman" w:hAnsi="Consolas" w:cs="Times New Roman"/>
@@ -18424,6 +21157,7 @@
         </w:rPr>
         <w:t xml:space="preserve"> </w:t>
       </w:r>
+      <w:proofErr w:type="spellStart"/>
       <w:r>
         <w:rPr>
           <w:rFonts w:ascii="Consolas" w:eastAsia="Times New Roman" w:hAnsi="Consolas" w:cs="Times New Roman"/>
@@ -18433,14 +21167,26 @@
         </w:rPr>
         <w:t>leftPoints</w:t>
       </w:r>
-      <w:r>
-        <w:rPr>
-          <w:rFonts w:ascii="Consolas" w:eastAsia="Times New Roman" w:hAnsi="Consolas" w:cs="Times New Roman"/>
-          <w:color w:val="ABB2BF"/>
-          <w:sz w:val="21"/>
-          <w:szCs w:val="21"/>
-        </w:rPr>
-        <w:t>(points.</w:t>
+      <w:proofErr w:type="spellEnd"/>
+      <w:r>
+        <w:rPr>
+          <w:rFonts w:ascii="Consolas" w:eastAsia="Times New Roman" w:hAnsi="Consolas" w:cs="Times New Roman"/>
+          <w:color w:val="ABB2BF"/>
+          <w:sz w:val="21"/>
+          <w:szCs w:val="21"/>
+        </w:rPr>
+        <w:t>(</w:t>
+      </w:r>
+      <w:proofErr w:type="spellStart"/>
+      <w:proofErr w:type="gramStart"/>
+      <w:r>
+        <w:rPr>
+          <w:rFonts w:ascii="Consolas" w:eastAsia="Times New Roman" w:hAnsi="Consolas" w:cs="Times New Roman"/>
+          <w:color w:val="ABB2BF"/>
+          <w:sz w:val="21"/>
+          <w:szCs w:val="21"/>
+        </w:rPr>
+        <w:t>points.</w:t>
       </w:r>
       <w:r>
         <w:rPr>
@@ -18451,14 +21197,26 @@
         </w:rPr>
         <w:t>begin</w:t>
       </w:r>
-      <w:r>
-        <w:rPr>
-          <w:rFonts w:ascii="Consolas" w:eastAsia="Times New Roman" w:hAnsi="Consolas" w:cs="Times New Roman"/>
-          <w:color w:val="ABB2BF"/>
-          <w:sz w:val="21"/>
-          <w:szCs w:val="21"/>
-        </w:rPr>
-        <w:t>(), points.</w:t>
+      <w:proofErr w:type="spellEnd"/>
+      <w:proofErr w:type="gramEnd"/>
+      <w:r>
+        <w:rPr>
+          <w:rFonts w:ascii="Consolas" w:eastAsia="Times New Roman" w:hAnsi="Consolas" w:cs="Times New Roman"/>
+          <w:color w:val="ABB2BF"/>
+          <w:sz w:val="21"/>
+          <w:szCs w:val="21"/>
+        </w:rPr>
+        <w:t xml:space="preserve">(), </w:t>
+      </w:r>
+      <w:proofErr w:type="spellStart"/>
+      <w:r>
+        <w:rPr>
+          <w:rFonts w:ascii="Consolas" w:eastAsia="Times New Roman" w:hAnsi="Consolas" w:cs="Times New Roman"/>
+          <w:color w:val="ABB2BF"/>
+          <w:sz w:val="21"/>
+          <w:szCs w:val="21"/>
+        </w:rPr>
+        <w:t>points.</w:t>
       </w:r>
       <w:r>
         <w:rPr>
@@ -18469,6 +21227,7 @@
         </w:rPr>
         <w:t>begin</w:t>
       </w:r>
+      <w:proofErr w:type="spellEnd"/>
       <w:r>
         <w:rPr>
           <w:rFonts w:ascii="Consolas" w:eastAsia="Times New Roman" w:hAnsi="Consolas" w:cs="Times New Roman"/>
@@ -18580,6 +21339,7 @@
         </w:rPr>
         <w:t xml:space="preserve"> </w:t>
       </w:r>
+      <w:proofErr w:type="spellStart"/>
       <w:r>
         <w:rPr>
           <w:rFonts w:ascii="Consolas" w:eastAsia="Times New Roman" w:hAnsi="Consolas" w:cs="Times New Roman"/>
@@ -18589,14 +21349,26 @@
         </w:rPr>
         <w:t>rightPoints</w:t>
       </w:r>
-      <w:r>
-        <w:rPr>
-          <w:rFonts w:ascii="Consolas" w:eastAsia="Times New Roman" w:hAnsi="Consolas" w:cs="Times New Roman"/>
-          <w:color w:val="ABB2BF"/>
-          <w:sz w:val="21"/>
-          <w:szCs w:val="21"/>
-        </w:rPr>
-        <w:t>(points.</w:t>
+      <w:proofErr w:type="spellEnd"/>
+      <w:r>
+        <w:rPr>
+          <w:rFonts w:ascii="Consolas" w:eastAsia="Times New Roman" w:hAnsi="Consolas" w:cs="Times New Roman"/>
+          <w:color w:val="ABB2BF"/>
+          <w:sz w:val="21"/>
+          <w:szCs w:val="21"/>
+        </w:rPr>
+        <w:t>(</w:t>
+      </w:r>
+      <w:proofErr w:type="spellStart"/>
+      <w:proofErr w:type="gramStart"/>
+      <w:r>
+        <w:rPr>
+          <w:rFonts w:ascii="Consolas" w:eastAsia="Times New Roman" w:hAnsi="Consolas" w:cs="Times New Roman"/>
+          <w:color w:val="ABB2BF"/>
+          <w:sz w:val="21"/>
+          <w:szCs w:val="21"/>
+        </w:rPr>
+        <w:t>points.</w:t>
       </w:r>
       <w:r>
         <w:rPr>
@@ -18607,6 +21379,8 @@
         </w:rPr>
         <w:t>begin</w:t>
       </w:r>
+      <w:proofErr w:type="spellEnd"/>
+      <w:proofErr w:type="gramEnd"/>
       <w:r>
         <w:rPr>
           <w:rFonts w:ascii="Consolas" w:eastAsia="Times New Roman" w:hAnsi="Consolas" w:cs="Times New Roman"/>
@@ -18650,7 +21424,17 @@
           <w:sz w:val="21"/>
           <w:szCs w:val="21"/>
         </w:rPr>
-        <w:t>, points.</w:t>
+        <w:t xml:space="preserve">, </w:t>
+      </w:r>
+      <w:proofErr w:type="spellStart"/>
+      <w:r>
+        <w:rPr>
+          <w:rFonts w:ascii="Consolas" w:eastAsia="Times New Roman" w:hAnsi="Consolas" w:cs="Times New Roman"/>
+          <w:color w:val="ABB2BF"/>
+          <w:sz w:val="21"/>
+          <w:szCs w:val="21"/>
+        </w:rPr>
+        <w:t>points.</w:t>
       </w:r>
       <w:r>
         <w:rPr>
@@ -18661,6 +21445,7 @@
         </w:rPr>
         <w:t>end</w:t>
       </w:r>
+      <w:proofErr w:type="spellEnd"/>
       <w:r>
         <w:rPr>
           <w:rFonts w:ascii="Consolas" w:eastAsia="Times New Roman" w:hAnsi="Consolas" w:cs="Times New Roman"/>
@@ -18748,6 +21533,7 @@
         </w:rPr>
         <w:t xml:space="preserve"> </w:t>
       </w:r>
+      <w:proofErr w:type="spellStart"/>
       <w:r>
         <w:rPr>
           <w:rFonts w:ascii="Consolas" w:eastAsia="Times New Roman" w:hAnsi="Consolas" w:cs="Times New Roman"/>
@@ -18757,6 +21543,7 @@
         </w:rPr>
         <w:t>leftClusters</w:t>
       </w:r>
+      <w:proofErr w:type="spellEnd"/>
       <w:r>
         <w:rPr>
           <w:rFonts w:ascii="Consolas" w:eastAsia="Times New Roman" w:hAnsi="Consolas" w:cs="Times New Roman"/>
@@ -18784,6 +21571,8 @@
         </w:rPr>
         <w:t xml:space="preserve"> </w:t>
       </w:r>
+      <w:proofErr w:type="spellStart"/>
+      <w:proofErr w:type="gramStart"/>
       <w:r>
         <w:rPr>
           <w:rFonts w:ascii="Consolas" w:eastAsia="Times New Roman" w:hAnsi="Consolas" w:cs="Times New Roman"/>
@@ -18793,6 +21582,7 @@
         </w:rPr>
         <w:t>divideAndConquerClusters</w:t>
       </w:r>
+      <w:proofErr w:type="spellEnd"/>
       <w:r>
         <w:rPr>
           <w:rFonts w:ascii="Consolas" w:eastAsia="Times New Roman" w:hAnsi="Consolas" w:cs="Times New Roman"/>
@@ -18802,6 +21592,8 @@
         </w:rPr>
         <w:t>(</w:t>
       </w:r>
+      <w:proofErr w:type="spellStart"/>
+      <w:proofErr w:type="gramEnd"/>
       <w:r>
         <w:rPr>
           <w:rFonts w:ascii="Consolas" w:eastAsia="Times New Roman" w:hAnsi="Consolas" w:cs="Times New Roman"/>
@@ -18811,6 +21603,7 @@
         </w:rPr>
         <w:t>leftPoints</w:t>
       </w:r>
+      <w:proofErr w:type="spellEnd"/>
       <w:r>
         <w:rPr>
           <w:rFonts w:ascii="Consolas" w:eastAsia="Times New Roman" w:hAnsi="Consolas" w:cs="Times New Roman"/>
@@ -18886,6 +21679,7 @@
         </w:rPr>
         <w:t xml:space="preserve"> </w:t>
       </w:r>
+      <w:proofErr w:type="spellStart"/>
       <w:r>
         <w:rPr>
           <w:rFonts w:ascii="Consolas" w:eastAsia="Times New Roman" w:hAnsi="Consolas" w:cs="Times New Roman"/>
@@ -18895,6 +21689,7 @@
         </w:rPr>
         <w:t>rightClusters</w:t>
       </w:r>
+      <w:proofErr w:type="spellEnd"/>
       <w:r>
         <w:rPr>
           <w:rFonts w:ascii="Consolas" w:eastAsia="Times New Roman" w:hAnsi="Consolas" w:cs="Times New Roman"/>
@@ -18922,6 +21717,8 @@
         </w:rPr>
         <w:t xml:space="preserve"> </w:t>
       </w:r>
+      <w:proofErr w:type="spellStart"/>
+      <w:proofErr w:type="gramStart"/>
       <w:r>
         <w:rPr>
           <w:rFonts w:ascii="Consolas" w:eastAsia="Times New Roman" w:hAnsi="Consolas" w:cs="Times New Roman"/>
@@ -18931,6 +21728,7 @@
         </w:rPr>
         <w:t>divideAndConquerClusters</w:t>
       </w:r>
+      <w:proofErr w:type="spellEnd"/>
       <w:r>
         <w:rPr>
           <w:rFonts w:ascii="Consolas" w:eastAsia="Times New Roman" w:hAnsi="Consolas" w:cs="Times New Roman"/>
@@ -18940,6 +21738,8 @@
         </w:rPr>
         <w:t>(</w:t>
       </w:r>
+      <w:proofErr w:type="spellStart"/>
+      <w:proofErr w:type="gramEnd"/>
       <w:r>
         <w:rPr>
           <w:rFonts w:ascii="Consolas" w:eastAsia="Times New Roman" w:hAnsi="Consolas" w:cs="Times New Roman"/>
@@ -18949,6 +21749,7 @@
         </w:rPr>
         <w:t>rightPoints</w:t>
       </w:r>
+      <w:proofErr w:type="spellEnd"/>
       <w:r>
         <w:rPr>
           <w:rFonts w:ascii="Consolas" w:eastAsia="Times New Roman" w:hAnsi="Consolas" w:cs="Times New Roman"/>
@@ -19061,6 +21862,8 @@
         </w:rPr>
         <w:t xml:space="preserve"> </w:t>
       </w:r>
+      <w:proofErr w:type="spellStart"/>
+      <w:proofErr w:type="gramStart"/>
       <w:r>
         <w:rPr>
           <w:rFonts w:ascii="Consolas" w:eastAsia="Times New Roman" w:hAnsi="Consolas" w:cs="Times New Roman"/>
@@ -19070,6 +21873,7 @@
         </w:rPr>
         <w:t>leftClusters</w:t>
       </w:r>
+      <w:proofErr w:type="spellEnd"/>
       <w:r>
         <w:rPr>
           <w:rFonts w:ascii="Consolas" w:eastAsia="Times New Roman" w:hAnsi="Consolas" w:cs="Times New Roman"/>
@@ -19079,6 +21883,7 @@
         </w:rPr>
         <w:t>;</w:t>
       </w:r>
+      <w:proofErr w:type="gramEnd"/>
     </w:p>
     <w:p>
       <w:pPr>
@@ -19100,6 +21905,8 @@
         </w:rPr>
         <w:t xml:space="preserve">    </w:t>
       </w:r>
+      <w:proofErr w:type="spellStart"/>
+      <w:proofErr w:type="gramStart"/>
       <w:r>
         <w:rPr>
           <w:rFonts w:ascii="Consolas" w:eastAsia="Times New Roman" w:hAnsi="Consolas" w:cs="Times New Roman"/>
@@ -19127,6 +21934,8 @@
         </w:rPr>
         <w:t>insert</w:t>
       </w:r>
+      <w:proofErr w:type="spellEnd"/>
+      <w:proofErr w:type="gramEnd"/>
       <w:r>
         <w:rPr>
           <w:rFonts w:ascii="Consolas" w:eastAsia="Times New Roman" w:hAnsi="Consolas" w:cs="Times New Roman"/>
@@ -19136,6 +21945,7 @@
         </w:rPr>
         <w:t>(</w:t>
       </w:r>
+      <w:proofErr w:type="spellStart"/>
       <w:r>
         <w:rPr>
           <w:rFonts w:ascii="Consolas" w:eastAsia="Times New Roman" w:hAnsi="Consolas" w:cs="Times New Roman"/>
@@ -19163,6 +21973,7 @@
         </w:rPr>
         <w:t>end</w:t>
       </w:r>
+      <w:proofErr w:type="spellEnd"/>
       <w:r>
         <w:rPr>
           <w:rFonts w:ascii="Consolas" w:eastAsia="Times New Roman" w:hAnsi="Consolas" w:cs="Times New Roman"/>
@@ -19172,6 +21983,7 @@
         </w:rPr>
         <w:t xml:space="preserve">(), </w:t>
       </w:r>
+      <w:proofErr w:type="spellStart"/>
       <w:r>
         <w:rPr>
           <w:rFonts w:ascii="Consolas" w:eastAsia="Times New Roman" w:hAnsi="Consolas" w:cs="Times New Roman"/>
@@ -19199,6 +22011,7 @@
         </w:rPr>
         <w:t>begin</w:t>
       </w:r>
+      <w:proofErr w:type="spellEnd"/>
       <w:r>
         <w:rPr>
           <w:rFonts w:ascii="Consolas" w:eastAsia="Times New Roman" w:hAnsi="Consolas" w:cs="Times New Roman"/>
@@ -19208,6 +22021,7 @@
         </w:rPr>
         <w:t xml:space="preserve">(), </w:t>
       </w:r>
+      <w:proofErr w:type="spellStart"/>
       <w:r>
         <w:rPr>
           <w:rFonts w:ascii="Consolas" w:eastAsia="Times New Roman" w:hAnsi="Consolas" w:cs="Times New Roman"/>
@@ -19235,6 +22049,7 @@
         </w:rPr>
         <w:t>end</w:t>
       </w:r>
+      <w:proofErr w:type="spellEnd"/>
       <w:r>
         <w:rPr>
           <w:rFonts w:ascii="Consolas" w:eastAsia="Times New Roman" w:hAnsi="Consolas" w:cs="Times New Roman"/>
@@ -19295,6 +22110,8 @@
         </w:rPr>
         <w:t xml:space="preserve"> </w:t>
       </w:r>
+      <w:proofErr w:type="spellStart"/>
+      <w:proofErr w:type="gramStart"/>
       <w:r>
         <w:rPr>
           <w:rFonts w:ascii="Consolas" w:eastAsia="Times New Roman" w:hAnsi="Consolas" w:cs="Times New Roman"/>
@@ -19304,6 +22121,7 @@
         </w:rPr>
         <w:t>mergeClusters</w:t>
       </w:r>
+      <w:proofErr w:type="spellEnd"/>
       <w:r>
         <w:rPr>
           <w:rFonts w:ascii="Consolas" w:eastAsia="Times New Roman" w:hAnsi="Consolas" w:cs="Times New Roman"/>
@@ -19313,6 +22131,7 @@
         </w:rPr>
         <w:t>(</w:t>
       </w:r>
+      <w:proofErr w:type="gramEnd"/>
       <w:r>
         <w:rPr>
           <w:rFonts w:ascii="Consolas" w:eastAsia="Times New Roman" w:hAnsi="Consolas" w:cs="Times New Roman"/>
@@ -19451,8 +22270,19 @@
           <w:sz w:val="21"/>
           <w:szCs w:val="21"/>
         </w:rPr>
-        <w:t xml:space="preserve"> std;</w:t>
-      </w:r>
+        <w:t xml:space="preserve"> </w:t>
+      </w:r>
+      <w:proofErr w:type="gramStart"/>
+      <w:r>
+        <w:rPr>
+          <w:rFonts w:ascii="Consolas" w:eastAsia="Times New Roman" w:hAnsi="Consolas" w:cs="Times New Roman"/>
+          <w:color w:val="ABB2BF"/>
+          <w:sz w:val="21"/>
+          <w:szCs w:val="21"/>
+        </w:rPr>
+        <w:t>std;</w:t>
+      </w:r>
+      <w:proofErr w:type="gramEnd"/>
     </w:p>
     <w:p>
       <w:pPr>
@@ -19513,6 +22343,8 @@
         </w:rPr>
         <w:t xml:space="preserve">&gt; </w:t>
       </w:r>
+      <w:proofErr w:type="spellStart"/>
+      <w:proofErr w:type="gramStart"/>
       <w:r>
         <w:rPr>
           <w:rFonts w:ascii="Consolas" w:eastAsia="Times New Roman" w:hAnsi="Consolas" w:cs="Times New Roman"/>
@@ -19522,6 +22354,7 @@
         </w:rPr>
         <w:t>assignPointsToNearestCluster</w:t>
       </w:r>
+      <w:proofErr w:type="spellEnd"/>
       <w:r>
         <w:rPr>
           <w:rFonts w:ascii="Consolas" w:eastAsia="Times New Roman" w:hAnsi="Consolas" w:cs="Times New Roman"/>
@@ -19531,6 +22364,7 @@
         </w:rPr>
         <w:t>(</w:t>
       </w:r>
+      <w:proofErr w:type="gramEnd"/>
       <w:r>
         <w:rPr>
           <w:rFonts w:ascii="Consolas" w:eastAsia="Times New Roman" w:hAnsi="Consolas" w:cs="Times New Roman"/>
@@ -19778,7 +22612,18 @@
           <w:sz w:val="21"/>
           <w:szCs w:val="21"/>
         </w:rPr>
-        <w:t>(centroids.</w:t>
+        <w:t>(</w:t>
+      </w:r>
+      <w:proofErr w:type="spellStart"/>
+      <w:proofErr w:type="gramStart"/>
+      <w:r>
+        <w:rPr>
+          <w:rFonts w:ascii="Consolas" w:eastAsia="Times New Roman" w:hAnsi="Consolas" w:cs="Times New Roman"/>
+          <w:color w:val="ABB2BF"/>
+          <w:sz w:val="21"/>
+          <w:szCs w:val="21"/>
+        </w:rPr>
+        <w:t>centroids.</w:t>
       </w:r>
       <w:r>
         <w:rPr>
@@ -19789,6 +22634,8 @@
         </w:rPr>
         <w:t>size</w:t>
       </w:r>
+      <w:proofErr w:type="spellEnd"/>
+      <w:proofErr w:type="gramEnd"/>
       <w:r>
         <w:rPr>
           <w:rFonts w:ascii="Consolas" w:eastAsia="Times New Roman" w:hAnsi="Consolas" w:cs="Times New Roman"/>
@@ -19882,6 +22729,7 @@
         </w:rPr>
         <w:t>&amp;</w:t>
       </w:r>
+      <w:proofErr w:type="gramStart"/>
       <w:r>
         <w:rPr>
           <w:rFonts w:ascii="Consolas" w:eastAsia="Times New Roman" w:hAnsi="Consolas" w:cs="Times New Roman"/>
@@ -19898,7 +22746,17 @@
           <w:sz w:val="21"/>
           <w:szCs w:val="21"/>
         </w:rPr>
-        <w:t xml:space="preserve"> : points)</w:t>
+        <w:t xml:space="preserve"> :</w:t>
+      </w:r>
+      <w:proofErr w:type="gramEnd"/>
+      <w:r>
+        <w:rPr>
+          <w:rFonts w:ascii="Consolas" w:eastAsia="Times New Roman" w:hAnsi="Consolas" w:cs="Times New Roman"/>
+          <w:color w:val="ABB2BF"/>
+          <w:sz w:val="21"/>
+          <w:szCs w:val="21"/>
+        </w:rPr>
+        <w:t xml:space="preserve"> points)</w:t>
       </w:r>
     </w:p>
     <w:p>
@@ -19960,6 +22818,7 @@
         </w:rPr>
         <w:t xml:space="preserve"> </w:t>
       </w:r>
+      <w:proofErr w:type="spellStart"/>
       <w:r>
         <w:rPr>
           <w:rFonts w:ascii="Consolas" w:eastAsia="Times New Roman" w:hAnsi="Consolas" w:cs="Times New Roman"/>
@@ -19969,6 +22828,7 @@
         </w:rPr>
         <w:t>nearestIndex</w:t>
       </w:r>
+      <w:proofErr w:type="spellEnd"/>
       <w:r>
         <w:rPr>
           <w:rFonts w:ascii="Consolas" w:eastAsia="Times New Roman" w:hAnsi="Consolas" w:cs="Times New Roman"/>
@@ -19996,6 +22856,7 @@
         </w:rPr>
         <w:t xml:space="preserve"> </w:t>
       </w:r>
+      <w:proofErr w:type="gramStart"/>
       <w:r>
         <w:rPr>
           <w:rFonts w:ascii="Consolas" w:eastAsia="Times New Roman" w:hAnsi="Consolas" w:cs="Times New Roman"/>
@@ -20014,6 +22875,7 @@
         </w:rPr>
         <w:t>;</w:t>
       </w:r>
+      <w:proofErr w:type="gramEnd"/>
     </w:p>
     <w:p>
       <w:pPr>
@@ -20053,6 +22915,7 @@
         </w:rPr>
         <w:t xml:space="preserve"> </w:t>
       </w:r>
+      <w:proofErr w:type="spellStart"/>
       <w:r>
         <w:rPr>
           <w:rFonts w:ascii="Consolas" w:eastAsia="Times New Roman" w:hAnsi="Consolas" w:cs="Times New Roman"/>
@@ -20062,6 +22925,7 @@
         </w:rPr>
         <w:t>minDistance</w:t>
       </w:r>
+      <w:proofErr w:type="spellEnd"/>
       <w:r>
         <w:rPr>
           <w:rFonts w:ascii="Consolas" w:eastAsia="Times New Roman" w:hAnsi="Consolas" w:cs="Times New Roman"/>
@@ -20089,6 +22953,8 @@
         </w:rPr>
         <w:t xml:space="preserve"> </w:t>
       </w:r>
+      <w:proofErr w:type="spellStart"/>
+      <w:proofErr w:type="gramStart"/>
       <w:r>
         <w:rPr>
           <w:rFonts w:ascii="Consolas" w:eastAsia="Times New Roman" w:hAnsi="Consolas" w:cs="Times New Roman"/>
@@ -20116,6 +22982,8 @@
         </w:rPr>
         <w:t>distanceTo</w:t>
       </w:r>
+      <w:proofErr w:type="spellEnd"/>
+      <w:proofErr w:type="gramEnd"/>
       <w:r>
         <w:rPr>
           <w:rFonts w:ascii="Consolas" w:eastAsia="Times New Roman" w:hAnsi="Consolas" w:cs="Times New Roman"/>
@@ -20218,6 +23086,7 @@
         </w:rPr>
         <w:t xml:space="preserve"> </w:t>
       </w:r>
+      <w:proofErr w:type="spellStart"/>
       <w:r>
         <w:rPr>
           <w:rFonts w:ascii="Consolas" w:eastAsia="Times New Roman" w:hAnsi="Consolas" w:cs="Times New Roman"/>
@@ -20227,6 +23096,7 @@
         </w:rPr>
         <w:t>i</w:t>
       </w:r>
+      <w:proofErr w:type="spellEnd"/>
       <w:r>
         <w:rPr>
           <w:rFonts w:ascii="Consolas" w:eastAsia="Times New Roman" w:hAnsi="Consolas" w:cs="Times New Roman"/>
@@ -20272,6 +23142,7 @@
         </w:rPr>
         <w:t xml:space="preserve">; </w:t>
       </w:r>
+      <w:proofErr w:type="spellStart"/>
       <w:r>
         <w:rPr>
           <w:rFonts w:ascii="Consolas" w:eastAsia="Times New Roman" w:hAnsi="Consolas" w:cs="Times New Roman"/>
@@ -20281,6 +23152,7 @@
         </w:rPr>
         <w:t>i</w:t>
       </w:r>
+      <w:proofErr w:type="spellEnd"/>
       <w:r>
         <w:rPr>
           <w:rFonts w:ascii="Consolas" w:eastAsia="Times New Roman" w:hAnsi="Consolas" w:cs="Times New Roman"/>
@@ -20324,7 +23196,18 @@
           <w:sz w:val="21"/>
           <w:szCs w:val="21"/>
         </w:rPr>
-        <w:t>)centroids.</w:t>
+        <w:t>)</w:t>
+      </w:r>
+      <w:proofErr w:type="spellStart"/>
+      <w:proofErr w:type="gramStart"/>
+      <w:r>
+        <w:rPr>
+          <w:rFonts w:ascii="Consolas" w:eastAsia="Times New Roman" w:hAnsi="Consolas" w:cs="Times New Roman"/>
+          <w:color w:val="ABB2BF"/>
+          <w:sz w:val="21"/>
+          <w:szCs w:val="21"/>
+        </w:rPr>
+        <w:t>centroids.</w:t>
       </w:r>
       <w:r>
         <w:rPr>
@@ -20335,6 +23218,8 @@
         </w:rPr>
         <w:t>size</w:t>
       </w:r>
+      <w:proofErr w:type="spellEnd"/>
+      <w:proofErr w:type="gramEnd"/>
       <w:r>
         <w:rPr>
           <w:rFonts w:ascii="Consolas" w:eastAsia="Times New Roman" w:hAnsi="Consolas" w:cs="Times New Roman"/>
@@ -20344,6 +23229,7 @@
         </w:rPr>
         <w:t xml:space="preserve">(); </w:t>
       </w:r>
+      <w:proofErr w:type="spellStart"/>
       <w:r>
         <w:rPr>
           <w:rFonts w:ascii="Consolas" w:eastAsia="Times New Roman" w:hAnsi="Consolas" w:cs="Times New Roman"/>
@@ -20353,6 +23239,7 @@
         </w:rPr>
         <w:t>i</w:t>
       </w:r>
+      <w:proofErr w:type="spellEnd"/>
       <w:r>
         <w:rPr>
           <w:rFonts w:ascii="Consolas" w:eastAsia="Times New Roman" w:hAnsi="Consolas" w:cs="Times New Roman"/>
@@ -20467,6 +23354,8 @@
         </w:rPr>
         <w:t xml:space="preserve"> </w:t>
       </w:r>
+      <w:proofErr w:type="spellStart"/>
+      <w:proofErr w:type="gramStart"/>
       <w:r>
         <w:rPr>
           <w:rFonts w:ascii="Consolas" w:eastAsia="Times New Roman" w:hAnsi="Consolas" w:cs="Times New Roman"/>
@@ -20494,6 +23383,8 @@
         </w:rPr>
         <w:t>distanceTo</w:t>
       </w:r>
+      <w:proofErr w:type="spellEnd"/>
+      <w:proofErr w:type="gramEnd"/>
       <w:r>
         <w:rPr>
           <w:rFonts w:ascii="Consolas" w:eastAsia="Times New Roman" w:hAnsi="Consolas" w:cs="Times New Roman"/>
@@ -20512,6 +23403,7 @@
         </w:rPr>
         <w:t>[</w:t>
       </w:r>
+      <w:proofErr w:type="spellStart"/>
       <w:r>
         <w:rPr>
           <w:rFonts w:ascii="Consolas" w:eastAsia="Times New Roman" w:hAnsi="Consolas" w:cs="Times New Roman"/>
@@ -20521,6 +23413,7 @@
         </w:rPr>
         <w:t>i</w:t>
       </w:r>
+      <w:proofErr w:type="spellEnd"/>
       <w:r>
         <w:rPr>
           <w:rFonts w:ascii="Consolas" w:eastAsia="Times New Roman" w:hAnsi="Consolas" w:cs="Times New Roman"/>
@@ -20614,6 +23507,7 @@
         </w:rPr>
         <w:t xml:space="preserve"> </w:t>
       </w:r>
+      <w:proofErr w:type="spellStart"/>
       <w:r>
         <w:rPr>
           <w:rFonts w:ascii="Consolas" w:eastAsia="Times New Roman" w:hAnsi="Consolas" w:cs="Times New Roman"/>
@@ -20623,6 +23517,7 @@
         </w:rPr>
         <w:t>minDistance</w:t>
       </w:r>
+      <w:proofErr w:type="spellEnd"/>
       <w:r>
         <w:rPr>
           <w:rFonts w:ascii="Consolas" w:eastAsia="Times New Roman" w:hAnsi="Consolas" w:cs="Times New Roman"/>
@@ -20674,6 +23569,7 @@
         </w:rPr>
         <w:t xml:space="preserve">                </w:t>
       </w:r>
+      <w:proofErr w:type="spellStart"/>
       <w:r>
         <w:rPr>
           <w:rFonts w:ascii="Consolas" w:eastAsia="Times New Roman" w:hAnsi="Consolas" w:cs="Times New Roman"/>
@@ -20683,6 +23579,7 @@
         </w:rPr>
         <w:t>minDistance</w:t>
       </w:r>
+      <w:proofErr w:type="spellEnd"/>
       <w:r>
         <w:rPr>
           <w:rFonts w:ascii="Consolas" w:eastAsia="Times New Roman" w:hAnsi="Consolas" w:cs="Times New Roman"/>
@@ -20710,6 +23607,7 @@
         </w:rPr>
         <w:t xml:space="preserve"> </w:t>
       </w:r>
+      <w:proofErr w:type="gramStart"/>
       <w:r>
         <w:rPr>
           <w:rFonts w:ascii="Consolas" w:eastAsia="Times New Roman" w:hAnsi="Consolas" w:cs="Times New Roman"/>
@@ -20728,6 +23626,7 @@
         </w:rPr>
         <w:t>;</w:t>
       </w:r>
+      <w:proofErr w:type="gramEnd"/>
     </w:p>
     <w:p>
       <w:pPr>
@@ -20749,6 +23648,7 @@
         </w:rPr>
         <w:t xml:space="preserve">                </w:t>
       </w:r>
+      <w:proofErr w:type="spellStart"/>
       <w:r>
         <w:rPr>
           <w:rFonts w:ascii="Consolas" w:eastAsia="Times New Roman" w:hAnsi="Consolas" w:cs="Times New Roman"/>
@@ -20758,6 +23658,7 @@
         </w:rPr>
         <w:t>nearestIndex</w:t>
       </w:r>
+      <w:proofErr w:type="spellEnd"/>
       <w:r>
         <w:rPr>
           <w:rFonts w:ascii="Consolas" w:eastAsia="Times New Roman" w:hAnsi="Consolas" w:cs="Times New Roman"/>
@@ -20785,6 +23686,8 @@
         </w:rPr>
         <w:t xml:space="preserve"> </w:t>
       </w:r>
+      <w:proofErr w:type="spellStart"/>
+      <w:proofErr w:type="gramStart"/>
       <w:r>
         <w:rPr>
           <w:rFonts w:ascii="Consolas" w:eastAsia="Times New Roman" w:hAnsi="Consolas" w:cs="Times New Roman"/>
@@ -20794,6 +23697,7 @@
         </w:rPr>
         <w:t>i</w:t>
       </w:r>
+      <w:proofErr w:type="spellEnd"/>
       <w:r>
         <w:rPr>
           <w:rFonts w:ascii="Consolas" w:eastAsia="Times New Roman" w:hAnsi="Consolas" w:cs="Times New Roman"/>
@@ -20803,6 +23707,7 @@
         </w:rPr>
         <w:t>;</w:t>
       </w:r>
+      <w:proofErr w:type="gramEnd"/>
     </w:p>
     <w:p>
       <w:pPr>
@@ -20884,6 +23789,7 @@
         </w:rPr>
         <w:t>[</w:t>
       </w:r>
+      <w:proofErr w:type="spellStart"/>
       <w:r>
         <w:rPr>
           <w:rFonts w:ascii="Consolas" w:eastAsia="Times New Roman" w:hAnsi="Consolas" w:cs="Times New Roman"/>
@@ -20893,6 +23799,8 @@
         </w:rPr>
         <w:t>nearestIndex</w:t>
       </w:r>
+      <w:proofErr w:type="spellEnd"/>
+      <w:proofErr w:type="gramStart"/>
       <w:r>
         <w:rPr>
           <w:rFonts w:ascii="Consolas" w:eastAsia="Times New Roman" w:hAnsi="Consolas" w:cs="Times New Roman"/>
@@ -20911,6 +23819,7 @@
         </w:rPr>
         <w:t>.</w:t>
       </w:r>
+      <w:proofErr w:type="spellStart"/>
       <w:r>
         <w:rPr>
           <w:rFonts w:ascii="Consolas" w:eastAsia="Times New Roman" w:hAnsi="Consolas" w:cs="Times New Roman"/>
@@ -20918,8 +23827,19 @@
           <w:sz w:val="21"/>
           <w:szCs w:val="21"/>
         </w:rPr>
-        <w:t>push_back</w:t>
-      </w:r>
+        <w:t>push</w:t>
+      </w:r>
+      <w:proofErr w:type="gramEnd"/>
+      <w:r>
+        <w:rPr>
+          <w:rFonts w:ascii="Consolas" w:eastAsia="Times New Roman" w:hAnsi="Consolas" w:cs="Times New Roman"/>
+          <w:color w:val="61AFEF"/>
+          <w:sz w:val="21"/>
+          <w:szCs w:val="21"/>
+        </w:rPr>
+        <w:t>_back</w:t>
+      </w:r>
+      <w:proofErr w:type="spellEnd"/>
       <w:r>
         <w:rPr>
           <w:rFonts w:ascii="Consolas" w:eastAsia="Times New Roman" w:hAnsi="Consolas" w:cs="Times New Roman"/>
@@ -21007,6 +23927,7 @@
         </w:rPr>
         <w:t xml:space="preserve"> </w:t>
       </w:r>
+      <w:proofErr w:type="gramStart"/>
       <w:r>
         <w:rPr>
           <w:rFonts w:ascii="Consolas" w:eastAsia="Times New Roman" w:hAnsi="Consolas" w:cs="Times New Roman"/>
@@ -21025,6 +23946,7 @@
         </w:rPr>
         <w:t>;</w:t>
       </w:r>
+      <w:proofErr w:type="gramEnd"/>
     </w:p>
     <w:p>
       <w:pPr>
@@ -21106,6 +24028,8 @@
         </w:rPr>
         <w:t xml:space="preserve">&gt; </w:t>
       </w:r>
+      <w:proofErr w:type="spellStart"/>
+      <w:proofErr w:type="gramStart"/>
       <w:r>
         <w:rPr>
           <w:rFonts w:ascii="Consolas" w:eastAsia="Times New Roman" w:hAnsi="Consolas" w:cs="Times New Roman"/>
@@ -21115,6 +24039,7 @@
         </w:rPr>
         <w:t>iterativeImprovementClusters</w:t>
       </w:r>
+      <w:proofErr w:type="spellEnd"/>
       <w:r>
         <w:rPr>
           <w:rFonts w:ascii="Consolas" w:eastAsia="Times New Roman" w:hAnsi="Consolas" w:cs="Times New Roman"/>
@@ -21124,6 +24049,7 @@
         </w:rPr>
         <w:t>(</w:t>
       </w:r>
+      <w:proofErr w:type="gramEnd"/>
       <w:r>
         <w:rPr>
           <w:rFonts w:ascii="Consolas" w:eastAsia="Times New Roman" w:hAnsi="Consolas" w:cs="Times New Roman"/>
@@ -21274,6 +24200,8 @@
         </w:rPr>
         <w:t xml:space="preserve"> (</w:t>
       </w:r>
+      <w:proofErr w:type="spellStart"/>
+      <w:proofErr w:type="gramStart"/>
       <w:r>
         <w:rPr>
           <w:rFonts w:ascii="Consolas" w:eastAsia="Times New Roman" w:hAnsi="Consolas" w:cs="Times New Roman"/>
@@ -21283,14 +24211,25 @@
         </w:rPr>
         <w:t>isBaseCase</w:t>
       </w:r>
-      <w:r>
-        <w:rPr>
-          <w:rFonts w:ascii="Consolas" w:eastAsia="Times New Roman" w:hAnsi="Consolas" w:cs="Times New Roman"/>
-          <w:color w:val="ABB2BF"/>
-          <w:sz w:val="21"/>
-          <w:szCs w:val="21"/>
-        </w:rPr>
-        <w:t>(points, k))</w:t>
+      <w:proofErr w:type="spellEnd"/>
+      <w:r>
+        <w:rPr>
+          <w:rFonts w:ascii="Consolas" w:eastAsia="Times New Roman" w:hAnsi="Consolas" w:cs="Times New Roman"/>
+          <w:color w:val="ABB2BF"/>
+          <w:sz w:val="21"/>
+          <w:szCs w:val="21"/>
+        </w:rPr>
+        <w:t>(</w:t>
+      </w:r>
+      <w:proofErr w:type="gramEnd"/>
+      <w:r>
+        <w:rPr>
+          <w:rFonts w:ascii="Consolas" w:eastAsia="Times New Roman" w:hAnsi="Consolas" w:cs="Times New Roman"/>
+          <w:color w:val="ABB2BF"/>
+          <w:sz w:val="21"/>
+          <w:szCs w:val="21"/>
+        </w:rPr>
+        <w:t>points, k))</w:t>
       </w:r>
     </w:p>
     <w:p>
@@ -21349,6 +24288,7 @@
         </w:rPr>
         <w:t xml:space="preserve"> </w:t>
       </w:r>
+      <w:proofErr w:type="gramStart"/>
       <w:r>
         <w:rPr>
           <w:rFonts w:ascii="Consolas" w:eastAsia="Times New Roman" w:hAnsi="Consolas" w:cs="Times New Roman"/>
@@ -21376,6 +24316,7 @@
         </w:rPr>
         <w:t>?</w:t>
       </w:r>
+      <w:proofErr w:type="gramEnd"/>
       <w:r>
         <w:rPr>
           <w:rFonts w:ascii="Consolas" w:eastAsia="Times New Roman" w:hAnsi="Consolas" w:cs="Times New Roman"/>
@@ -21448,6 +24389,7 @@
         </w:rPr>
         <w:t xml:space="preserve"> </w:t>
       </w:r>
+      <w:proofErr w:type="spellStart"/>
       <w:r>
         <w:rPr>
           <w:rFonts w:ascii="Consolas" w:eastAsia="Times New Roman" w:hAnsi="Consolas" w:cs="Times New Roman"/>
@@ -21457,6 +24399,7 @@
         </w:rPr>
         <w:t>eachPointAsCluster</w:t>
       </w:r>
+      <w:proofErr w:type="spellEnd"/>
       <w:r>
         <w:rPr>
           <w:rFonts w:ascii="Consolas" w:eastAsia="Times New Roman" w:hAnsi="Consolas" w:cs="Times New Roman"/>
@@ -21567,6 +24510,7 @@
         </w:rPr>
         <w:t xml:space="preserve"> </w:t>
       </w:r>
+      <w:proofErr w:type="gramStart"/>
       <w:r>
         <w:rPr>
           <w:rFonts w:ascii="Consolas" w:eastAsia="Times New Roman" w:hAnsi="Consolas" w:cs="Times New Roman"/>
@@ -21585,6 +24529,7 @@
         </w:rPr>
         <w:t>;</w:t>
       </w:r>
+      <w:proofErr w:type="gramEnd"/>
     </w:p>
     <w:p>
       <w:pPr>
@@ -21633,6 +24578,7 @@
         </w:rPr>
         <w:t xml:space="preserve"> </w:t>
       </w:r>
+      <w:proofErr w:type="spellStart"/>
       <w:r>
         <w:rPr>
           <w:rFonts w:ascii="Consolas" w:eastAsia="Times New Roman" w:hAnsi="Consolas" w:cs="Times New Roman"/>
@@ -21642,14 +24588,26 @@
         </w:rPr>
         <w:t>pointsIndices</w:t>
       </w:r>
-      <w:r>
-        <w:rPr>
-          <w:rFonts w:ascii="Consolas" w:eastAsia="Times New Roman" w:hAnsi="Consolas" w:cs="Times New Roman"/>
-          <w:color w:val="ABB2BF"/>
-          <w:sz w:val="21"/>
-          <w:szCs w:val="21"/>
-        </w:rPr>
-        <w:t>(points.</w:t>
+      <w:proofErr w:type="spellEnd"/>
+      <w:r>
+        <w:rPr>
+          <w:rFonts w:ascii="Consolas" w:eastAsia="Times New Roman" w:hAnsi="Consolas" w:cs="Times New Roman"/>
+          <w:color w:val="ABB2BF"/>
+          <w:sz w:val="21"/>
+          <w:szCs w:val="21"/>
+        </w:rPr>
+        <w:t>(</w:t>
+      </w:r>
+      <w:proofErr w:type="spellStart"/>
+      <w:proofErr w:type="gramStart"/>
+      <w:r>
+        <w:rPr>
+          <w:rFonts w:ascii="Consolas" w:eastAsia="Times New Roman" w:hAnsi="Consolas" w:cs="Times New Roman"/>
+          <w:color w:val="ABB2BF"/>
+          <w:sz w:val="21"/>
+          <w:szCs w:val="21"/>
+        </w:rPr>
+        <w:t>points.</w:t>
       </w:r>
       <w:r>
         <w:rPr>
@@ -21660,6 +24618,8 @@
         </w:rPr>
         <w:t>size</w:t>
       </w:r>
+      <w:proofErr w:type="spellEnd"/>
+      <w:proofErr w:type="gramEnd"/>
       <w:r>
         <w:rPr>
           <w:rFonts w:ascii="Consolas" w:eastAsia="Times New Roman" w:hAnsi="Consolas" w:cs="Times New Roman"/>
@@ -21690,6 +24650,7 @@
         </w:rPr>
         <w:t xml:space="preserve">    </w:t>
       </w:r>
+      <w:proofErr w:type="gramStart"/>
       <w:r>
         <w:rPr>
           <w:rFonts w:ascii="Consolas" w:eastAsia="Times New Roman" w:hAnsi="Consolas" w:cs="Times New Roman"/>
@@ -21708,6 +24669,8 @@
         </w:rPr>
         <w:t>(</w:t>
       </w:r>
+      <w:proofErr w:type="spellStart"/>
+      <w:proofErr w:type="gramEnd"/>
       <w:r>
         <w:rPr>
           <w:rFonts w:ascii="Consolas" w:eastAsia="Times New Roman" w:hAnsi="Consolas" w:cs="Times New Roman"/>
@@ -21735,6 +24698,7 @@
         </w:rPr>
         <w:t>begin</w:t>
       </w:r>
+      <w:proofErr w:type="spellEnd"/>
       <w:r>
         <w:rPr>
           <w:rFonts w:ascii="Consolas" w:eastAsia="Times New Roman" w:hAnsi="Consolas" w:cs="Times New Roman"/>
@@ -21744,6 +24708,7 @@
         </w:rPr>
         <w:t xml:space="preserve">(), </w:t>
       </w:r>
+      <w:proofErr w:type="spellStart"/>
       <w:r>
         <w:rPr>
           <w:rFonts w:ascii="Consolas" w:eastAsia="Times New Roman" w:hAnsi="Consolas" w:cs="Times New Roman"/>
@@ -21771,6 +24736,7 @@
         </w:rPr>
         <w:t>end</w:t>
       </w:r>
+      <w:proofErr w:type="spellEnd"/>
       <w:r>
         <w:rPr>
           <w:rFonts w:ascii="Consolas" w:eastAsia="Times New Roman" w:hAnsi="Consolas" w:cs="Times New Roman"/>
@@ -21819,6 +24785,7 @@
         </w:rPr>
         <w:t xml:space="preserve">    </w:t>
       </w:r>
+      <w:proofErr w:type="spellStart"/>
       <w:r>
         <w:rPr>
           <w:rFonts w:ascii="Consolas" w:eastAsia="Times New Roman" w:hAnsi="Consolas" w:cs="Times New Roman"/>
@@ -21826,8 +24793,19 @@
           <w:sz w:val="21"/>
           <w:szCs w:val="21"/>
         </w:rPr>
-        <w:t>random_shuffle</w:t>
-      </w:r>
+        <w:t>random_</w:t>
+      </w:r>
+      <w:proofErr w:type="gramStart"/>
+      <w:r>
+        <w:rPr>
+          <w:rFonts w:ascii="Consolas" w:eastAsia="Times New Roman" w:hAnsi="Consolas" w:cs="Times New Roman"/>
+          <w:color w:val="61AFEF"/>
+          <w:sz w:val="21"/>
+          <w:szCs w:val="21"/>
+        </w:rPr>
+        <w:t>shuffle</w:t>
+      </w:r>
+      <w:proofErr w:type="spellEnd"/>
       <w:r>
         <w:rPr>
           <w:rFonts w:ascii="Consolas" w:eastAsia="Times New Roman" w:hAnsi="Consolas" w:cs="Times New Roman"/>
@@ -21837,6 +24815,8 @@
         </w:rPr>
         <w:t>(</w:t>
       </w:r>
+      <w:proofErr w:type="spellStart"/>
+      <w:proofErr w:type="gramEnd"/>
       <w:r>
         <w:rPr>
           <w:rFonts w:ascii="Consolas" w:eastAsia="Times New Roman" w:hAnsi="Consolas" w:cs="Times New Roman"/>
@@ -21864,6 +24844,7 @@
         </w:rPr>
         <w:t>begin</w:t>
       </w:r>
+      <w:proofErr w:type="spellEnd"/>
       <w:r>
         <w:rPr>
           <w:rFonts w:ascii="Consolas" w:eastAsia="Times New Roman" w:hAnsi="Consolas" w:cs="Times New Roman"/>
@@ -21873,6 +24854,7 @@
         </w:rPr>
         <w:t xml:space="preserve">(), </w:t>
       </w:r>
+      <w:proofErr w:type="spellStart"/>
       <w:r>
         <w:rPr>
           <w:rFonts w:ascii="Consolas" w:eastAsia="Times New Roman" w:hAnsi="Consolas" w:cs="Times New Roman"/>
@@ -21900,6 +24882,7 @@
         </w:rPr>
         <w:t>end</w:t>
       </w:r>
+      <w:proofErr w:type="spellEnd"/>
       <w:r>
         <w:rPr>
           <w:rFonts w:ascii="Consolas" w:eastAsia="Times New Roman" w:hAnsi="Consolas" w:cs="Times New Roman"/>
@@ -21966,6 +24949,7 @@
         </w:rPr>
         <w:t xml:space="preserve"> </w:t>
       </w:r>
+      <w:proofErr w:type="spellStart"/>
       <w:r>
         <w:rPr>
           <w:rFonts w:ascii="Consolas" w:eastAsia="Times New Roman" w:hAnsi="Consolas" w:cs="Times New Roman"/>
@@ -21975,6 +24959,7 @@
         </w:rPr>
         <w:t>i</w:t>
       </w:r>
+      <w:proofErr w:type="spellEnd"/>
       <w:r>
         <w:rPr>
           <w:rFonts w:ascii="Consolas" w:eastAsia="Times New Roman" w:hAnsi="Consolas" w:cs="Times New Roman"/>
@@ -22020,6 +25005,7 @@
         </w:rPr>
         <w:t xml:space="preserve">; </w:t>
       </w:r>
+      <w:proofErr w:type="spellStart"/>
       <w:r>
         <w:rPr>
           <w:rFonts w:ascii="Consolas" w:eastAsia="Times New Roman" w:hAnsi="Consolas" w:cs="Times New Roman"/>
@@ -22029,6 +25015,7 @@
         </w:rPr>
         <w:t>i</w:t>
       </w:r>
+      <w:proofErr w:type="spellEnd"/>
       <w:r>
         <w:rPr>
           <w:rFonts w:ascii="Consolas" w:eastAsia="Times New Roman" w:hAnsi="Consolas" w:cs="Times New Roman"/>
@@ -22056,6 +25043,7 @@
         </w:rPr>
         <w:t xml:space="preserve"> k; </w:t>
       </w:r>
+      <w:proofErr w:type="spellStart"/>
       <w:r>
         <w:rPr>
           <w:rFonts w:ascii="Consolas" w:eastAsia="Times New Roman" w:hAnsi="Consolas" w:cs="Times New Roman"/>
@@ -22065,14 +25053,25 @@
         </w:rPr>
         <w:t>i</w:t>
       </w:r>
-      <w:r>
-        <w:rPr>
-          <w:rFonts w:ascii="Consolas" w:eastAsia="Times New Roman" w:hAnsi="Consolas" w:cs="Times New Roman"/>
-          <w:color w:val="C678DD"/>
-          <w:sz w:val="21"/>
-          <w:szCs w:val="21"/>
-        </w:rPr>
-        <w:t>++</w:t>
+      <w:proofErr w:type="spellEnd"/>
+      <w:r>
+        <w:rPr>
+          <w:rFonts w:ascii="Consolas" w:eastAsia="Times New Roman" w:hAnsi="Consolas" w:cs="Times New Roman"/>
+          <w:color w:val="C678DD"/>
+          <w:sz w:val="21"/>
+          <w:szCs w:val="21"/>
+        </w:rPr>
+        <w:t>+</w:t>
+      </w:r>
+      <w:proofErr w:type="gramStart"/>
+      <w:r>
+        <w:rPr>
+          <w:rFonts w:ascii="Consolas" w:eastAsia="Times New Roman" w:hAnsi="Consolas" w:cs="Times New Roman"/>
+          <w:color w:val="C678DD"/>
+          <w:sz w:val="21"/>
+          <w:szCs w:val="21"/>
+        </w:rPr>
+        <w:t>+</w:t>
       </w:r>
       <w:r>
         <w:rPr>
@@ -22083,6 +25082,7 @@
         </w:rPr>
         <w:t>){</w:t>
       </w:r>
+      <w:proofErr w:type="gramEnd"/>
     </w:p>
     <w:p>
       <w:pPr>
@@ -22122,6 +25122,7 @@
         </w:rPr>
         <w:t xml:space="preserve"> </w:t>
       </w:r>
+      <w:proofErr w:type="spellStart"/>
       <w:r>
         <w:rPr>
           <w:rFonts w:ascii="Consolas" w:eastAsia="Times New Roman" w:hAnsi="Consolas" w:cs="Times New Roman"/>
@@ -22131,6 +25132,7 @@
         </w:rPr>
         <w:t>randomPoint</w:t>
       </w:r>
+      <w:proofErr w:type="spellEnd"/>
       <w:r>
         <w:rPr>
           <w:rFonts w:ascii="Consolas" w:eastAsia="Times New Roman" w:hAnsi="Consolas" w:cs="Times New Roman"/>
@@ -22158,6 +25160,7 @@
         </w:rPr>
         <w:t xml:space="preserve"> </w:t>
       </w:r>
+      <w:proofErr w:type="spellStart"/>
       <w:r>
         <w:rPr>
           <w:rFonts w:ascii="Consolas" w:eastAsia="Times New Roman" w:hAnsi="Consolas" w:cs="Times New Roman"/>
@@ -22167,6 +25170,7 @@
         </w:rPr>
         <w:t>pointsIndices</w:t>
       </w:r>
+      <w:proofErr w:type="spellEnd"/>
       <w:r>
         <w:rPr>
           <w:rFonts w:ascii="Consolas" w:eastAsia="Times New Roman" w:hAnsi="Consolas" w:cs="Times New Roman"/>
@@ -22176,6 +25180,7 @@
         </w:rPr>
         <w:t>[</w:t>
       </w:r>
+      <w:proofErr w:type="spellStart"/>
       <w:r>
         <w:rPr>
           <w:rFonts w:ascii="Consolas" w:eastAsia="Times New Roman" w:hAnsi="Consolas" w:cs="Times New Roman"/>
@@ -22185,6 +25190,8 @@
         </w:rPr>
         <w:t>i</w:t>
       </w:r>
+      <w:proofErr w:type="spellEnd"/>
+      <w:proofErr w:type="gramStart"/>
       <w:r>
         <w:rPr>
           <w:rFonts w:ascii="Consolas" w:eastAsia="Times New Roman" w:hAnsi="Consolas" w:cs="Times New Roman"/>
@@ -22203,6 +25210,7 @@
         </w:rPr>
         <w:t>;</w:t>
       </w:r>
+      <w:proofErr w:type="gramEnd"/>
     </w:p>
     <w:p>
       <w:pPr>
@@ -22224,6 +25232,8 @@
         </w:rPr>
         <w:t xml:space="preserve">        </w:t>
       </w:r>
+      <w:proofErr w:type="spellStart"/>
+      <w:proofErr w:type="gramStart"/>
       <w:r>
         <w:rPr>
           <w:rFonts w:ascii="Consolas" w:eastAsia="Times New Roman" w:hAnsi="Consolas" w:cs="Times New Roman"/>
@@ -22249,8 +25259,19 @@
           <w:sz w:val="21"/>
           <w:szCs w:val="21"/>
         </w:rPr>
-        <w:t>push_back</w:t>
-      </w:r>
+        <w:t>push</w:t>
+      </w:r>
+      <w:proofErr w:type="gramEnd"/>
+      <w:r>
+        <w:rPr>
+          <w:rFonts w:ascii="Consolas" w:eastAsia="Times New Roman" w:hAnsi="Consolas" w:cs="Times New Roman"/>
+          <w:color w:val="61AFEF"/>
+          <w:sz w:val="21"/>
+          <w:szCs w:val="21"/>
+        </w:rPr>
+        <w:t>_back</w:t>
+      </w:r>
+      <w:proofErr w:type="spellEnd"/>
       <w:r>
         <w:rPr>
           <w:rFonts w:ascii="Consolas" w:eastAsia="Times New Roman" w:hAnsi="Consolas" w:cs="Times New Roman"/>
@@ -22269,6 +25290,7 @@
         </w:rPr>
         <w:t>[</w:t>
       </w:r>
+      <w:proofErr w:type="spellStart"/>
       <w:r>
         <w:rPr>
           <w:rFonts w:ascii="Consolas" w:eastAsia="Times New Roman" w:hAnsi="Consolas" w:cs="Times New Roman"/>
@@ -22278,6 +25300,7 @@
         </w:rPr>
         <w:t>randomPoint</w:t>
       </w:r>
+      <w:proofErr w:type="spellEnd"/>
       <w:r>
         <w:rPr>
           <w:rFonts w:ascii="Consolas" w:eastAsia="Times New Roman" w:hAnsi="Consolas" w:cs="Times New Roman"/>
@@ -22509,6 +25532,8 @@
         </w:rPr>
         <w:t xml:space="preserve"> </w:t>
       </w:r>
+      <w:proofErr w:type="spellStart"/>
+      <w:proofErr w:type="gramStart"/>
       <w:r>
         <w:rPr>
           <w:rFonts w:ascii="Consolas" w:eastAsia="Times New Roman" w:hAnsi="Consolas" w:cs="Times New Roman"/>
@@ -22518,14 +25543,25 @@
         </w:rPr>
         <w:t>assignPointsToNearestCluster</w:t>
       </w:r>
-      <w:r>
-        <w:rPr>
-          <w:rFonts w:ascii="Consolas" w:eastAsia="Times New Roman" w:hAnsi="Consolas" w:cs="Times New Roman"/>
-          <w:color w:val="ABB2BF"/>
-          <w:sz w:val="21"/>
-          <w:szCs w:val="21"/>
-        </w:rPr>
-        <w:t xml:space="preserve">(points, </w:t>
+      <w:proofErr w:type="spellEnd"/>
+      <w:r>
+        <w:rPr>
+          <w:rFonts w:ascii="Consolas" w:eastAsia="Times New Roman" w:hAnsi="Consolas" w:cs="Times New Roman"/>
+          <w:color w:val="ABB2BF"/>
+          <w:sz w:val="21"/>
+          <w:szCs w:val="21"/>
+        </w:rPr>
+        <w:t>(</w:t>
+      </w:r>
+      <w:proofErr w:type="gramEnd"/>
+      <w:r>
+        <w:rPr>
+          <w:rFonts w:ascii="Consolas" w:eastAsia="Times New Roman" w:hAnsi="Consolas" w:cs="Times New Roman"/>
+          <w:color w:val="ABB2BF"/>
+          <w:sz w:val="21"/>
+          <w:szCs w:val="21"/>
+        </w:rPr>
+        <w:t xml:space="preserve">points, </w:t>
       </w:r>
       <w:r>
         <w:rPr>
@@ -22624,6 +25660,8 @@
         </w:rPr>
         <w:t xml:space="preserve"> </w:t>
       </w:r>
+      <w:proofErr w:type="spellStart"/>
+      <w:proofErr w:type="gramStart"/>
       <w:r>
         <w:rPr>
           <w:rFonts w:ascii="Consolas" w:eastAsia="Times New Roman" w:hAnsi="Consolas" w:cs="Times New Roman"/>
@@ -22633,6 +25671,7 @@
         </w:rPr>
         <w:t>newCentroids</w:t>
       </w:r>
+      <w:proofErr w:type="spellEnd"/>
       <w:r>
         <w:rPr>
           <w:rFonts w:ascii="Consolas" w:eastAsia="Times New Roman" w:hAnsi="Consolas" w:cs="Times New Roman"/>
@@ -22642,6 +25681,7 @@
         </w:rPr>
         <w:t>;</w:t>
       </w:r>
+      <w:proofErr w:type="gramEnd"/>
     </w:p>
     <w:p>
       <w:pPr>
@@ -22717,6 +25757,7 @@
         </w:rPr>
         <w:t xml:space="preserve"> </w:t>
       </w:r>
+      <w:proofErr w:type="gramStart"/>
       <w:r>
         <w:rPr>
           <w:rFonts w:ascii="Consolas" w:eastAsia="Times New Roman" w:hAnsi="Consolas" w:cs="Times New Roman"/>
@@ -22735,6 +25776,7 @@
         </w:rPr>
         <w:t>;</w:t>
       </w:r>
+      <w:proofErr w:type="gramEnd"/>
     </w:p>
     <w:p>
       <w:pPr>
@@ -22792,6 +25834,7 @@
         </w:rPr>
         <w:t xml:space="preserve"> </w:t>
       </w:r>
+      <w:proofErr w:type="spellStart"/>
       <w:r>
         <w:rPr>
           <w:rFonts w:ascii="Consolas" w:eastAsia="Times New Roman" w:hAnsi="Consolas" w:cs="Times New Roman"/>
@@ -22801,6 +25844,7 @@
         </w:rPr>
         <w:t>i</w:t>
       </w:r>
+      <w:proofErr w:type="spellEnd"/>
       <w:r>
         <w:rPr>
           <w:rFonts w:ascii="Consolas" w:eastAsia="Times New Roman" w:hAnsi="Consolas" w:cs="Times New Roman"/>
@@ -22846,6 +25890,7 @@
         </w:rPr>
         <w:t xml:space="preserve">; </w:t>
       </w:r>
+      <w:proofErr w:type="spellStart"/>
       <w:r>
         <w:rPr>
           <w:rFonts w:ascii="Consolas" w:eastAsia="Times New Roman" w:hAnsi="Consolas" w:cs="Times New Roman"/>
@@ -22855,6 +25900,7 @@
         </w:rPr>
         <w:t>i</w:t>
       </w:r>
+      <w:proofErr w:type="spellEnd"/>
       <w:r>
         <w:rPr>
           <w:rFonts w:ascii="Consolas" w:eastAsia="Times New Roman" w:hAnsi="Consolas" w:cs="Times New Roman"/>
@@ -22882,6 +25928,7 @@
         </w:rPr>
         <w:t xml:space="preserve"> k; </w:t>
       </w:r>
+      <w:proofErr w:type="spellStart"/>
       <w:r>
         <w:rPr>
           <w:rFonts w:ascii="Consolas" w:eastAsia="Times New Roman" w:hAnsi="Consolas" w:cs="Times New Roman"/>
@@ -22891,6 +25938,7 @@
         </w:rPr>
         <w:t>i</w:t>
       </w:r>
+      <w:proofErr w:type="spellEnd"/>
       <w:r>
         <w:rPr>
           <w:rFonts w:ascii="Consolas" w:eastAsia="Times New Roman" w:hAnsi="Consolas" w:cs="Times New Roman"/>
@@ -23015,6 +26063,7 @@
         </w:rPr>
         <w:t xml:space="preserve"> </w:t>
       </w:r>
+      <w:proofErr w:type="spellStart"/>
       <w:r>
         <w:rPr>
           <w:rFonts w:ascii="Consolas" w:eastAsia="Times New Roman" w:hAnsi="Consolas" w:cs="Times New Roman"/>
@@ -23024,6 +26073,7 @@
         </w:rPr>
         <w:t>newCentroid</w:t>
       </w:r>
+      <w:proofErr w:type="spellEnd"/>
       <w:r>
         <w:rPr>
           <w:rFonts w:ascii="Consolas" w:eastAsia="Times New Roman" w:hAnsi="Consolas" w:cs="Times New Roman"/>
@@ -23051,6 +26101,7 @@
         </w:rPr>
         <w:t xml:space="preserve"> </w:t>
       </w:r>
+      <w:proofErr w:type="spellStart"/>
       <w:r>
         <w:rPr>
           <w:rFonts w:ascii="Consolas" w:eastAsia="Times New Roman" w:hAnsi="Consolas" w:cs="Times New Roman"/>
@@ -23060,6 +26111,7 @@
         </w:rPr>
         <w:t>computeCentroid</w:t>
       </w:r>
+      <w:proofErr w:type="spellEnd"/>
       <w:r>
         <w:rPr>
           <w:rFonts w:ascii="Consolas" w:eastAsia="Times New Roman" w:hAnsi="Consolas" w:cs="Times New Roman"/>
@@ -23087,6 +26139,7 @@
         </w:rPr>
         <w:t>[</w:t>
       </w:r>
+      <w:proofErr w:type="spellStart"/>
       <w:r>
         <w:rPr>
           <w:rFonts w:ascii="Consolas" w:eastAsia="Times New Roman" w:hAnsi="Consolas" w:cs="Times New Roman"/>
@@ -23096,6 +26149,7 @@
         </w:rPr>
         <w:t>i</w:t>
       </w:r>
+      <w:proofErr w:type="spellEnd"/>
       <w:r>
         <w:rPr>
           <w:rFonts w:ascii="Consolas" w:eastAsia="Times New Roman" w:hAnsi="Consolas" w:cs="Times New Roman"/>
@@ -23105,14 +26159,25 @@
         </w:rPr>
         <w:t>]</w:t>
       </w:r>
-      <w:r>
-        <w:rPr>
-          <w:rFonts w:ascii="Consolas" w:eastAsia="Times New Roman" w:hAnsi="Consolas" w:cs="Times New Roman"/>
-          <w:color w:val="ABB2BF"/>
-          <w:sz w:val="21"/>
-          <w:szCs w:val="21"/>
-        </w:rPr>
-        <w:t xml:space="preserve">); </w:t>
+      <w:proofErr w:type="gramStart"/>
+      <w:r>
+        <w:rPr>
+          <w:rFonts w:ascii="Consolas" w:eastAsia="Times New Roman" w:hAnsi="Consolas" w:cs="Times New Roman"/>
+          <w:color w:val="ABB2BF"/>
+          <w:sz w:val="21"/>
+          <w:szCs w:val="21"/>
+        </w:rPr>
+        <w:t>);</w:t>
+      </w:r>
+      <w:proofErr w:type="gramEnd"/>
+      <w:r>
+        <w:rPr>
+          <w:rFonts w:ascii="Consolas" w:eastAsia="Times New Roman" w:hAnsi="Consolas" w:cs="Times New Roman"/>
+          <w:color w:val="ABB2BF"/>
+          <w:sz w:val="21"/>
+          <w:szCs w:val="21"/>
+        </w:rPr>
+        <w:t xml:space="preserve"> </w:t>
       </w:r>
     </w:p>
     <w:p>
@@ -23153,6 +26218,8 @@
         </w:rPr>
         <w:t xml:space="preserve"> (</w:t>
       </w:r>
+      <w:proofErr w:type="spellStart"/>
+      <w:proofErr w:type="gramStart"/>
       <w:r>
         <w:rPr>
           <w:rFonts w:ascii="Consolas" w:eastAsia="Times New Roman" w:hAnsi="Consolas" w:cs="Times New Roman"/>
@@ -23162,6 +26229,7 @@
         </w:rPr>
         <w:t>newCentroid</w:t>
       </w:r>
+      <w:proofErr w:type="spellEnd"/>
       <w:r>
         <w:rPr>
           <w:rFonts w:ascii="Consolas" w:eastAsia="Times New Roman" w:hAnsi="Consolas" w:cs="Times New Roman"/>
@@ -23178,7 +26246,17 @@
           <w:sz w:val="21"/>
           <w:szCs w:val="21"/>
         </w:rPr>
-        <w:t>!=</w:t>
+        <w:t>!</w:t>
+      </w:r>
+      <w:proofErr w:type="gramEnd"/>
+      <w:r>
+        <w:rPr>
+          <w:rFonts w:ascii="Consolas" w:eastAsia="Times New Roman" w:hAnsi="Consolas" w:cs="Times New Roman"/>
+          <w:color w:val="61AFEF"/>
+          <w:sz w:val="21"/>
+          <w:szCs w:val="21"/>
+        </w:rPr>
+        <w:t>=</w:t>
       </w:r>
       <w:r>
         <w:rPr>
@@ -23207,6 +26285,7 @@
         </w:rPr>
         <w:t>[</w:t>
       </w:r>
+      <w:proofErr w:type="spellStart"/>
       <w:r>
         <w:rPr>
           <w:rFonts w:ascii="Consolas" w:eastAsia="Times New Roman" w:hAnsi="Consolas" w:cs="Times New Roman"/>
@@ -23216,6 +26295,7 @@
         </w:rPr>
         <w:t>i</w:t>
       </w:r>
+      <w:proofErr w:type="spellEnd"/>
       <w:r>
         <w:rPr>
           <w:rFonts w:ascii="Consolas" w:eastAsia="Times New Roman" w:hAnsi="Consolas" w:cs="Times New Roman"/>
@@ -23291,6 +26371,7 @@
         </w:rPr>
         <w:t xml:space="preserve"> </w:t>
       </w:r>
+      <w:proofErr w:type="gramStart"/>
       <w:r>
         <w:rPr>
           <w:rFonts w:ascii="Consolas" w:eastAsia="Times New Roman" w:hAnsi="Consolas" w:cs="Times New Roman"/>
@@ -23309,6 +26390,7 @@
         </w:rPr>
         <w:t>;</w:t>
       </w:r>
+      <w:proofErr w:type="gramEnd"/>
     </w:p>
     <w:p>
       <w:pPr>
@@ -23342,6 +26424,7 @@
         </w:rPr>
         <w:t xml:space="preserve">            </w:t>
       </w:r>
+      <w:proofErr w:type="spellStart"/>
       <w:r>
         <w:rPr>
           <w:rFonts w:ascii="Consolas" w:eastAsia="Times New Roman" w:hAnsi="Consolas" w:cs="Times New Roman"/>
@@ -23369,6 +26452,7 @@
         </w:rPr>
         <w:t>push_back</w:t>
       </w:r>
+      <w:proofErr w:type="spellEnd"/>
       <w:r>
         <w:rPr>
           <w:rFonts w:ascii="Consolas" w:eastAsia="Times New Roman" w:hAnsi="Consolas" w:cs="Times New Roman"/>
@@ -23378,6 +26462,7 @@
         </w:rPr>
         <w:t>(</w:t>
       </w:r>
+      <w:proofErr w:type="spellStart"/>
       <w:r>
         <w:rPr>
           <w:rFonts w:ascii="Consolas" w:eastAsia="Times New Roman" w:hAnsi="Consolas" w:cs="Times New Roman"/>
@@ -23387,6 +26472,8 @@
         </w:rPr>
         <w:t>newCentroid</w:t>
       </w:r>
+      <w:proofErr w:type="spellEnd"/>
+      <w:proofErr w:type="gramStart"/>
       <w:r>
         <w:rPr>
           <w:rFonts w:ascii="Consolas" w:eastAsia="Times New Roman" w:hAnsi="Consolas" w:cs="Times New Roman"/>
@@ -23396,6 +26483,7 @@
         </w:rPr>
         <w:t>);</w:t>
       </w:r>
+      <w:proofErr w:type="gramEnd"/>
     </w:p>
     <w:p>
       <w:pPr>
@@ -23525,6 +26613,7 @@
         </w:rPr>
         <w:t xml:space="preserve"> </w:t>
       </w:r>
+      <w:proofErr w:type="gramStart"/>
       <w:r>
         <w:rPr>
           <w:rFonts w:ascii="Consolas" w:eastAsia="Times New Roman" w:hAnsi="Consolas" w:cs="Times New Roman"/>
@@ -23543,6 +26632,7 @@
         </w:rPr>
         <w:t>;</w:t>
       </w:r>
+      <w:proofErr w:type="gramEnd"/>
     </w:p>
     <w:p>
       <w:pPr>
@@ -23612,6 +26702,8 @@
         </w:rPr>
         <w:t xml:space="preserve"> </w:t>
       </w:r>
+      <w:proofErr w:type="spellStart"/>
+      <w:proofErr w:type="gramStart"/>
       <w:r>
         <w:rPr>
           <w:rFonts w:ascii="Consolas" w:eastAsia="Times New Roman" w:hAnsi="Consolas" w:cs="Times New Roman"/>
@@ -23621,6 +26713,7 @@
         </w:rPr>
         <w:t>newCentroids</w:t>
       </w:r>
+      <w:proofErr w:type="spellEnd"/>
       <w:r>
         <w:rPr>
           <w:rFonts w:ascii="Consolas" w:eastAsia="Times New Roman" w:hAnsi="Consolas" w:cs="Times New Roman"/>
@@ -23630,6 +26723,7 @@
         </w:rPr>
         <w:t>;</w:t>
       </w:r>
+      <w:proofErr w:type="gramEnd"/>
     </w:p>
     <w:p>
       <w:pPr>
@@ -23733,17 +26827,41 @@
     </w:p>
     <w:p>
       <w:r>
-        <w:t xml:space="preserve">        Point(1, 2), Point(3, 4), Point(5, 6),</w:t>
-      </w:r>
-    </w:p>
-    <w:p>
-      <w:r>
-        <w:t xml:space="preserve">        Point(7, 8), Point(9, 10), Point(11, 12),</w:t>
-      </w:r>
-    </w:p>
-    <w:p>
-      <w:r>
-        <w:t xml:space="preserve">        Point(13, 14), Point(15, 16), Point(17, 18), Point{19, 20}</w:t>
+        <w:t xml:space="preserve">        </w:t>
+      </w:r>
+      <w:proofErr w:type="gramStart"/>
+      <w:r>
+        <w:t>Point(</w:t>
+      </w:r>
+      <w:proofErr w:type="gramEnd"/>
+      <w:r>
+        <w:t>1, 2), Point(3, 4), Point(5, 6),</w:t>
+      </w:r>
+    </w:p>
+    <w:p>
+      <w:r>
+        <w:t xml:space="preserve">        </w:t>
+      </w:r>
+      <w:proofErr w:type="gramStart"/>
+      <w:r>
+        <w:t>Point(</w:t>
+      </w:r>
+      <w:proofErr w:type="gramEnd"/>
+      <w:r>
+        <w:t>7, 8), Point(9, 10), Point(11, 12),</w:t>
+      </w:r>
+    </w:p>
+    <w:p>
+      <w:r>
+        <w:t xml:space="preserve">        </w:t>
+      </w:r>
+      <w:proofErr w:type="gramStart"/>
+      <w:r>
+        <w:t>Point(</w:t>
+      </w:r>
+      <w:proofErr w:type="gramEnd"/>
+      <w:r>
+        <w:t>13, 14), Point(15, 16), Point(17, 18), Point{19, 20}</w:t>
       </w:r>
     </w:p>
     <w:p>
@@ -23784,32 +26902,80 @@
     </w:p>
     <w:p>
       <w:r>
-        <w:t xml:space="preserve">        Point(2, 3), Point(3, 2), Point(4, 5), Point(5, 4), Point(6, 3),</w:t>
-      </w:r>
-    </w:p>
-    <w:p>
-      <w:r>
-        <w:t xml:space="preserve">        Point(1, 6), Point(7, 2), Point(3, 7), Point(4, 4), Point(5, 5),</w:t>
-      </w:r>
-    </w:p>
-    <w:p>
-      <w:r>
-        <w:t xml:space="preserve">        Point(11, 12), Point(12, 11), Point(13, 14), Point(14, 13), Point(15, 12),</w:t>
-      </w:r>
-    </w:p>
-    <w:p>
-      <w:r>
-        <w:t xml:space="preserve">        Point(10, 15), Point(16, 11), Point(12, 16), Point(13, 13), Point(14, 14),</w:t>
-      </w:r>
-    </w:p>
-    <w:p>
-      <w:r>
-        <w:t xml:space="preserve">        Point(20, 21), Point(21, 20), Point(22, 23), Point(23, 22), Point(24, 21),</w:t>
-      </w:r>
-    </w:p>
-    <w:p>
-      <w:r>
-        <w:t xml:space="preserve">        Point(20, 24), Point(25, 22), Point(22, 25), Point(23, 23), Point(24, 24)</w:t>
+        <w:t xml:space="preserve">        </w:t>
+      </w:r>
+      <w:proofErr w:type="gramStart"/>
+      <w:r>
+        <w:t>Point(</w:t>
+      </w:r>
+      <w:proofErr w:type="gramEnd"/>
+      <w:r>
+        <w:t>2, 3), Point(3, 2), Point(4, 5), Point(5, 4), Point(6, 3),</w:t>
+      </w:r>
+    </w:p>
+    <w:p>
+      <w:r>
+        <w:t xml:space="preserve">        </w:t>
+      </w:r>
+      <w:proofErr w:type="gramStart"/>
+      <w:r>
+        <w:t>Point(</w:t>
+      </w:r>
+      <w:proofErr w:type="gramEnd"/>
+      <w:r>
+        <w:t>1, 6), Point(7, 2), Point(3, 7), Point(4, 4), Point(5, 5),</w:t>
+      </w:r>
+    </w:p>
+    <w:p>
+      <w:r>
+        <w:t xml:space="preserve">        </w:t>
+      </w:r>
+      <w:proofErr w:type="gramStart"/>
+      <w:r>
+        <w:t>Point(</w:t>
+      </w:r>
+      <w:proofErr w:type="gramEnd"/>
+      <w:r>
+        <w:t>11, 12), Point(12, 11), Point(13, 14), Point(14, 13), Point(15, 12),</w:t>
+      </w:r>
+    </w:p>
+    <w:p>
+      <w:r>
+        <w:t xml:space="preserve">        </w:t>
+      </w:r>
+      <w:proofErr w:type="gramStart"/>
+      <w:r>
+        <w:t>Point(</w:t>
+      </w:r>
+      <w:proofErr w:type="gramEnd"/>
+      <w:r>
+        <w:t>10, 15), Point(16, 11), Point(12, 16), Point(13, 13), Point(14, 14),</w:t>
+      </w:r>
+    </w:p>
+    <w:p>
+      <w:r>
+        <w:t xml:space="preserve">        </w:t>
+      </w:r>
+      <w:proofErr w:type="gramStart"/>
+      <w:r>
+        <w:t>Point(</w:t>
+      </w:r>
+      <w:proofErr w:type="gramEnd"/>
+      <w:r>
+        <w:t>20, 21), Point(21, 20), Point(22, 23), Point(23, 22), Point(24, 21),</w:t>
+      </w:r>
+    </w:p>
+    <w:p>
+      <w:r>
+        <w:t xml:space="preserve">        </w:t>
+      </w:r>
+      <w:proofErr w:type="gramStart"/>
+      <w:r>
+        <w:t>Point(</w:t>
+      </w:r>
+      <w:proofErr w:type="gramEnd"/>
+      <w:r>
+        <w:t>20, 24), Point(25, 22), Point(22, 25), Point(23, 23), Point(24, 24)</w:t>
       </w:r>
     </w:p>
     <w:p>
@@ -24152,13 +27318,23 @@
           <w:rFonts w:cstheme="minorHAnsi"/>
         </w:rPr>
       </w:pPr>
+      <w:proofErr w:type="spellStart"/>
       <w:r>
         <w:rPr>
           <w:rFonts w:cstheme="minorHAnsi"/>
           <w:b/>
           <w:bCs/>
         </w:rPr>
-        <w:t xml:space="preserve">generateAllCombinations: </w:t>
+        <w:t>generateAllCombinations</w:t>
+      </w:r>
+      <w:proofErr w:type="spellEnd"/>
+      <w:r>
+        <w:rPr>
+          <w:rFonts w:cstheme="minorHAnsi"/>
+          <w:b/>
+          <w:bCs/>
+        </w:rPr>
+        <w:t xml:space="preserve">: </w:t>
       </w:r>
       <w:r>
         <w:rPr>
@@ -24373,13 +27549,23 @@
           <w:rFonts w:cstheme="minorHAnsi"/>
         </w:rPr>
       </w:pPr>
+      <w:proofErr w:type="spellStart"/>
       <w:r>
         <w:rPr>
           <w:rFonts w:cstheme="minorHAnsi"/>
           <w:b/>
           <w:bCs/>
         </w:rPr>
-        <w:t xml:space="preserve">calculatePartitionScore: </w:t>
+        <w:t>calculatePartitionScore</w:t>
+      </w:r>
+      <w:proofErr w:type="spellEnd"/>
+      <w:r>
+        <w:rPr>
+          <w:rFonts w:cstheme="minorHAnsi"/>
+          <w:b/>
+          <w:bCs/>
+        </w:rPr>
+        <w:t xml:space="preserve">: </w:t>
       </w:r>
       <w:r>
         <w:rPr>
@@ -24597,12 +27783,21 @@
       </w:r>
     </w:p>
     <w:p>
+      <w:proofErr w:type="spellStart"/>
       <w:r>
         <w:rPr>
           <w:b/>
           <w:bCs/>
         </w:rPr>
-        <w:t>allPartitions Storage:</w:t>
+        <w:t>allPartitions</w:t>
+      </w:r>
+      <w:proofErr w:type="spellEnd"/>
+      <w:r>
+        <w:rPr>
+          <w:b/>
+          <w:bCs/>
+        </w:rPr>
+        <w:t xml:space="preserve"> Storage:</w:t>
       </w:r>
       <w:r>
         <w:t xml:space="preserve"> </w:t>
@@ -24760,8 +27955,13 @@
         <w:jc w:val="both"/>
       </w:pPr>
       <w:r>
-        <w:t>1. Complexity of mergeClusters</w:t>
-      </w:r>
+        <w:t xml:space="preserve">1. Complexity of </w:t>
+      </w:r>
+      <w:proofErr w:type="spellStart"/>
+      <w:r>
+        <w:t>mergeClusters</w:t>
+      </w:r>
+      <w:proofErr w:type="spellEnd"/>
     </w:p>
     <w:p>
       <w:pPr>
@@ -24769,7 +27969,15 @@
         <w:jc w:val="both"/>
       </w:pPr>
       <w:r>
-        <w:t>This function is the bottleneck. It repeatedly merges the two closest clusters until the count reaches targetCount.</w:t>
+        <w:t xml:space="preserve">This function is the bottleneck. It repeatedly merges the two closest clusters until the count reaches </w:t>
+      </w:r>
+      <w:proofErr w:type="spellStart"/>
+      <w:r>
+        <w:t>targetCount</w:t>
+      </w:r>
+      <w:proofErr w:type="spellEnd"/>
+      <w:r>
+        <w:t>.</w:t>
       </w:r>
     </w:p>
     <w:p>
@@ -24785,7 +27993,15 @@
         <w:jc w:val="both"/>
       </w:pPr>
       <w:r>
-        <w:t xml:space="preserve">    Nested For Loops: To find the minDistance, it compares every pair of clusters. If there are m clusters, this takes O(m2) comparisons.</w:t>
+        <w:t xml:space="preserve">    Nested For Loops: To find the </w:t>
+      </w:r>
+      <w:proofErr w:type="spellStart"/>
+      <w:r>
+        <w:t>minDistance</w:t>
+      </w:r>
+      <w:proofErr w:type="spellEnd"/>
+      <w:r>
+        <w:t>, it compares every pair of clusters. If there are m clusters, this takes O(m2) comparisons.</w:t>
       </w:r>
     </w:p>
     <w:p>
@@ -24793,7 +28009,15 @@
         <w:jc w:val="both"/>
       </w:pPr>
       <w:r>
-        <w:t xml:space="preserve">    Distance Calculation: clusterDistance calculates centroids. This depends on the number of points in the clusters, which can be up to N.</w:t>
+        <w:t xml:space="preserve">    Distance Calculation: </w:t>
+      </w:r>
+      <w:proofErr w:type="spellStart"/>
+      <w:r>
+        <w:t>clusterDistance</w:t>
+      </w:r>
+      <w:proofErr w:type="spellEnd"/>
+      <w:r>
+        <w:t xml:space="preserve"> calculates centroids. This depends on the number of points in the clusters, which can be up to N.</w:t>
       </w:r>
     </w:p>
     <w:p>
@@ -24801,7 +28025,17 @@
         <w:jc w:val="both"/>
       </w:pPr>
       <w:r>
-        <w:t xml:space="preserve">    Vector Operations: clusters.erase() is O(m) because it shifts elements.</w:t>
+        <w:t xml:space="preserve">    Vector Operations: </w:t>
+      </w:r>
+      <w:proofErr w:type="spellStart"/>
+      <w:proofErr w:type="gramStart"/>
+      <w:r>
+        <w:t>clusters.erase</w:t>
+      </w:r>
+      <w:proofErr w:type="spellEnd"/>
+      <w:proofErr w:type="gramEnd"/>
+      <w:r>
+        <w:t>() is O(m) because it shifts elements.</w:t>
       </w:r>
     </w:p>
     <w:p>
@@ -24880,8 +28114,13 @@
         <w:jc w:val="both"/>
       </w:pPr>
       <w:r>
-        <w:t>2. Complexity of divideAndConquerClusters</w:t>
-      </w:r>
+        <w:t xml:space="preserve">2. Complexity of </w:t>
+      </w:r>
+      <w:proofErr w:type="spellStart"/>
+      <w:r>
+        <w:t>divideAndConquerClusters</w:t>
+      </w:r>
+      <w:proofErr w:type="spellEnd"/>
     </w:p>
     <w:p>
       <w:pPr>
@@ -25044,7 +28283,23 @@
         <w:jc w:val="both"/>
       </w:pPr>
       <w:r>
-        <w:t xml:space="preserve">    Recursive Work: The "Divide" step takes O(N) to copy points into leftPoints and rightPoints.</w:t>
+        <w:t xml:space="preserve">    Recursive Work: The "Divide" step takes O(N) to copy points into </w:t>
+      </w:r>
+      <w:proofErr w:type="spellStart"/>
+      <w:r>
+        <w:t>leftPoints</w:t>
+      </w:r>
+      <w:proofErr w:type="spellEnd"/>
+      <w:r>
+        <w:t xml:space="preserve"> and </w:t>
+      </w:r>
+      <w:proofErr w:type="spellStart"/>
+      <w:r>
+        <w:t>rightPoints</w:t>
+      </w:r>
+      <w:proofErr w:type="spellEnd"/>
+      <w:r>
+        <w:t>.</w:t>
       </w:r>
     </w:p>
     <w:p>
@@ -25052,7 +28307,15 @@
         <w:jc w:val="both"/>
       </w:pPr>
       <w:r>
-        <w:t xml:space="preserve">    Combining Step: The mergeClusters function is called at every level of the tree.</w:t>
+        <w:t xml:space="preserve">    Combining Step: The </w:t>
+      </w:r>
+      <w:proofErr w:type="spellStart"/>
+      <w:r>
+        <w:t>mergeClusters</w:t>
+      </w:r>
+      <w:proofErr w:type="spellEnd"/>
+      <w:r>
+        <w:t xml:space="preserve"> function is called at every level of the tree.</w:t>
       </w:r>
     </w:p>
     <w:p>
@@ -25074,7 +28337,15 @@
         <w:jc w:val="both"/>
       </w:pPr>
       <w:r>
-        <w:t>Because the mergeClusters step is applied at each level of the recursion and its complexity depends heavily on k (which is constant relative to N in most calls), the overall complexity is:</w:t>
+        <w:t xml:space="preserve">Because the </w:t>
+      </w:r>
+      <w:proofErr w:type="spellStart"/>
+      <w:r>
+        <w:t>mergeClusters</w:t>
+      </w:r>
+      <w:proofErr w:type="spellEnd"/>
+      <w:r>
+        <w:t xml:space="preserve"> step is applied at each level of the recursion and its complexity depends heavily on k (which is constant relative to N in most calls), the overall complexity is:</w:t>
       </w:r>
     </w:p>
     <w:p>
@@ -25347,7 +28618,15 @@
         <w:jc w:val="both"/>
       </w:pPr>
       <w:r>
-        <w:t xml:space="preserve">    Stack Depth: O(logN) due to the halving of points.</w:t>
+        <w:t xml:space="preserve">    Stack Depth: O(</w:t>
+      </w:r>
+      <w:proofErr w:type="spellStart"/>
+      <w:r>
+        <w:t>logN</w:t>
+      </w:r>
+      <w:proofErr w:type="spellEnd"/>
+      <w:r>
+        <w:t>) due to the halving of points.</w:t>
       </w:r>
     </w:p>
     <w:p>
@@ -25363,7 +28642,23 @@
         <w:jc w:val="both"/>
       </w:pPr>
       <w:r>
-        <w:t xml:space="preserve">    Total Space: O(NlogN) in the worst case due to the way vectors are copied and passed in this specific C++ implementation. (Note: Passing by reference or using std::span could reduce this to O(N)).</w:t>
+        <w:t xml:space="preserve">    Total Space: O(</w:t>
+      </w:r>
+      <w:proofErr w:type="spellStart"/>
+      <w:r>
+        <w:t>NlogN</w:t>
+      </w:r>
+      <w:proofErr w:type="spellEnd"/>
+      <w:r>
+        <w:t xml:space="preserve">) in the worst case due to the way vectors are copied and passed in this specific C++ implementation. (Note: Passing by reference or using </w:t>
+      </w:r>
+      <w:proofErr w:type="gramStart"/>
+      <w:r>
+        <w:t>std::</w:t>
+      </w:r>
+      <w:proofErr w:type="gramEnd"/>
+      <w:r>
+        <w:t>span could reduce this to O(N)).</w:t>
       </w:r>
     </w:p>
     <w:p/>
@@ -25416,7 +28711,23 @@
         <w:jc w:val="both"/>
       </w:pPr>
       <w:r>
-        <w:t>Generating indices and shuffling: O(n) using random_shuffle (or std::shuffle).</w:t>
+        <w:t xml:space="preserve">Generating indices and shuffling: O(n) using </w:t>
+      </w:r>
+      <w:proofErr w:type="spellStart"/>
+      <w:r>
+        <w:t>random_shuffle</w:t>
+      </w:r>
+      <w:proofErr w:type="spellEnd"/>
+      <w:r>
+        <w:t xml:space="preserve"> (or </w:t>
+      </w:r>
+      <w:proofErr w:type="gramStart"/>
+      <w:r>
+        <w:t>std::</w:t>
+      </w:r>
+      <w:proofErr w:type="gramEnd"/>
+      <w:r>
+        <w:t>shuffle).</w:t>
       </w:r>
     </w:p>
     <w:p>
@@ -25453,7 +28764,15 @@
         <w:jc w:val="both"/>
       </w:pPr>
       <w:r>
-        <w:t>B. Assignment Phase (assignPointsToNearestCluster)</w:t>
+        <w:t>B. Assignment Phase (</w:t>
+      </w:r>
+      <w:proofErr w:type="spellStart"/>
+      <w:r>
+        <w:t>assignPointsToNearestCluster</w:t>
+      </w:r>
+      <w:proofErr w:type="spellEnd"/>
+      <w:r>
+        <w:t>)</w:t>
       </w:r>
     </w:p>
     <w:p>
@@ -25482,7 +28801,15 @@
           <w:b/>
           <w:bCs/>
         </w:rPr>
-        <w:t>Total per iteration: O(n</w:t>
+        <w:t>Total per iteration: O(</w:t>
+      </w:r>
+      <w:proofErr w:type="spellStart"/>
+      <w:r>
+        <w:rPr>
+          <w:b/>
+          <w:bCs/>
+        </w:rPr>
+        <w:t>n</w:t>
       </w:r>
       <w:r>
         <w:rPr>
@@ -25497,7 +28824,15 @@
           <w:b/>
           <w:bCs/>
         </w:rPr>
-        <w:t>k).</w:t>
+        <w:t>k</w:t>
+      </w:r>
+      <w:proofErr w:type="spellEnd"/>
+      <w:r>
+        <w:rPr>
+          <w:b/>
+          <w:bCs/>
+        </w:rPr>
+        <w:t>).</w:t>
       </w:r>
     </w:p>
     <w:p>
@@ -25505,7 +28840,15 @@
         <w:jc w:val="both"/>
       </w:pPr>
       <w:r>
-        <w:t>C. Update Phase (computeCentroid)</w:t>
+        <w:t>C. Update Phase (</w:t>
+      </w:r>
+      <w:proofErr w:type="spellStart"/>
+      <w:r>
+        <w:t>computeCentroid</w:t>
+      </w:r>
+      <w:proofErr w:type="spellEnd"/>
+      <w:r>
+        <w:t>)</w:t>
       </w:r>
     </w:p>
     <w:p>
@@ -25986,8 +29329,13 @@
               <w:jc w:val="center"/>
             </w:pPr>
             <w:r>
-              <w:t>Divide &amp; Conquer</w:t>
+              <w:t xml:space="preserve">Divide &amp; </w:t>
             </w:r>
+            <w:proofErr w:type="gramStart"/>
+            <w:r>
+              <w:t>Conquer</w:t>
+            </w:r>
+            <w:proofErr w:type="gramEnd"/>
           </w:p>
         </w:tc>
         <w:tc>
@@ -26231,7 +29579,11 @@
           </w:tcPr>
           <w:p>
             <w:r>
-              <w:t>O(n</w:t>
+              <w:t>O(</w:t>
+            </w:r>
+            <w:proofErr w:type="spellStart"/>
+            <w:r>
+              <w:t>n</w:t>
             </w:r>
             <w:r>
               <w:rPr>
@@ -26240,7 +29592,11 @@
               <w:t>⋅</w:t>
             </w:r>
             <w:r>
-              <w:t>kn)</w:t>
+              <w:t>kn</w:t>
+            </w:r>
+            <w:proofErr w:type="spellEnd"/>
+            <w:r>
+              <w:t>)</w:t>
             </w:r>
           </w:p>
         </w:tc>
@@ -26264,7 +29620,11 @@
           </w:tcPr>
           <w:p>
             <w:r>
-              <w:t>O(I</w:t>
+              <w:t>O(</w:t>
+            </w:r>
+            <w:proofErr w:type="spellStart"/>
+            <w:r>
+              <w:t>I</w:t>
             </w:r>
             <w:r>
               <w:rPr>
@@ -26282,7 +29642,11 @@
               <w:t>⋅</w:t>
             </w:r>
             <w:r>
-              <w:t>k)</w:t>
+              <w:t>k</w:t>
+            </w:r>
+            <w:proofErr w:type="spellEnd"/>
+            <w:r>
+              <w:t>)</w:t>
             </w:r>
           </w:p>
         </w:tc>
@@ -26338,7 +29702,15 @@
           </w:tcPr>
           <w:p>
             <w:r>
-              <w:t>O(NlogN)</w:t>
+              <w:t>O(</w:t>
+            </w:r>
+            <w:proofErr w:type="spellStart"/>
+            <w:r>
+              <w:t>NlogN</w:t>
+            </w:r>
+            <w:proofErr w:type="spellEnd"/>
+            <w:r>
+              <w:t>)</w:t>
             </w:r>
           </w:p>
         </w:tc>
@@ -26362,7 +29734,11 @@
           </w:tcPr>
           <w:p>
             <w:r>
-              <w:t>O(n</w:t>
+              <w:t>O(</w:t>
+            </w:r>
+            <w:proofErr w:type="spellStart"/>
+            <w:r>
+              <w:t>n</w:t>
             </w:r>
             <w:r>
               <w:rPr>
@@ -26371,7 +29747,11 @@
               <w:t>⋅</w:t>
             </w:r>
             <w:r>
-              <w:t>kn)</w:t>
+              <w:t>kn</w:t>
+            </w:r>
+            <w:proofErr w:type="spellEnd"/>
+            <w:r>
+              <w:t>)</w:t>
             </w:r>
           </w:p>
         </w:tc>
@@ -26395,7 +29775,15 @@
           </w:tcPr>
           <w:p>
             <w:r>
-              <w:t>O(n+k)</w:t>
+              <w:t>O(</w:t>
+            </w:r>
+            <w:proofErr w:type="spellStart"/>
+            <w:r>
+              <w:t>n+k</w:t>
+            </w:r>
+            <w:proofErr w:type="spellEnd"/>
+            <w:r>
+              <w:t>)</w:t>
             </w:r>
           </w:p>
         </w:tc>
@@ -26942,7 +30330,23 @@
           <w:b/>
           <w:bCs/>
         </w:rPr>
-        <w:t>2. CURE (Clustering Using REpresentatives) Algorithm</w:t>
+        <w:t xml:space="preserve">2. CURE (Clustering Using </w:t>
+      </w:r>
+      <w:proofErr w:type="spellStart"/>
+      <w:r>
+        <w:rPr>
+          <w:b/>
+          <w:bCs/>
+        </w:rPr>
+        <w:t>REpresentatives</w:t>
+      </w:r>
+      <w:proofErr w:type="spellEnd"/>
+      <w:r>
+        <w:rPr>
+          <w:b/>
+          <w:bCs/>
+        </w:rPr>
+        <w:t>) Algorithm</w:t>
       </w:r>
     </w:p>
     <w:p>
@@ -27194,69 +30598,6 @@
     <w:p/>
     <w:p/>
     <w:p/>
-    <w:p/>
-    <w:p/>
-    <w:p/>
-    <w:p>
-      <w:r>
-        <w:br w:type="page"/>
-      </w:r>
-    </w:p>
-    <w:p>
-      <w:pPr>
-        <w:pStyle w:val="Heading2"/>
-      </w:pPr>
-      <w:r>
-        <w:lastRenderedPageBreak/>
-        <w:t>References</w:t>
-      </w:r>
-    </w:p>
-    <w:p>
-      <w:pPr>
-        <w:pStyle w:val="ListParagraph"/>
-        <w:numPr>
-          <w:ilvl w:val="0"/>
-          <w:numId w:val="18"/>
-        </w:numPr>
-        <w:jc w:val="both"/>
-      </w:pPr>
-      <w:r>
-        <w:t xml:space="preserve">Wikipedia contributors. "Stirling numbers of the second kind." </w:t>
-      </w:r>
-      <w:r>
-        <w:rPr>
-          <w:i/>
-          <w:iCs/>
-        </w:rPr>
-        <w:t>Wikipedia, The Free Encyclopedia</w:t>
-      </w:r>
-      <w:r>
-        <w:t>. Wikipedia, The Free Encyclopedia, 30 Apr. 2026. Web. 4 May. 2026.</w:t>
-      </w:r>
-    </w:p>
-    <w:p>
-      <w:pPr>
-        <w:pStyle w:val="ListParagraph"/>
-        <w:numPr>
-          <w:ilvl w:val="0"/>
-          <w:numId w:val="18"/>
-        </w:numPr>
-        <w:jc w:val="both"/>
-      </w:pPr>
-      <w:r>
-        <w:t xml:space="preserve">Leskovec, J., &amp; Rajaraman, A. (n.d.). </w:t>
-      </w:r>
-      <w:r>
-        <w:rPr>
-          <w:i/>
-          <w:iCs/>
-        </w:rPr>
-        <w:t>Clustering Algorithms</w:t>
-      </w:r>
-      <w:r>
-        <w:t xml:space="preserve"> [Lecture slides]. CS345a: Data Mining, Stanford University.</w:t>
-      </w:r>
-    </w:p>
     <w:p/>
     <w:p/>
     <w:p/>
